--- a/TS-Kramam/TS-4.4/TS 4.4 Tamil Krama Paatam Corrections.docx
+++ b/TS-Kramam/TS-4.4/TS 4.4 Tamil Krama Paatam Corrections.docx
@@ -1,6 +1,6 @@
 
 <file path=word/document.xml><?xml version="1.0" encoding="utf-8"?>
-<w:document xmlns:wpc="http://schemas.microsoft.com/office/word/2010/wordprocessingCanvas" xmlns:cx="http://schemas.microsoft.com/office/drawing/2014/chartex" xmlns:cx1="http://schemas.microsoft.com/office/drawing/2015/9/8/chartex" xmlns:cx2="http://schemas.microsoft.com/office/drawing/2015/10/21/chartex" xmlns:cx3="http://schemas.microsoft.com/office/drawing/2016/5/9/chartex" xmlns:cx4="http://schemas.microsoft.com/office/drawing/2016/5/10/chartex" xmlns:cx5="http://schemas.microsoft.com/office/drawing/2016/5/11/chartex" xmlns:cx6="http://schemas.microsoft.com/office/drawing/2016/5/12/chartex" xmlns:cx7="http://schemas.microsoft.com/office/drawing/2016/5/13/chartex" xmlns:cx8="http://schemas.microsoft.com/office/drawing/2016/5/14/chartex" xmlns:mc="http://schemas.openxmlformats.org/markup-compatibility/2006" xmlns:aink="http://schemas.microsoft.com/office/drawing/2016/ink" xmlns:am3d="http://schemas.microsoft.com/office/drawing/2017/model3d" xmlns:o="urn:schemas-microsoft-com:office:office" xmlns:oel="http://schemas.microsoft.com/office/2019/extlst" xmlns:r="http://schemas.openxmlformats.org/officeDocument/2006/relationships" xmlns:m="http://schemas.openxmlformats.org/officeDocument/2006/math" xmlns:v="urn:schemas-microsoft-com:vml" xmlns:wp14="http://schemas.microsoft.com/office/word/2010/wordprocessingDrawing" xmlns:wp="http://schemas.openxmlformats.org/drawingml/2006/wordprocessingDrawing" xmlns:w10="urn:schemas-microsoft-com:office:word" xmlns:w="http://schemas.openxmlformats.org/wordprocessingml/2006/main" xmlns:w14="http://schemas.microsoft.com/office/word/2010/wordml" xmlns:w15="http://schemas.microsoft.com/office/word/2012/wordml" xmlns:w16cei="http://schemas.microsoft.com/office/word/2026/wordml/cei" xmlns:w16cex="http://schemas.microsoft.com/office/word/2018/wordml/cex" xmlns:w16cid="http://schemas.microsoft.com/office/word/2016/wordml/cid" xmlns:w16="http://schemas.microsoft.com/office/word/2018/wordml" xmlns:w16du="http://schemas.microsoft.com/office/word/2023/wordml/word16du" xmlns:w16sdtdh="http://schemas.microsoft.com/office/word/2020/wordml/sdtdatahash" xmlns:w16sdtfl="http://schemas.microsoft.com/office/word/2024/wordml/sdtformatlock" xmlns:w16se="http://schemas.microsoft.com/office/word/2015/wordml/symex" xmlns:wpg="http://schemas.microsoft.com/office/word/2010/wordprocessingGroup" xmlns:wpi="http://schemas.microsoft.com/office/word/2010/wordprocessingInk" xmlns:wne="http://schemas.microsoft.com/office/word/2006/wordml" xmlns:wps="http://schemas.microsoft.com/office/word/2010/wordprocessingShape" mc:Ignorable="w14 w15 w16se w16cid w16 w16cex w16sdtdh w16sdtfl w16du wp14">
+<w:document xmlns:wpc="http://schemas.microsoft.com/office/word/2010/wordprocessingCanvas" xmlns:cx="http://schemas.microsoft.com/office/drawing/2014/chartex" xmlns:cx1="http://schemas.microsoft.com/office/drawing/2015/9/8/chartex" xmlns:cx2="http://schemas.microsoft.com/office/drawing/2015/10/21/chartex" xmlns:cx3="http://schemas.microsoft.com/office/drawing/2016/5/9/chartex" xmlns:cx4="http://schemas.microsoft.com/office/drawing/2016/5/10/chartex" xmlns:cx5="http://schemas.microsoft.com/office/drawing/2016/5/11/chartex" xmlns:cx6="http://schemas.microsoft.com/office/drawing/2016/5/12/chartex" xmlns:cx7="http://schemas.microsoft.com/office/drawing/2016/5/13/chartex" xmlns:cx8="http://schemas.microsoft.com/office/drawing/2016/5/14/chartex" xmlns:mc="http://schemas.openxmlformats.org/markup-compatibility/2006" xmlns:aink="http://schemas.microsoft.com/office/drawing/2016/ink" xmlns:am3d="http://schemas.microsoft.com/office/drawing/2017/model3d" xmlns:o="urn:schemas-microsoft-com:office:office" xmlns:oel="http://schemas.microsoft.com/office/2019/extlst" xmlns:r="http://schemas.openxmlformats.org/officeDocument/2006/relationships" xmlns:m="http://schemas.openxmlformats.org/officeDocument/2006/math" xmlns:v="urn:schemas-microsoft-com:vml" xmlns:wp14="http://schemas.microsoft.com/office/word/2010/wordprocessingDrawing" xmlns:wp="http://schemas.openxmlformats.org/drawingml/2006/wordprocessingDrawing" xmlns:w10="urn:schemas-microsoft-com:office:word" xmlns:w="http://schemas.openxmlformats.org/wordprocessingml/2006/main" xmlns:w14="http://schemas.microsoft.com/office/word/2010/wordml" xmlns:w15="http://schemas.microsoft.com/office/word/2012/wordml" xmlns:w16cex="http://schemas.microsoft.com/office/word/2018/wordml/cex" xmlns:w16cid="http://schemas.microsoft.com/office/word/2016/wordml/cid" xmlns:w16="http://schemas.microsoft.com/office/word/2018/wordml" xmlns:w16du="http://schemas.microsoft.com/office/word/2023/wordml/word16du" xmlns:w16sdtdh="http://schemas.microsoft.com/office/word/2020/wordml/sdtdatahash" xmlns:w16sdtfl="http://schemas.microsoft.com/office/word/2024/wordml/sdtformatlock" xmlns:w16se="http://schemas.microsoft.com/office/word/2015/wordml/symex" xmlns:wpg="http://schemas.microsoft.com/office/word/2010/wordprocessingGroup" xmlns:wpi="http://schemas.microsoft.com/office/word/2010/wordprocessingInk" xmlns:wne="http://schemas.microsoft.com/office/word/2006/wordml" xmlns:wps="http://schemas.microsoft.com/office/word/2010/wordprocessingShape" mc:Ignorable="w14 w15 w16se w16cid w16 w16cex w16sdtdh w16sdtfl w16du wp14">
   <w:body>
     <w:p>
       <w:pPr>
@@ -234,7 +234,7 @@
       </w:tr>
       <w:tr>
         <w:trPr>
-          <w:trHeight w:val="1118"/>
+          <w:trHeight w:val="1699"/>
         </w:trPr>
         <w:tc>
           <w:tcPr>
@@ -249,7 +249,7 @@
               <w:autoSpaceDE w:val="0"/>
               <w:autoSpaceDN w:val="0"/>
               <w:adjustRightInd w:val="0"/>
-              <w:spacing w:before="0" w:line="252" w:lineRule="auto"/>
+              <w:spacing w:before="0" w:line="240" w:lineRule="auto"/>
               <w:ind w:right="297"/>
               <w:rPr>
                 <w:rFonts w:cs="Arial"/>
@@ -265,34 +265,7 @@
                 <w:sz w:val="28"/>
                 <w:szCs w:val="32"/>
               </w:rPr>
-              <w:t>T.S.4.4.</w:t>
-            </w:r>
-            <w:r>
-              <w:rPr>
-                <w:rFonts w:cs="Arial"/>
-                <w:b/>
-                <w:sz w:val="28"/>
-                <w:szCs w:val="32"/>
-              </w:rPr>
-              <w:t>4</w:t>
-            </w:r>
-            <w:r>
-              <w:rPr>
-                <w:rFonts w:cs="Arial"/>
-                <w:b/>
-                <w:sz w:val="28"/>
-                <w:szCs w:val="32"/>
-              </w:rPr>
-              <w:t>.</w:t>
-            </w:r>
-            <w:r>
-              <w:rPr>
-                <w:rFonts w:cs="Arial"/>
-                <w:b/>
-                <w:sz w:val="28"/>
-                <w:szCs w:val="32"/>
-              </w:rPr>
-              <w:t>3</w:t>
+              <w:t>T.S.4.4.3.2</w:t>
             </w:r>
             <w:r>
               <w:rPr>
@@ -313,7 +286,7 @@
               <w:autoSpaceDE w:val="0"/>
               <w:autoSpaceDN w:val="0"/>
               <w:adjustRightInd w:val="0"/>
-              <w:spacing w:before="0" w:line="252" w:lineRule="auto"/>
+              <w:spacing w:before="0" w:line="240" w:lineRule="auto"/>
               <w:ind w:right="297"/>
               <w:rPr>
                 <w:rFonts w:cs="Arial"/>
@@ -338,7 +311,7 @@
                 <w:sz w:val="28"/>
                 <w:szCs w:val="32"/>
               </w:rPr>
-              <w:t>45</w:t>
+              <w:t>22</w:t>
             </w:r>
           </w:p>
           <w:p>
@@ -350,7 +323,7 @@
               <w:autoSpaceDE w:val="0"/>
               <w:autoSpaceDN w:val="0"/>
               <w:adjustRightInd w:val="0"/>
-              <w:spacing w:before="0" w:line="252" w:lineRule="auto"/>
+              <w:spacing w:before="0" w:line="240" w:lineRule="auto"/>
               <w:ind w:right="297"/>
               <w:rPr>
                 <w:rFonts w:cs="Arial"/>
@@ -383,7 +356,7 @@
                 <w:sz w:val="28"/>
                 <w:szCs w:val="28"/>
               </w:rPr>
-              <w:t>12</w:t>
+              <w:t>8</w:t>
             </w:r>
           </w:p>
         </w:tc>
@@ -398,9 +371,8 @@
               <w:autoSpaceDN w:val="0"/>
               <w:adjustRightInd w:val="0"/>
               <w:spacing w:before="0" w:line="240" w:lineRule="auto"/>
-              <w:ind w:right="-136"/>
-              <w:rPr>
-                <w:rFonts w:ascii="BRH Devanagari Extra" w:hAnsi="BRH Devanagari Extra" w:cs="BRH Devanagari Extra"/>
+              <w:rPr>
+                <w:rFonts w:ascii="BRH Malayalam Extra" w:hAnsi="BRH Malayalam Extra" w:cs="BRH Malayalam Extra"/>
                 <w:color w:val="000000"/>
                 <w:sz w:val="40"/>
                 <w:szCs w:val="40"/>
@@ -414,7 +386,7 @@
                 <w:cs/>
                 <w:lang w:bidi="ta-IN"/>
               </w:rPr>
-              <w:t>ஶோ</w:t>
+              <w:t>ச</w:t>
             </w:r>
             <w:r>
               <w:rPr>
@@ -431,10 +403,288 @@
                 <w:rFonts w:ascii="Latha" w:hAnsi="Latha" w:cs="Latha"/>
                 <w:sz w:val="28"/>
                 <w:szCs w:val="28"/>
-                <w:cs/>
-                <w:lang w:bidi="ta-IN"/>
-              </w:rPr>
-              <w:t>சிஷ்கே</w:t>
+                <w:lang w:bidi="ta-IN"/>
+              </w:rPr>
+              <w:t xml:space="preserve"> </w:t>
+            </w:r>
+            <w:r>
+              <w:rPr>
+                <w:rFonts w:ascii="Latha" w:hAnsi="Latha" w:cs="Latha"/>
+                <w:sz w:val="28"/>
+                <w:szCs w:val="28"/>
+                <w:cs/>
+                <w:lang w:bidi="ta-IN"/>
+              </w:rPr>
+              <w:t>ஸே</w:t>
+            </w:r>
+            <w:r>
+              <w:rPr>
+                <w:rFonts w:ascii="BRH Tamil Tab Extra" w:hAnsi="BRH Tamil Tab Extra" w:cs="Latha"/>
+                <w:b/>
+                <w:sz w:val="36"/>
+                <w:szCs w:val="28"/>
+                <w:lang w:bidi="ta-IN"/>
+              </w:rPr>
+              <w:t>…</w:t>
+            </w:r>
+            <w:r>
+              <w:rPr>
+                <w:rFonts w:ascii="Latha" w:hAnsi="Latha" w:cs="Latha"/>
+                <w:sz w:val="28"/>
+                <w:szCs w:val="28"/>
+                <w:cs/>
+                <w:lang w:bidi="ta-IN"/>
+              </w:rPr>
+              <w:t>னா</w:t>
+            </w:r>
+            <w:r>
+              <w:rPr>
+                <w:rFonts w:ascii="BRH Tamil Tab Extra" w:hAnsi="BRH Tamil Tab Extra" w:cs="Latha"/>
+                <w:b/>
+                <w:sz w:val="36"/>
+                <w:szCs w:val="28"/>
+                <w:lang w:bidi="ta-IN"/>
+              </w:rPr>
+              <w:t>…</w:t>
+            </w:r>
+            <w:r>
+              <w:rPr>
+                <w:rFonts w:ascii="Latha" w:hAnsi="Latha" w:cs="Latha"/>
+                <w:sz w:val="28"/>
+                <w:szCs w:val="28"/>
+                <w:cs/>
+                <w:lang w:bidi="ta-IN"/>
+              </w:rPr>
+              <w:t>னி</w:t>
+            </w:r>
+            <w:r>
+              <w:rPr>
+                <w:rFonts w:ascii="BRH Tamil Tab Extra" w:hAnsi="BRH Tamil Tab Extra" w:cs="Latha"/>
+                <w:b/>
+                <w:sz w:val="36"/>
+                <w:szCs w:val="28"/>
+                <w:lang w:bidi="ta-IN"/>
+              </w:rPr>
+              <w:t>…</w:t>
+            </w:r>
+            <w:r>
+              <w:rPr>
+                <w:rFonts w:ascii="Latha" w:hAnsi="Latha" w:cs="Latha"/>
+                <w:sz w:val="28"/>
+                <w:szCs w:val="28"/>
+                <w:cs/>
+                <w:lang w:bidi="ta-IN"/>
+              </w:rPr>
+              <w:t>க்</w:t>
+            </w:r>
+            <w:r>
+              <w:rPr>
+                <w:rFonts w:ascii="Latha" w:hAnsi="Latha" w:cs="Latha"/>
+                <w:b/>
+                <w:bCs/>
+                <w:position w:val="-12"/>
+                <w:sz w:val="28"/>
+                <w:szCs w:val="28"/>
+                <w:cs/>
+                <w:lang w:bidi="ta-IN"/>
+              </w:rPr>
+              <w:t>3</w:t>
+            </w:r>
+            <w:r>
+              <w:rPr>
+                <w:rFonts w:ascii="Latha" w:hAnsi="Latha" w:cs="Latha"/>
+                <w:sz w:val="28"/>
+                <w:szCs w:val="28"/>
+                <w:cs/>
+                <w:lang w:bidi="ta-IN"/>
+              </w:rPr>
+              <w:t>ரா</w:t>
+            </w:r>
+            <w:r>
+              <w:rPr>
+                <w:rFonts w:ascii="BRH Tamil Tab Extra" w:hAnsi="BRH Tamil Tab Extra" w:cs="Latha"/>
+                <w:b/>
+                <w:sz w:val="36"/>
+                <w:szCs w:val="28"/>
+                <w:lang w:bidi="ta-IN"/>
+              </w:rPr>
+              <w:t>…</w:t>
+            </w:r>
+            <w:r>
+              <w:rPr>
+                <w:rFonts w:ascii="Latha" w:hAnsi="Latha" w:cs="Latha"/>
+                <w:sz w:val="28"/>
+                <w:szCs w:val="28"/>
+                <w:cs/>
+                <w:lang w:bidi="ta-IN"/>
+              </w:rPr>
+              <w:t>ம</w:t>
+            </w:r>
+            <w:r>
+              <w:rPr>
+                <w:rFonts w:ascii="BRH Tamil Tab Extra" w:hAnsi="BRH Tamil Tab Extra" w:cs="Latha"/>
+                <w:b/>
+                <w:sz w:val="36"/>
+                <w:szCs w:val="28"/>
+                <w:lang w:bidi="ta-IN"/>
+              </w:rPr>
+              <w:t>…</w:t>
+            </w:r>
+            <w:r>
+              <w:rPr>
+                <w:rFonts w:ascii="Latha" w:hAnsi="Latha" w:cs="Latha"/>
+                <w:sz w:val="28"/>
+                <w:szCs w:val="28"/>
+                <w:cs/>
+                <w:lang w:bidi="ta-IN"/>
+              </w:rPr>
+              <w:t>ண்யௌ</w:t>
+            </w:r>
+            <w:r>
+              <w:rPr>
+                <w:rFonts w:ascii="BRH Tamil Tab Extra" w:hAnsi="BRH Tamil Tab Extra" w:cs="Latha"/>
+                <w:b/>
+                <w:sz w:val="36"/>
+                <w:szCs w:val="28"/>
+                <w:lang w:bidi="ta-IN"/>
+              </w:rPr>
+              <w:t>‡</w:t>
+            </w:r>
+            <w:r>
+              <w:rPr>
+                <w:rFonts w:ascii="Latha" w:hAnsi="Latha" w:cs="Latha"/>
+                <w:sz w:val="28"/>
+                <w:szCs w:val="28"/>
+                <w:lang w:bidi="ta-IN"/>
+              </w:rPr>
+              <w:t xml:space="preserve"> | </w:t>
+            </w:r>
+            <w:r>
+              <w:rPr>
+                <w:rFonts w:ascii="Latha" w:hAnsi="Latha" w:cs="Latha"/>
+                <w:sz w:val="28"/>
+                <w:szCs w:val="28"/>
+                <w:cs/>
+                <w:lang w:bidi="ta-IN"/>
+              </w:rPr>
+              <w:t>ஸே</w:t>
+            </w:r>
+            <w:r>
+              <w:rPr>
+                <w:rFonts w:ascii="BRH Tamil Tab Extra" w:hAnsi="BRH Tamil Tab Extra" w:cs="Latha"/>
+                <w:b/>
+                <w:sz w:val="36"/>
+                <w:szCs w:val="28"/>
+                <w:lang w:bidi="ta-IN"/>
+              </w:rPr>
+              <w:t>…</w:t>
+            </w:r>
+            <w:r>
+              <w:rPr>
+                <w:rFonts w:ascii="Latha" w:hAnsi="Latha" w:cs="Latha"/>
+                <w:sz w:val="28"/>
+                <w:szCs w:val="28"/>
+                <w:cs/>
+                <w:lang w:bidi="ta-IN"/>
+              </w:rPr>
+              <w:t>னா</w:t>
+            </w:r>
+            <w:r>
+              <w:rPr>
+                <w:rFonts w:ascii="BRH Tamil Tab Extra" w:hAnsi="BRH Tamil Tab Extra" w:cs="Latha"/>
+                <w:b/>
+                <w:sz w:val="36"/>
+                <w:szCs w:val="28"/>
+                <w:lang w:bidi="ta-IN"/>
+              </w:rPr>
+              <w:t>…</w:t>
+            </w:r>
+            <w:r>
+              <w:rPr>
+                <w:rFonts w:ascii="Latha" w:hAnsi="Latha" w:cs="Latha"/>
+                <w:sz w:val="28"/>
+                <w:szCs w:val="28"/>
+                <w:cs/>
+                <w:lang w:bidi="ta-IN"/>
+              </w:rPr>
+              <w:t>னி</w:t>
+            </w:r>
+            <w:r>
+              <w:rPr>
+                <w:rFonts w:ascii="BRH Tamil Tab Extra" w:hAnsi="BRH Tamil Tab Extra" w:cs="Latha"/>
+                <w:b/>
+                <w:sz w:val="36"/>
+                <w:szCs w:val="28"/>
+                <w:lang w:bidi="ta-IN"/>
+              </w:rPr>
+              <w:t>…</w:t>
+            </w:r>
+            <w:r>
+              <w:rPr>
+                <w:rFonts w:ascii="Latha" w:hAnsi="Latha" w:cs="Latha"/>
+                <w:sz w:val="28"/>
+                <w:szCs w:val="28"/>
+                <w:highlight w:val="yellow"/>
+                <w:cs/>
+                <w:lang w:bidi="ta-IN"/>
+              </w:rPr>
+              <w:t>கா</w:t>
+            </w:r>
+            <w:r>
+              <w:rPr>
+                <w:rFonts w:ascii="BRH Tamil Tab Extra" w:hAnsi="BRH Tamil Tab Extra" w:cs="Latha"/>
+                <w:b/>
+                <w:sz w:val="36"/>
+                <w:szCs w:val="28"/>
+                <w:highlight w:val="yellow"/>
+                <w:lang w:bidi="ta-IN"/>
+              </w:rPr>
+              <w:t>…</w:t>
+            </w:r>
+            <w:r>
+              <w:rPr>
+                <w:rFonts w:ascii="Latha" w:hAnsi="Latha" w:cs="Latha"/>
+                <w:b/>
+                <w:bCs/>
+                <w:position w:val="-12"/>
+                <w:sz w:val="28"/>
+                <w:szCs w:val="28"/>
+                <w:highlight w:val="yellow"/>
+                <w:cs/>
+                <w:lang w:bidi="ta-IN"/>
+              </w:rPr>
+              <w:t>3</w:t>
+            </w:r>
+            <w:r>
+              <w:rPr>
+                <w:rFonts w:ascii="Latha" w:hAnsi="Latha" w:cs="Latha"/>
+                <w:sz w:val="28"/>
+                <w:szCs w:val="28"/>
+                <w:highlight w:val="yellow"/>
+                <w:cs/>
+                <w:lang w:bidi="ta-IN"/>
+              </w:rPr>
+              <w:t>ம</w:t>
+            </w:r>
+            <w:r>
+              <w:rPr>
+                <w:rFonts w:ascii="BRH Tamil Tab Extra" w:hAnsi="BRH Tamil Tab Extra" w:cs="Latha"/>
+                <w:b/>
+                <w:sz w:val="36"/>
+                <w:szCs w:val="28"/>
+                <w:lang w:bidi="ta-IN"/>
+              </w:rPr>
+              <w:t>…</w:t>
+            </w:r>
+            <w:r>
+              <w:rPr>
+                <w:rFonts w:ascii="Latha" w:hAnsi="Latha" w:cs="Latha"/>
+                <w:sz w:val="28"/>
+                <w:szCs w:val="28"/>
+                <w:cs/>
+                <w:lang w:bidi="ta-IN"/>
+              </w:rPr>
+              <w:t>ண்யௌ</w:t>
             </w:r>
             <w:r>
               <w:rPr>
@@ -451,16 +701,6 @@
                 <w:rFonts w:ascii="Latha" w:hAnsi="Latha" w:cs="Latha"/>
                 <w:sz w:val="28"/>
                 <w:szCs w:val="28"/>
-                <w:cs/>
-                <w:lang w:bidi="ta-IN"/>
-              </w:rPr>
-              <w:t>ஶம்</w:t>
-            </w:r>
-            <w:r>
-              <w:rPr>
-                <w:rFonts w:ascii="Latha" w:hAnsi="Latha" w:cs="Latha"/>
-                <w:sz w:val="28"/>
-                <w:szCs w:val="28"/>
                 <w:lang w:bidi="ta-IN"/>
               </w:rPr>
               <w:t xml:space="preserve"> </w:t>
@@ -473,28 +713,37 @@
                 <w:cs/>
                 <w:lang w:bidi="ta-IN"/>
               </w:rPr>
-              <w:t>புருப்</w:t>
-            </w:r>
-            <w:r>
-              <w:rPr>
-                <w:rFonts w:ascii="Latha" w:hAnsi="Latha" w:cs="Latha"/>
-                <w:sz w:val="28"/>
-                <w:szCs w:val="28"/>
-                <w:highlight w:val="yellow"/>
-                <w:cs/>
-                <w:lang w:bidi="ta-IN"/>
-              </w:rPr>
-              <w:t>ரி</w:t>
-            </w:r>
-            <w:r>
-              <w:rPr>
-                <w:rFonts w:ascii="Latha" w:hAnsi="Latha" w:cs="Latha"/>
-                <w:sz w:val="28"/>
-                <w:szCs w:val="28"/>
-                <w:cs/>
-                <w:lang w:bidi="ta-IN"/>
-              </w:rPr>
-              <w:t>ய</w:t>
+              <w:t>வி</w:t>
+            </w:r>
+            <w:r>
+              <w:rPr>
+                <w:rFonts w:ascii="BRH Tamil Tab Extra" w:hAnsi="BRH Tamil Tab Extra" w:cs="Latha"/>
+                <w:b/>
+                <w:sz w:val="36"/>
+                <w:szCs w:val="28"/>
+                <w:lang w:bidi="ta-IN"/>
+              </w:rPr>
+              <w:t>…</w:t>
+            </w:r>
+            <w:r>
+              <w:rPr>
+                <w:rFonts w:ascii="Latha" w:hAnsi="Latha" w:cs="Latha"/>
+                <w:sz w:val="28"/>
+                <w:szCs w:val="28"/>
+                <w:cs/>
+                <w:lang w:bidi="ta-IN"/>
+              </w:rPr>
+              <w:t>ஶ்வாசீ</w:t>
+            </w:r>
+            <w:r>
+              <w:rPr>
+                <w:rFonts w:ascii="BRH Tamil Tab Extra" w:hAnsi="BRH Tamil Tab Extra" w:cs="Latha"/>
+                <w:b/>
+                <w:sz w:val="36"/>
+                <w:szCs w:val="28"/>
+                <w:lang w:bidi="ta-IN"/>
+              </w:rPr>
+              <w:t>‡</w:t>
             </w:r>
             <w:r>
               <w:rPr>
@@ -517,10 +766,9 @@
               <w:autoSpaceDE w:val="0"/>
               <w:autoSpaceDN w:val="0"/>
               <w:adjustRightInd w:val="0"/>
-              <w:spacing w:line="252" w:lineRule="auto"/>
-              <w:ind w:right="-138"/>
-              <w:rPr>
-                <w:rFonts w:ascii="BRH Devanagari Extra" w:hAnsi="BRH Devanagari Extra" w:cs="BRH Devanagari Extra"/>
+              <w:spacing w:before="0" w:line="240" w:lineRule="auto"/>
+              <w:rPr>
+                <w:rFonts w:ascii="BRH Malayalam Extra" w:hAnsi="BRH Malayalam Extra" w:cs="BRH Malayalam Extra"/>
                 <w:color w:val="000000"/>
                 <w:sz w:val="40"/>
                 <w:szCs w:val="40"/>
@@ -534,7 +782,7 @@
                 <w:cs/>
                 <w:lang w:bidi="ta-IN"/>
               </w:rPr>
-              <w:t>ஶோ</w:t>
+              <w:t>ச</w:t>
             </w:r>
             <w:r>
               <w:rPr>
@@ -551,10 +799,288 @@
                 <w:rFonts w:ascii="Latha" w:hAnsi="Latha" w:cs="Latha"/>
                 <w:sz w:val="28"/>
                 <w:szCs w:val="28"/>
-                <w:cs/>
-                <w:lang w:bidi="ta-IN"/>
-              </w:rPr>
-              <w:t>சிஷ்கே</w:t>
+                <w:lang w:bidi="ta-IN"/>
+              </w:rPr>
+              <w:t xml:space="preserve"> </w:t>
+            </w:r>
+            <w:r>
+              <w:rPr>
+                <w:rFonts w:ascii="Latha" w:hAnsi="Latha" w:cs="Latha"/>
+                <w:sz w:val="28"/>
+                <w:szCs w:val="28"/>
+                <w:cs/>
+                <w:lang w:bidi="ta-IN"/>
+              </w:rPr>
+              <w:t>ஸே</w:t>
+            </w:r>
+            <w:r>
+              <w:rPr>
+                <w:rFonts w:ascii="BRH Tamil Tab Extra" w:hAnsi="BRH Tamil Tab Extra" w:cs="Latha"/>
+                <w:b/>
+                <w:sz w:val="36"/>
+                <w:szCs w:val="28"/>
+                <w:lang w:bidi="ta-IN"/>
+              </w:rPr>
+              <w:t>…</w:t>
+            </w:r>
+            <w:r>
+              <w:rPr>
+                <w:rFonts w:ascii="Latha" w:hAnsi="Latha" w:cs="Latha"/>
+                <w:sz w:val="28"/>
+                <w:szCs w:val="28"/>
+                <w:cs/>
+                <w:lang w:bidi="ta-IN"/>
+              </w:rPr>
+              <w:t>னா</w:t>
+            </w:r>
+            <w:r>
+              <w:rPr>
+                <w:rFonts w:ascii="BRH Tamil Tab Extra" w:hAnsi="BRH Tamil Tab Extra" w:cs="Latha"/>
+                <w:b/>
+                <w:sz w:val="36"/>
+                <w:szCs w:val="28"/>
+                <w:lang w:bidi="ta-IN"/>
+              </w:rPr>
+              <w:t>…</w:t>
+            </w:r>
+            <w:r>
+              <w:rPr>
+                <w:rFonts w:ascii="Latha" w:hAnsi="Latha" w:cs="Latha"/>
+                <w:sz w:val="28"/>
+                <w:szCs w:val="28"/>
+                <w:cs/>
+                <w:lang w:bidi="ta-IN"/>
+              </w:rPr>
+              <w:t>னி</w:t>
+            </w:r>
+            <w:r>
+              <w:rPr>
+                <w:rFonts w:ascii="BRH Tamil Tab Extra" w:hAnsi="BRH Tamil Tab Extra" w:cs="Latha"/>
+                <w:b/>
+                <w:sz w:val="36"/>
+                <w:szCs w:val="28"/>
+                <w:lang w:bidi="ta-IN"/>
+              </w:rPr>
+              <w:t>…</w:t>
+            </w:r>
+            <w:r>
+              <w:rPr>
+                <w:rFonts w:ascii="Latha" w:hAnsi="Latha" w:cs="Latha"/>
+                <w:sz w:val="28"/>
+                <w:szCs w:val="28"/>
+                <w:cs/>
+                <w:lang w:bidi="ta-IN"/>
+              </w:rPr>
+              <w:t>க்</w:t>
+            </w:r>
+            <w:r>
+              <w:rPr>
+                <w:rFonts w:ascii="Latha" w:hAnsi="Latha" w:cs="Latha"/>
+                <w:b/>
+                <w:bCs/>
+                <w:position w:val="-12"/>
+                <w:sz w:val="28"/>
+                <w:szCs w:val="28"/>
+                <w:cs/>
+                <w:lang w:bidi="ta-IN"/>
+              </w:rPr>
+              <w:t>3</w:t>
+            </w:r>
+            <w:r>
+              <w:rPr>
+                <w:rFonts w:ascii="Latha" w:hAnsi="Latha" w:cs="Latha"/>
+                <w:sz w:val="28"/>
+                <w:szCs w:val="28"/>
+                <w:cs/>
+                <w:lang w:bidi="ta-IN"/>
+              </w:rPr>
+              <w:t>ரா</w:t>
+            </w:r>
+            <w:r>
+              <w:rPr>
+                <w:rFonts w:ascii="BRH Tamil Tab Extra" w:hAnsi="BRH Tamil Tab Extra" w:cs="Latha"/>
+                <w:b/>
+                <w:sz w:val="36"/>
+                <w:szCs w:val="28"/>
+                <w:lang w:bidi="ta-IN"/>
+              </w:rPr>
+              <w:t>…</w:t>
+            </w:r>
+            <w:r>
+              <w:rPr>
+                <w:rFonts w:ascii="Latha" w:hAnsi="Latha" w:cs="Latha"/>
+                <w:sz w:val="28"/>
+                <w:szCs w:val="28"/>
+                <w:cs/>
+                <w:lang w:bidi="ta-IN"/>
+              </w:rPr>
+              <w:t>ம</w:t>
+            </w:r>
+            <w:r>
+              <w:rPr>
+                <w:rFonts w:ascii="BRH Tamil Tab Extra" w:hAnsi="BRH Tamil Tab Extra" w:cs="Latha"/>
+                <w:b/>
+                <w:sz w:val="36"/>
+                <w:szCs w:val="28"/>
+                <w:lang w:bidi="ta-IN"/>
+              </w:rPr>
+              <w:t>…</w:t>
+            </w:r>
+            <w:r>
+              <w:rPr>
+                <w:rFonts w:ascii="Latha" w:hAnsi="Latha" w:cs="Latha"/>
+                <w:sz w:val="28"/>
+                <w:szCs w:val="28"/>
+                <w:cs/>
+                <w:lang w:bidi="ta-IN"/>
+              </w:rPr>
+              <w:t>ண்யௌ</w:t>
+            </w:r>
+            <w:r>
+              <w:rPr>
+                <w:rFonts w:ascii="BRH Tamil Tab Extra" w:hAnsi="BRH Tamil Tab Extra" w:cs="Latha"/>
+                <w:b/>
+                <w:sz w:val="36"/>
+                <w:szCs w:val="28"/>
+                <w:lang w:bidi="ta-IN"/>
+              </w:rPr>
+              <w:t>‡</w:t>
+            </w:r>
+            <w:r>
+              <w:rPr>
+                <w:rFonts w:ascii="Latha" w:hAnsi="Latha" w:cs="Latha"/>
+                <w:sz w:val="28"/>
+                <w:szCs w:val="28"/>
+                <w:lang w:bidi="ta-IN"/>
+              </w:rPr>
+              <w:t xml:space="preserve"> | </w:t>
+            </w:r>
+            <w:r>
+              <w:rPr>
+                <w:rFonts w:ascii="Latha" w:hAnsi="Latha" w:cs="Latha"/>
+                <w:sz w:val="28"/>
+                <w:szCs w:val="28"/>
+                <w:cs/>
+                <w:lang w:bidi="ta-IN"/>
+              </w:rPr>
+              <w:t>ஸே</w:t>
+            </w:r>
+            <w:r>
+              <w:rPr>
+                <w:rFonts w:ascii="BRH Tamil Tab Extra" w:hAnsi="BRH Tamil Tab Extra" w:cs="Latha"/>
+                <w:b/>
+                <w:sz w:val="36"/>
+                <w:szCs w:val="28"/>
+                <w:lang w:bidi="ta-IN"/>
+              </w:rPr>
+              <w:t>…</w:t>
+            </w:r>
+            <w:r>
+              <w:rPr>
+                <w:rFonts w:ascii="Latha" w:hAnsi="Latha" w:cs="Latha"/>
+                <w:sz w:val="28"/>
+                <w:szCs w:val="28"/>
+                <w:cs/>
+                <w:lang w:bidi="ta-IN"/>
+              </w:rPr>
+              <w:t>னா</w:t>
+            </w:r>
+            <w:r>
+              <w:rPr>
+                <w:rFonts w:ascii="BRH Tamil Tab Extra" w:hAnsi="BRH Tamil Tab Extra" w:cs="Latha"/>
+                <w:b/>
+                <w:sz w:val="36"/>
+                <w:szCs w:val="28"/>
+                <w:lang w:bidi="ta-IN"/>
+              </w:rPr>
+              <w:t>…</w:t>
+            </w:r>
+            <w:r>
+              <w:rPr>
+                <w:rFonts w:ascii="Latha" w:hAnsi="Latha" w:cs="Latha"/>
+                <w:sz w:val="28"/>
+                <w:szCs w:val="28"/>
+                <w:cs/>
+                <w:lang w:bidi="ta-IN"/>
+              </w:rPr>
+              <w:t>னி</w:t>
+            </w:r>
+            <w:r>
+              <w:rPr>
+                <w:rFonts w:ascii="Latha" w:hAnsi="Latha" w:cs="Latha"/>
+                <w:sz w:val="28"/>
+                <w:szCs w:val="28"/>
+                <w:highlight w:val="green"/>
+                <w:cs/>
+                <w:lang w:bidi="ta-IN"/>
+              </w:rPr>
+              <w:t>க்</w:t>
+            </w:r>
+            <w:r>
+              <w:rPr>
+                <w:rFonts w:ascii="Latha" w:hAnsi="Latha" w:cs="Latha"/>
+                <w:b/>
+                <w:bCs/>
+                <w:position w:val="-12"/>
+                <w:sz w:val="28"/>
+                <w:szCs w:val="28"/>
+                <w:highlight w:val="green"/>
+                <w:cs/>
+                <w:lang w:bidi="ta-IN"/>
+              </w:rPr>
+              <w:t>3</w:t>
+            </w:r>
+            <w:r>
+              <w:rPr>
+                <w:rFonts w:ascii="Latha" w:hAnsi="Latha" w:cs="Latha"/>
+                <w:sz w:val="28"/>
+                <w:szCs w:val="28"/>
+                <w:highlight w:val="green"/>
+                <w:cs/>
+                <w:lang w:bidi="ta-IN"/>
+              </w:rPr>
+              <w:t>ரா</w:t>
+            </w:r>
+            <w:r>
+              <w:rPr>
+                <w:rFonts w:ascii="BRH Tamil Tab Extra" w:hAnsi="BRH Tamil Tab Extra" w:cs="Latha"/>
+                <w:b/>
+                <w:sz w:val="36"/>
+                <w:szCs w:val="28"/>
+                <w:highlight w:val="green"/>
+                <w:lang w:bidi="ta-IN"/>
+              </w:rPr>
+              <w:t>…</w:t>
+            </w:r>
+            <w:r>
+              <w:rPr>
+                <w:rFonts w:ascii="Latha" w:hAnsi="Latha" w:cs="Latha"/>
+                <w:sz w:val="28"/>
+                <w:szCs w:val="28"/>
+                <w:cs/>
+                <w:lang w:bidi="ta-IN"/>
+              </w:rPr>
+              <w:t>ம</w:t>
+            </w:r>
+            <w:r>
+              <w:rPr>
+                <w:rFonts w:ascii="BRH Tamil Tab Extra" w:hAnsi="BRH Tamil Tab Extra" w:cs="Latha"/>
+                <w:b/>
+                <w:sz w:val="36"/>
+                <w:szCs w:val="28"/>
+                <w:lang w:bidi="ta-IN"/>
+              </w:rPr>
+              <w:t>…</w:t>
+            </w:r>
+            <w:r>
+              <w:rPr>
+                <w:rFonts w:ascii="Latha" w:hAnsi="Latha" w:cs="Latha"/>
+                <w:sz w:val="28"/>
+                <w:szCs w:val="28"/>
+                <w:cs/>
+                <w:lang w:bidi="ta-IN"/>
+              </w:rPr>
+              <w:t>ண்யௌ</w:t>
             </w:r>
             <w:r>
               <w:rPr>
@@ -571,16 +1097,6 @@
                 <w:rFonts w:ascii="Latha" w:hAnsi="Latha" w:cs="Latha"/>
                 <w:sz w:val="28"/>
                 <w:szCs w:val="28"/>
-                <w:cs/>
-                <w:lang w:bidi="ta-IN"/>
-              </w:rPr>
-              <w:t>ஶம்</w:t>
-            </w:r>
-            <w:r>
-              <w:rPr>
-                <w:rFonts w:ascii="Latha" w:hAnsi="Latha" w:cs="Latha"/>
-                <w:sz w:val="28"/>
-                <w:szCs w:val="28"/>
                 <w:lang w:bidi="ta-IN"/>
               </w:rPr>
               <w:t xml:space="preserve"> </w:t>
@@ -593,28 +1109,37 @@
                 <w:cs/>
                 <w:lang w:bidi="ta-IN"/>
               </w:rPr>
-              <w:t>புருப்</w:t>
-            </w:r>
-            <w:r>
-              <w:rPr>
-                <w:rFonts w:ascii="Latha" w:hAnsi="Latha" w:cs="Latha"/>
-                <w:sz w:val="28"/>
-                <w:szCs w:val="28"/>
-                <w:highlight w:val="green"/>
-                <w:cs/>
-                <w:lang w:bidi="ta-IN"/>
-              </w:rPr>
-              <w:t>ரி</w:t>
-            </w:r>
-            <w:r>
-              <w:rPr>
-                <w:rFonts w:ascii="Latha" w:hAnsi="Latha" w:cs="Latha"/>
-                <w:sz w:val="28"/>
-                <w:szCs w:val="28"/>
-                <w:cs/>
-                <w:lang w:bidi="ta-IN"/>
-              </w:rPr>
-              <w:t>ய</w:t>
+              <w:t>வி</w:t>
+            </w:r>
+            <w:r>
+              <w:rPr>
+                <w:rFonts w:ascii="BRH Tamil Tab Extra" w:hAnsi="BRH Tamil Tab Extra" w:cs="Latha"/>
+                <w:b/>
+                <w:sz w:val="36"/>
+                <w:szCs w:val="28"/>
+                <w:lang w:bidi="ta-IN"/>
+              </w:rPr>
+              <w:t>…</w:t>
+            </w:r>
+            <w:r>
+              <w:rPr>
+                <w:rFonts w:ascii="Latha" w:hAnsi="Latha" w:cs="Latha"/>
+                <w:sz w:val="28"/>
+                <w:szCs w:val="28"/>
+                <w:cs/>
+                <w:lang w:bidi="ta-IN"/>
+              </w:rPr>
+              <w:t>ஶ்வாசீ</w:t>
+            </w:r>
+            <w:r>
+              <w:rPr>
+                <w:rFonts w:ascii="BRH Tamil Tab Extra" w:hAnsi="BRH Tamil Tab Extra" w:cs="Latha"/>
+                <w:b/>
+                <w:sz w:val="36"/>
+                <w:szCs w:val="28"/>
+                <w:lang w:bidi="ta-IN"/>
+              </w:rPr>
+              <w:t>‡</w:t>
             </w:r>
             <w:r>
               <w:rPr>
@@ -679,7 +1204,7 @@
                 <w:sz w:val="28"/>
                 <w:szCs w:val="32"/>
               </w:rPr>
-              <w:t>5</w:t>
+              <w:t>3</w:t>
             </w:r>
             <w:r>
               <w:rPr>
@@ -770,16 +1295,7 @@
                 <w:sz w:val="28"/>
                 <w:szCs w:val="28"/>
               </w:rPr>
-              <w:t>1</w:t>
-            </w:r>
-            <w:r>
-              <w:rPr>
-                <w:rFonts w:cs="Arial"/>
-                <w:b/>
-                <w:sz w:val="28"/>
-                <w:szCs w:val="28"/>
-              </w:rPr>
-              <w:t>4</w:t>
+              <w:t>12</w:t>
             </w:r>
           </w:p>
         </w:tc>
@@ -796,11 +1312,10 @@
               <w:spacing w:before="0" w:line="240" w:lineRule="auto"/>
               <w:ind w:right="-136"/>
               <w:rPr>
-                <w:rFonts w:ascii="Latha" w:hAnsi="Latha" w:cs="Latha"/>
-                <w:sz w:val="28"/>
-                <w:szCs w:val="28"/>
-                <w:cs/>
-                <w:lang w:bidi="ta-IN"/>
+                <w:rFonts w:ascii="BRH Devanagari Extra" w:hAnsi="BRH Devanagari Extra" w:cs="BRH Devanagari Extra"/>
+                <w:color w:val="000000"/>
+                <w:sz w:val="40"/>
+                <w:szCs w:val="40"/>
               </w:rPr>
             </w:pPr>
             <w:r>
@@ -811,7 +1326,7 @@
                 <w:cs/>
                 <w:lang w:bidi="ta-IN"/>
               </w:rPr>
-              <w:t>மீ</w:t>
+              <w:t>ஶோ</w:t>
             </w:r>
             <w:r>
               <w:rPr>
@@ -831,40 +1346,27 @@
                 <w:cs/>
                 <w:lang w:bidi="ta-IN"/>
               </w:rPr>
-              <w:t>டு</w:t>
-            </w:r>
-            <w:r>
-              <w:rPr>
-                <w:rFonts w:ascii="Latha" w:hAnsi="Latha" w:cs="Latha"/>
-                <w:b/>
-                <w:bCs/>
-                <w:position w:val="-12"/>
-                <w:sz w:val="28"/>
-                <w:szCs w:val="28"/>
-                <w:cs/>
-                <w:lang w:bidi="ta-IN"/>
-              </w:rPr>
-              <w:t>4</w:t>
-            </w:r>
-            <w:r>
-              <w:rPr>
-                <w:rFonts w:ascii="Latha" w:hAnsi="Latha" w:cs="Latha"/>
-                <w:sz w:val="28"/>
-                <w:szCs w:val="28"/>
-                <w:cs/>
-                <w:lang w:bidi="ta-IN"/>
-              </w:rPr>
-              <w:t>ஷ</w:t>
-            </w:r>
-            <w:r>
-              <w:rPr>
-                <w:rFonts w:ascii="BRH Tamil Tab Extra" w:hAnsi="BRH Tamil Tab Extra" w:cs="Latha"/>
-                <w:b/>
-                <w:sz w:val="36"/>
-                <w:szCs w:val="28"/>
-                <w:lang w:bidi="ta-IN"/>
-              </w:rPr>
-              <w:t>…</w:t>
+              <w:t>சிஷ்கே</w:t>
+            </w:r>
+            <w:r>
+              <w:rPr>
+                <w:rFonts w:ascii="BRH Tamil Tab Extra" w:hAnsi="BRH Tamil Tab Extra" w:cs="Latha"/>
+                <w:b/>
+                <w:sz w:val="36"/>
+                <w:szCs w:val="28"/>
+                <w:lang w:bidi="ta-IN"/>
+              </w:rPr>
+              <w:t>†</w:t>
+            </w:r>
+            <w:r>
+              <w:rPr>
+                <w:rFonts w:ascii="Latha" w:hAnsi="Latha" w:cs="Latha"/>
+                <w:sz w:val="28"/>
+                <w:szCs w:val="28"/>
+                <w:cs/>
+                <w:lang w:bidi="ta-IN"/>
+              </w:rPr>
+              <w:t>ஶம்</w:t>
             </w:r>
             <w:r>
               <w:rPr>
@@ -883,199 +1385,28 @@
                 <w:cs/>
                 <w:lang w:bidi="ta-IN"/>
               </w:rPr>
-              <w:t>இதி</w:t>
-            </w:r>
-            <w:r>
-              <w:rPr>
-                <w:rFonts w:ascii="BRH Tamil Tab Extra" w:hAnsi="BRH Tamil Tab Extra" w:cs="Latha"/>
-                <w:b/>
-                <w:sz w:val="36"/>
-                <w:szCs w:val="28"/>
-                <w:lang w:bidi="ta-IN"/>
-              </w:rPr>
-              <w:t>†</w:t>
-            </w:r>
-            <w:r>
-              <w:rPr>
-                <w:rFonts w:ascii="Latha" w:hAnsi="Latha" w:cs="Latha"/>
-                <w:sz w:val="28"/>
-                <w:szCs w:val="28"/>
-                <w:lang w:bidi="ta-IN"/>
-              </w:rPr>
-              <w:t xml:space="preserve"> </w:t>
-            </w:r>
-            <w:r>
-              <w:rPr>
-                <w:rFonts w:ascii="Latha" w:hAnsi="Latha" w:cs="Latha" w:hint="cs"/>
+              <w:t>புருப்</w:t>
+            </w:r>
+            <w:r>
+              <w:rPr>
+                <w:rFonts w:ascii="Latha" w:hAnsi="Latha" w:cs="Latha"/>
                 <w:sz w:val="28"/>
                 <w:szCs w:val="28"/>
                 <w:highlight w:val="yellow"/>
                 <w:cs/>
                 <w:lang w:bidi="ta-IN"/>
               </w:rPr>
-              <w:t>மி</w:t>
-            </w:r>
-            <w:r>
-              <w:rPr>
-                <w:rFonts w:ascii="BRH Tamil Tab Extra" w:hAnsi="BRH Tamil Tab Extra" w:cs="Latha"/>
-                <w:b/>
-                <w:sz w:val="36"/>
-                <w:szCs w:val="28"/>
-                <w:lang w:bidi="ta-IN"/>
-              </w:rPr>
-              <w:t>…</w:t>
-            </w:r>
-            <w:r>
-              <w:rPr>
-                <w:rFonts w:ascii="Latha" w:hAnsi="Latha" w:cs="Latha"/>
-                <w:sz w:val="28"/>
-                <w:szCs w:val="28"/>
-                <w:cs/>
-                <w:lang w:bidi="ta-IN"/>
-              </w:rPr>
-              <w:t>டு</w:t>
-            </w:r>
-            <w:r>
-              <w:rPr>
-                <w:rFonts w:ascii="Latha" w:hAnsi="Latha" w:cs="Latha"/>
-                <w:b/>
-                <w:bCs/>
-                <w:position w:val="-12"/>
-                <w:sz w:val="28"/>
-                <w:szCs w:val="28"/>
-                <w:cs/>
-                <w:lang w:bidi="ta-IN"/>
-              </w:rPr>
-              <w:t>4</w:t>
-            </w:r>
-            <w:r>
-              <w:rPr>
-                <w:rFonts w:ascii="Latha" w:hAnsi="Latha" w:cs="Latha"/>
-                <w:sz w:val="28"/>
-                <w:szCs w:val="28"/>
-                <w:cs/>
-                <w:lang w:bidi="ta-IN"/>
-              </w:rPr>
-              <w:t>ஷ</w:t>
-            </w:r>
-            <w:r>
-              <w:rPr>
-                <w:rFonts w:ascii="BRH Tamil Tab Extra" w:hAnsi="BRH Tamil Tab Extra" w:cs="Latha"/>
-                <w:b/>
-                <w:sz w:val="36"/>
-                <w:szCs w:val="28"/>
-                <w:lang w:bidi="ta-IN"/>
-              </w:rPr>
-              <w:t>†</w:t>
-            </w:r>
-            <w:r>
-              <w:rPr>
-                <w:rFonts w:ascii="Latha" w:hAnsi="Latha" w:cs="Latha"/>
-                <w:b/>
-                <w:bCs/>
-                <w:sz w:val="32"/>
-                <w:szCs w:val="32"/>
-                <w:cs/>
-                <w:lang w:bidi="ta-IN"/>
-              </w:rPr>
-              <w:t>:</w:t>
-            </w:r>
-            <w:r>
-              <w:rPr>
-                <w:rFonts w:ascii="Latha" w:hAnsi="Latha" w:cs="Latha"/>
-                <w:sz w:val="28"/>
-                <w:szCs w:val="28"/>
-                <w:lang w:bidi="ta-IN"/>
-              </w:rPr>
-              <w:t xml:space="preserve"> || </w:t>
-            </w:r>
-            <w:r>
-              <w:rPr>
-                <w:rFonts w:ascii="Latha" w:hAnsi="Latha" w:cs="Latha"/>
-                <w:sz w:val="28"/>
-                <w:szCs w:val="28"/>
-                <w:cs/>
-                <w:lang w:bidi="ta-IN"/>
-              </w:rPr>
-              <w:t>உத்</w:t>
-            </w:r>
-            <w:r>
-              <w:rPr>
-                <w:rFonts w:ascii="Latha" w:hAnsi="Latha" w:cs="Latha"/>
-                <w:b/>
-                <w:bCs/>
-                <w:position w:val="-12"/>
-                <w:sz w:val="28"/>
-                <w:szCs w:val="28"/>
-                <w:cs/>
-                <w:lang w:bidi="ta-IN"/>
-              </w:rPr>
-              <w:t>3</w:t>
-            </w:r>
-            <w:r>
-              <w:rPr>
-                <w:rFonts w:ascii="Latha" w:hAnsi="Latha" w:cs="Latha"/>
-                <w:sz w:val="28"/>
-                <w:szCs w:val="28"/>
-                <w:cs/>
-                <w:lang w:bidi="ta-IN"/>
-              </w:rPr>
-              <w:t>தூ</w:t>
-            </w:r>
-            <w:r>
-              <w:rPr>
-                <w:rFonts w:ascii="BRH Tamil Tab Extra" w:hAnsi="BRH Tamil Tab Extra" w:cs="Latha"/>
-                <w:b/>
-                <w:sz w:val="36"/>
-                <w:szCs w:val="28"/>
-                <w:lang w:bidi="ta-IN"/>
-              </w:rPr>
-              <w:t>…</w:t>
-            </w:r>
-            <w:r>
-              <w:rPr>
-                <w:rFonts w:ascii="Latha" w:hAnsi="Latha" w:cs="Latha"/>
-                <w:b/>
-                <w:bCs/>
-                <w:position w:val="-12"/>
-                <w:sz w:val="28"/>
-                <w:szCs w:val="28"/>
-                <w:cs/>
-                <w:lang w:bidi="ta-IN"/>
-              </w:rPr>
-              <w:t>4</w:t>
-            </w:r>
-            <w:r>
-              <w:rPr>
-                <w:rFonts w:ascii="Latha" w:hAnsi="Latha" w:cs="Latha"/>
-                <w:sz w:val="28"/>
-                <w:szCs w:val="28"/>
-                <w:cs/>
-                <w:lang w:bidi="ta-IN"/>
-              </w:rPr>
-              <w:t>மாஸ</w:t>
-            </w:r>
-            <w:r>
-              <w:rPr>
-                <w:rFonts w:ascii="BRH Tamil Tab Extra" w:hAnsi="BRH Tamil Tab Extra" w:cs="Latha"/>
-                <w:b/>
-                <w:sz w:val="36"/>
-                <w:szCs w:val="28"/>
-                <w:lang w:bidi="ta-IN"/>
-              </w:rPr>
-              <w:t>†</w:t>
-            </w:r>
-            <w:r>
-              <w:rPr>
-                <w:rFonts w:ascii="Latha" w:hAnsi="Latha" w:cs="Latha"/>
-                <w:b/>
-                <w:bCs/>
-                <w:sz w:val="32"/>
-                <w:szCs w:val="32"/>
-                <w:cs/>
-                <w:lang w:bidi="ta-IN"/>
-              </w:rPr>
-              <w:t>:</w:t>
+              <w:t>ரி</w:t>
+            </w:r>
+            <w:r>
+              <w:rPr>
+                <w:rFonts w:ascii="Latha" w:hAnsi="Latha" w:cs="Latha"/>
+                <w:sz w:val="28"/>
+                <w:szCs w:val="28"/>
+                <w:cs/>
+                <w:lang w:bidi="ta-IN"/>
+              </w:rPr>
+              <w:t>ய</w:t>
             </w:r>
             <w:r>
               <w:rPr>
@@ -1101,6 +1432,282 @@
               <w:spacing w:line="252" w:lineRule="auto"/>
               <w:ind w:right="-138"/>
               <w:rPr>
+                <w:rFonts w:ascii="BRH Devanagari Extra" w:hAnsi="BRH Devanagari Extra" w:cs="BRH Devanagari Extra"/>
+                <w:color w:val="000000"/>
+                <w:sz w:val="40"/>
+                <w:szCs w:val="40"/>
+              </w:rPr>
+            </w:pPr>
+            <w:r>
+              <w:rPr>
+                <w:rFonts w:ascii="Latha" w:hAnsi="Latha" w:cs="Latha"/>
+                <w:sz w:val="28"/>
+                <w:szCs w:val="28"/>
+                <w:cs/>
+                <w:lang w:bidi="ta-IN"/>
+              </w:rPr>
+              <w:t>ஶோ</w:t>
+            </w:r>
+            <w:r>
+              <w:rPr>
+                <w:rFonts w:ascii="BRH Tamil Tab Extra" w:hAnsi="BRH Tamil Tab Extra" w:cs="Latha"/>
+                <w:b/>
+                <w:sz w:val="36"/>
+                <w:szCs w:val="28"/>
+                <w:lang w:bidi="ta-IN"/>
+              </w:rPr>
+              <w:t>…</w:t>
+            </w:r>
+            <w:r>
+              <w:rPr>
+                <w:rFonts w:ascii="Latha" w:hAnsi="Latha" w:cs="Latha"/>
+                <w:sz w:val="28"/>
+                <w:szCs w:val="28"/>
+                <w:cs/>
+                <w:lang w:bidi="ta-IN"/>
+              </w:rPr>
+              <w:t>சிஷ்கே</w:t>
+            </w:r>
+            <w:r>
+              <w:rPr>
+                <w:rFonts w:ascii="BRH Tamil Tab Extra" w:hAnsi="BRH Tamil Tab Extra" w:cs="Latha"/>
+                <w:b/>
+                <w:sz w:val="36"/>
+                <w:szCs w:val="28"/>
+                <w:lang w:bidi="ta-IN"/>
+              </w:rPr>
+              <w:t>†</w:t>
+            </w:r>
+            <w:r>
+              <w:rPr>
+                <w:rFonts w:ascii="Latha" w:hAnsi="Latha" w:cs="Latha"/>
+                <w:sz w:val="28"/>
+                <w:szCs w:val="28"/>
+                <w:cs/>
+                <w:lang w:bidi="ta-IN"/>
+              </w:rPr>
+              <w:t>ஶம்</w:t>
+            </w:r>
+            <w:r>
+              <w:rPr>
+                <w:rFonts w:ascii="Latha" w:hAnsi="Latha" w:cs="Latha"/>
+                <w:sz w:val="28"/>
+                <w:szCs w:val="28"/>
+                <w:lang w:bidi="ta-IN"/>
+              </w:rPr>
+              <w:t xml:space="preserve"> </w:t>
+            </w:r>
+            <w:r>
+              <w:rPr>
+                <w:rFonts w:ascii="Latha" w:hAnsi="Latha" w:cs="Latha"/>
+                <w:sz w:val="28"/>
+                <w:szCs w:val="28"/>
+                <w:cs/>
+                <w:lang w:bidi="ta-IN"/>
+              </w:rPr>
+              <w:t>புருப்</w:t>
+            </w:r>
+            <w:r>
+              <w:rPr>
+                <w:rFonts w:ascii="Latha" w:hAnsi="Latha" w:cs="Latha"/>
+                <w:sz w:val="28"/>
+                <w:szCs w:val="28"/>
+                <w:highlight w:val="green"/>
+                <w:cs/>
+                <w:lang w:bidi="ta-IN"/>
+              </w:rPr>
+              <w:t>ரி</w:t>
+            </w:r>
+            <w:r>
+              <w:rPr>
+                <w:rFonts w:ascii="Latha" w:hAnsi="Latha" w:cs="Latha"/>
+                <w:sz w:val="28"/>
+                <w:szCs w:val="28"/>
+                <w:cs/>
+                <w:lang w:bidi="ta-IN"/>
+              </w:rPr>
+              <w:t>ய</w:t>
+            </w:r>
+            <w:r>
+              <w:rPr>
+                <w:rFonts w:ascii="Latha" w:hAnsi="Latha" w:cs="Latha"/>
+                <w:sz w:val="28"/>
+                <w:szCs w:val="28"/>
+                <w:lang w:bidi="ta-IN"/>
+              </w:rPr>
+              <w:t xml:space="preserve"> |</w:t>
+            </w:r>
+          </w:p>
+        </w:tc>
+      </w:tr>
+      <w:tr>
+        <w:trPr>
+          <w:trHeight w:val="1118"/>
+        </w:trPr>
+        <w:tc>
+          <w:tcPr>
+            <w:tcW w:w="3906" w:type="dxa"/>
+          </w:tcPr>
+          <w:p>
+            <w:pPr>
+              <w:widowControl w:val="0"/>
+              <w:tabs>
+                <w:tab w:val="left" w:pos="993"/>
+              </w:tabs>
+              <w:autoSpaceDE w:val="0"/>
+              <w:autoSpaceDN w:val="0"/>
+              <w:adjustRightInd w:val="0"/>
+              <w:spacing w:before="0" w:line="252" w:lineRule="auto"/>
+              <w:ind w:right="297"/>
+              <w:rPr>
+                <w:rFonts w:cs="Arial"/>
+                <w:b/>
+                <w:sz w:val="28"/>
+                <w:szCs w:val="32"/>
+              </w:rPr>
+            </w:pPr>
+            <w:r>
+              <w:rPr>
+                <w:rFonts w:cs="Arial"/>
+                <w:b/>
+                <w:sz w:val="28"/>
+                <w:szCs w:val="32"/>
+              </w:rPr>
+              <w:t>T.S.4.4.4</w:t>
+            </w:r>
+            <w:r>
+              <w:rPr>
+                <w:rFonts w:cs="Arial"/>
+                <w:b/>
+                <w:sz w:val="28"/>
+                <w:szCs w:val="32"/>
+              </w:rPr>
+              <w:t>.</w:t>
+            </w:r>
+            <w:r>
+              <w:rPr>
+                <w:rFonts w:cs="Arial"/>
+                <w:b/>
+                <w:sz w:val="28"/>
+                <w:szCs w:val="32"/>
+              </w:rPr>
+              <w:t>5</w:t>
+            </w:r>
+            <w:r>
+              <w:rPr>
+                <w:rFonts w:cs="Arial"/>
+                <w:b/>
+                <w:sz w:val="28"/>
+                <w:szCs w:val="32"/>
+              </w:rPr>
+              <w:t xml:space="preserve"> – Kramam</w:t>
+            </w:r>
+          </w:p>
+          <w:p>
+            <w:pPr>
+              <w:widowControl w:val="0"/>
+              <w:tabs>
+                <w:tab w:val="left" w:pos="993"/>
+              </w:tabs>
+              <w:autoSpaceDE w:val="0"/>
+              <w:autoSpaceDN w:val="0"/>
+              <w:adjustRightInd w:val="0"/>
+              <w:spacing w:before="0" w:line="252" w:lineRule="auto"/>
+              <w:ind w:right="297"/>
+              <w:rPr>
+                <w:rFonts w:cs="Arial"/>
+                <w:b/>
+                <w:sz w:val="28"/>
+                <w:szCs w:val="32"/>
+              </w:rPr>
+            </w:pPr>
+            <w:r>
+              <w:rPr>
+                <w:rFonts w:cs="Arial"/>
+                <w:b/>
+                <w:sz w:val="28"/>
+                <w:szCs w:val="32"/>
+              </w:rPr>
+              <w:t xml:space="preserve">Krama Vaakyam No.– </w:t>
+            </w:r>
+            <w:r>
+              <w:rPr>
+                <w:rFonts w:cs="Arial"/>
+                <w:b/>
+                <w:sz w:val="28"/>
+                <w:szCs w:val="32"/>
+              </w:rPr>
+              <w:t>45</w:t>
+            </w:r>
+          </w:p>
+          <w:p>
+            <w:pPr>
+              <w:widowControl w:val="0"/>
+              <w:tabs>
+                <w:tab w:val="left" w:pos="993"/>
+              </w:tabs>
+              <w:autoSpaceDE w:val="0"/>
+              <w:autoSpaceDN w:val="0"/>
+              <w:adjustRightInd w:val="0"/>
+              <w:spacing w:before="0" w:line="252" w:lineRule="auto"/>
+              <w:ind w:right="297"/>
+              <w:rPr>
+                <w:rFonts w:cs="Arial"/>
+                <w:b/>
+                <w:sz w:val="28"/>
+                <w:szCs w:val="32"/>
+              </w:rPr>
+            </w:pPr>
+            <w:r>
+              <w:rPr>
+                <w:rFonts w:cs="Arial"/>
+                <w:b/>
+                <w:sz w:val="28"/>
+                <w:szCs w:val="32"/>
+              </w:rPr>
+              <w:t>Panchaati No</w:t>
+            </w:r>
+            <w:r>
+              <w:rPr>
+                <w:rFonts w:cs="Arial"/>
+                <w:b/>
+                <w:szCs w:val="32"/>
+              </w:rPr>
+              <w:t xml:space="preserve">. - </w:t>
+            </w:r>
+            <w:r>
+              <w:rPr>
+                <w:rFonts w:cs="Arial"/>
+                <w:b/>
+                <w:sz w:val="28"/>
+                <w:szCs w:val="28"/>
+              </w:rPr>
+              <w:t>1</w:t>
+            </w:r>
+            <w:r>
+              <w:rPr>
+                <w:rFonts w:cs="Arial"/>
+                <w:b/>
+                <w:sz w:val="28"/>
+                <w:szCs w:val="28"/>
+              </w:rPr>
+              <w:t>4</w:t>
+            </w:r>
+          </w:p>
+        </w:tc>
+        <w:tc>
+          <w:tcPr>
+            <w:tcW w:w="5103" w:type="dxa"/>
+          </w:tcPr>
+          <w:p>
+            <w:pPr>
+              <w:widowControl w:val="0"/>
+              <w:autoSpaceDE w:val="0"/>
+              <w:autoSpaceDN w:val="0"/>
+              <w:adjustRightInd w:val="0"/>
+              <w:spacing w:before="0" w:line="240" w:lineRule="auto"/>
+              <w:ind w:right="-136"/>
+              <w:rPr>
                 <w:rFonts w:ascii="Latha" w:hAnsi="Latha" w:cs="Latha"/>
                 <w:sz w:val="28"/>
                 <w:szCs w:val="28"/>
@@ -1211,14 +1818,14 @@
             </w:r>
             <w:r>
               <w:rPr>
-                <w:rFonts w:ascii="Latha" w:hAnsi="Latha" w:cs="Latha"/>
-                <w:sz w:val="28"/>
-                <w:szCs w:val="28"/>
-                <w:highlight w:val="green"/>
-                <w:cs/>
-                <w:lang w:bidi="ta-IN"/>
-              </w:rPr>
-              <w:t>மீ</w:t>
+                <w:rFonts w:ascii="Latha" w:hAnsi="Latha" w:cs="Latha" w:hint="cs"/>
+                <w:sz w:val="28"/>
+                <w:szCs w:val="28"/>
+                <w:highlight w:val="yellow"/>
+                <w:cs/>
+                <w:lang w:bidi="ta-IN"/>
+              </w:rPr>
+              <w:t>மி</w:t>
             </w:r>
             <w:r>
               <w:rPr>
@@ -1391,6 +1998,1244 @@
               </w:rPr>
               <w:t xml:space="preserve"> |</w:t>
             </w:r>
+          </w:p>
+        </w:tc>
+        <w:tc>
+          <w:tcPr>
+            <w:tcW w:w="5386" w:type="dxa"/>
+          </w:tcPr>
+          <w:p>
+            <w:pPr>
+              <w:widowControl w:val="0"/>
+              <w:autoSpaceDE w:val="0"/>
+              <w:autoSpaceDN w:val="0"/>
+              <w:adjustRightInd w:val="0"/>
+              <w:spacing w:line="252" w:lineRule="auto"/>
+              <w:ind w:right="-138"/>
+              <w:rPr>
+                <w:rFonts w:ascii="Latha" w:hAnsi="Latha" w:cs="Latha"/>
+                <w:sz w:val="28"/>
+                <w:szCs w:val="28"/>
+                <w:cs/>
+                <w:lang w:bidi="ta-IN"/>
+              </w:rPr>
+            </w:pPr>
+            <w:r>
+              <w:rPr>
+                <w:rFonts w:ascii="Latha" w:hAnsi="Latha" w:cs="Latha"/>
+                <w:sz w:val="28"/>
+                <w:szCs w:val="28"/>
+                <w:cs/>
+                <w:lang w:bidi="ta-IN"/>
+              </w:rPr>
+              <w:t>மீ</w:t>
+            </w:r>
+            <w:r>
+              <w:rPr>
+                <w:rFonts w:ascii="BRH Tamil Tab Extra" w:hAnsi="BRH Tamil Tab Extra" w:cs="Latha"/>
+                <w:b/>
+                <w:sz w:val="36"/>
+                <w:szCs w:val="28"/>
+                <w:lang w:bidi="ta-IN"/>
+              </w:rPr>
+              <w:t>…</w:t>
+            </w:r>
+            <w:r>
+              <w:rPr>
+                <w:rFonts w:ascii="Latha" w:hAnsi="Latha" w:cs="Latha"/>
+                <w:sz w:val="28"/>
+                <w:szCs w:val="28"/>
+                <w:cs/>
+                <w:lang w:bidi="ta-IN"/>
+              </w:rPr>
+              <w:t>டு</w:t>
+            </w:r>
+            <w:r>
+              <w:rPr>
+                <w:rFonts w:ascii="Latha" w:hAnsi="Latha" w:cs="Latha"/>
+                <w:b/>
+                <w:bCs/>
+                <w:position w:val="-12"/>
+                <w:sz w:val="28"/>
+                <w:szCs w:val="28"/>
+                <w:cs/>
+                <w:lang w:bidi="ta-IN"/>
+              </w:rPr>
+              <w:t>4</w:t>
+            </w:r>
+            <w:r>
+              <w:rPr>
+                <w:rFonts w:ascii="Latha" w:hAnsi="Latha" w:cs="Latha"/>
+                <w:sz w:val="28"/>
+                <w:szCs w:val="28"/>
+                <w:cs/>
+                <w:lang w:bidi="ta-IN"/>
+              </w:rPr>
+              <w:t>ஷ</w:t>
+            </w:r>
+            <w:r>
+              <w:rPr>
+                <w:rFonts w:ascii="BRH Tamil Tab Extra" w:hAnsi="BRH Tamil Tab Extra" w:cs="Latha"/>
+                <w:b/>
+                <w:sz w:val="36"/>
+                <w:szCs w:val="28"/>
+                <w:lang w:bidi="ta-IN"/>
+              </w:rPr>
+              <w:t>…</w:t>
+            </w:r>
+            <w:r>
+              <w:rPr>
+                <w:rFonts w:ascii="Latha" w:hAnsi="Latha" w:cs="Latha"/>
+                <w:sz w:val="28"/>
+                <w:szCs w:val="28"/>
+                <w:lang w:bidi="ta-IN"/>
+              </w:rPr>
+              <w:t xml:space="preserve"> </w:t>
+            </w:r>
+            <w:r>
+              <w:rPr>
+                <w:rFonts w:ascii="Latha" w:hAnsi="Latha" w:cs="Latha"/>
+                <w:sz w:val="28"/>
+                <w:szCs w:val="28"/>
+                <w:cs/>
+                <w:lang w:bidi="ta-IN"/>
+              </w:rPr>
+              <w:t>இதி</w:t>
+            </w:r>
+            <w:r>
+              <w:rPr>
+                <w:rFonts w:ascii="BRH Tamil Tab Extra" w:hAnsi="BRH Tamil Tab Extra" w:cs="Latha"/>
+                <w:b/>
+                <w:sz w:val="36"/>
+                <w:szCs w:val="28"/>
+                <w:lang w:bidi="ta-IN"/>
+              </w:rPr>
+              <w:t>†</w:t>
+            </w:r>
+            <w:r>
+              <w:rPr>
+                <w:rFonts w:ascii="Latha" w:hAnsi="Latha" w:cs="Latha"/>
+                <w:sz w:val="28"/>
+                <w:szCs w:val="28"/>
+                <w:lang w:bidi="ta-IN"/>
+              </w:rPr>
+              <w:t xml:space="preserve"> </w:t>
+            </w:r>
+            <w:r>
+              <w:rPr>
+                <w:rFonts w:ascii="Latha" w:hAnsi="Latha" w:cs="Latha"/>
+                <w:sz w:val="28"/>
+                <w:szCs w:val="28"/>
+                <w:highlight w:val="green"/>
+                <w:cs/>
+                <w:lang w:bidi="ta-IN"/>
+              </w:rPr>
+              <w:t>மீ</w:t>
+            </w:r>
+            <w:r>
+              <w:rPr>
+                <w:rFonts w:ascii="BRH Tamil Tab Extra" w:hAnsi="BRH Tamil Tab Extra" w:cs="Latha"/>
+                <w:b/>
+                <w:sz w:val="36"/>
+                <w:szCs w:val="28"/>
+                <w:lang w:bidi="ta-IN"/>
+              </w:rPr>
+              <w:t>…</w:t>
+            </w:r>
+            <w:r>
+              <w:rPr>
+                <w:rFonts w:ascii="Latha" w:hAnsi="Latha" w:cs="Latha"/>
+                <w:sz w:val="28"/>
+                <w:szCs w:val="28"/>
+                <w:cs/>
+                <w:lang w:bidi="ta-IN"/>
+              </w:rPr>
+              <w:t>டு</w:t>
+            </w:r>
+            <w:r>
+              <w:rPr>
+                <w:rFonts w:ascii="Latha" w:hAnsi="Latha" w:cs="Latha"/>
+                <w:b/>
+                <w:bCs/>
+                <w:position w:val="-12"/>
+                <w:sz w:val="28"/>
+                <w:szCs w:val="28"/>
+                <w:cs/>
+                <w:lang w:bidi="ta-IN"/>
+              </w:rPr>
+              <w:t>4</w:t>
+            </w:r>
+            <w:r>
+              <w:rPr>
+                <w:rFonts w:ascii="Latha" w:hAnsi="Latha" w:cs="Latha"/>
+                <w:sz w:val="28"/>
+                <w:szCs w:val="28"/>
+                <w:cs/>
+                <w:lang w:bidi="ta-IN"/>
+              </w:rPr>
+              <w:t>ஷ</w:t>
+            </w:r>
+            <w:r>
+              <w:rPr>
+                <w:rFonts w:ascii="BRH Tamil Tab Extra" w:hAnsi="BRH Tamil Tab Extra" w:cs="Latha"/>
+                <w:b/>
+                <w:sz w:val="36"/>
+                <w:szCs w:val="28"/>
+                <w:lang w:bidi="ta-IN"/>
+              </w:rPr>
+              <w:t>†</w:t>
+            </w:r>
+            <w:r>
+              <w:rPr>
+                <w:rFonts w:ascii="Latha" w:hAnsi="Latha" w:cs="Latha"/>
+                <w:b/>
+                <w:bCs/>
+                <w:sz w:val="32"/>
+                <w:szCs w:val="32"/>
+                <w:cs/>
+                <w:lang w:bidi="ta-IN"/>
+              </w:rPr>
+              <w:t>:</w:t>
+            </w:r>
+            <w:r>
+              <w:rPr>
+                <w:rFonts w:ascii="Latha" w:hAnsi="Latha" w:cs="Latha"/>
+                <w:sz w:val="28"/>
+                <w:szCs w:val="28"/>
+                <w:lang w:bidi="ta-IN"/>
+              </w:rPr>
+              <w:t xml:space="preserve"> || </w:t>
+            </w:r>
+            <w:r>
+              <w:rPr>
+                <w:rFonts w:ascii="Latha" w:hAnsi="Latha" w:cs="Latha"/>
+                <w:sz w:val="28"/>
+                <w:szCs w:val="28"/>
+                <w:cs/>
+                <w:lang w:bidi="ta-IN"/>
+              </w:rPr>
+              <w:t>உத்</w:t>
+            </w:r>
+            <w:r>
+              <w:rPr>
+                <w:rFonts w:ascii="Latha" w:hAnsi="Latha" w:cs="Latha"/>
+                <w:b/>
+                <w:bCs/>
+                <w:position w:val="-12"/>
+                <w:sz w:val="28"/>
+                <w:szCs w:val="28"/>
+                <w:cs/>
+                <w:lang w:bidi="ta-IN"/>
+              </w:rPr>
+              <w:t>3</w:t>
+            </w:r>
+            <w:r>
+              <w:rPr>
+                <w:rFonts w:ascii="Latha" w:hAnsi="Latha" w:cs="Latha"/>
+                <w:sz w:val="28"/>
+                <w:szCs w:val="28"/>
+                <w:cs/>
+                <w:lang w:bidi="ta-IN"/>
+              </w:rPr>
+              <w:t>தூ</w:t>
+            </w:r>
+            <w:r>
+              <w:rPr>
+                <w:rFonts w:ascii="BRH Tamil Tab Extra" w:hAnsi="BRH Tamil Tab Extra" w:cs="Latha"/>
+                <w:b/>
+                <w:sz w:val="36"/>
+                <w:szCs w:val="28"/>
+                <w:lang w:bidi="ta-IN"/>
+              </w:rPr>
+              <w:t>…</w:t>
+            </w:r>
+            <w:r>
+              <w:rPr>
+                <w:rFonts w:ascii="Latha" w:hAnsi="Latha" w:cs="Latha"/>
+                <w:b/>
+                <w:bCs/>
+                <w:position w:val="-12"/>
+                <w:sz w:val="28"/>
+                <w:szCs w:val="28"/>
+                <w:cs/>
+                <w:lang w:bidi="ta-IN"/>
+              </w:rPr>
+              <w:t>4</w:t>
+            </w:r>
+            <w:r>
+              <w:rPr>
+                <w:rFonts w:ascii="Latha" w:hAnsi="Latha" w:cs="Latha"/>
+                <w:sz w:val="28"/>
+                <w:szCs w:val="28"/>
+                <w:cs/>
+                <w:lang w:bidi="ta-IN"/>
+              </w:rPr>
+              <w:t>மாஸ</w:t>
+            </w:r>
+            <w:r>
+              <w:rPr>
+                <w:rFonts w:ascii="BRH Tamil Tab Extra" w:hAnsi="BRH Tamil Tab Extra" w:cs="Latha"/>
+                <w:b/>
+                <w:sz w:val="36"/>
+                <w:szCs w:val="28"/>
+                <w:lang w:bidi="ta-IN"/>
+              </w:rPr>
+              <w:t>†</w:t>
+            </w:r>
+            <w:r>
+              <w:rPr>
+                <w:rFonts w:ascii="Latha" w:hAnsi="Latha" w:cs="Latha"/>
+                <w:b/>
+                <w:bCs/>
+                <w:sz w:val="32"/>
+                <w:szCs w:val="32"/>
+                <w:cs/>
+                <w:lang w:bidi="ta-IN"/>
+              </w:rPr>
+              <w:t>:</w:t>
+            </w:r>
+            <w:r>
+              <w:rPr>
+                <w:rFonts w:ascii="Latha" w:hAnsi="Latha" w:cs="Latha"/>
+                <w:sz w:val="28"/>
+                <w:szCs w:val="28"/>
+                <w:lang w:bidi="ta-IN"/>
+              </w:rPr>
+              <w:t xml:space="preserve"> |</w:t>
+            </w:r>
+          </w:p>
+        </w:tc>
+      </w:tr>
+      <w:tr>
+        <w:trPr>
+          <w:trHeight w:val="1467"/>
+        </w:trPr>
+        <w:tc>
+          <w:tcPr>
+            <w:tcW w:w="3906" w:type="dxa"/>
+          </w:tcPr>
+          <w:p>
+            <w:pPr>
+              <w:widowControl w:val="0"/>
+              <w:tabs>
+                <w:tab w:val="left" w:pos="993"/>
+              </w:tabs>
+              <w:autoSpaceDE w:val="0"/>
+              <w:autoSpaceDN w:val="0"/>
+              <w:adjustRightInd w:val="0"/>
+              <w:spacing w:before="0" w:line="240" w:lineRule="auto"/>
+              <w:ind w:right="297"/>
+              <w:rPr>
+                <w:rFonts w:cs="Arial"/>
+                <w:b/>
+                <w:sz w:val="28"/>
+                <w:szCs w:val="32"/>
+              </w:rPr>
+            </w:pPr>
+            <w:r>
+              <w:rPr>
+                <w:rFonts w:cs="Arial"/>
+                <w:b/>
+                <w:sz w:val="28"/>
+                <w:szCs w:val="32"/>
+              </w:rPr>
+              <w:t>T.S.4.4.9.1</w:t>
+            </w:r>
+            <w:r>
+              <w:rPr>
+                <w:rFonts w:cs="Arial"/>
+                <w:b/>
+                <w:sz w:val="28"/>
+                <w:szCs w:val="32"/>
+              </w:rPr>
+              <w:t xml:space="preserve"> – Kramam</w:t>
+            </w:r>
+          </w:p>
+          <w:p>
+            <w:pPr>
+              <w:widowControl w:val="0"/>
+              <w:tabs>
+                <w:tab w:val="left" w:pos="993"/>
+              </w:tabs>
+              <w:autoSpaceDE w:val="0"/>
+              <w:autoSpaceDN w:val="0"/>
+              <w:adjustRightInd w:val="0"/>
+              <w:spacing w:before="0" w:line="240" w:lineRule="auto"/>
+              <w:ind w:right="297"/>
+              <w:rPr>
+                <w:rFonts w:cs="Arial"/>
+                <w:b/>
+                <w:sz w:val="28"/>
+                <w:szCs w:val="32"/>
+              </w:rPr>
+            </w:pPr>
+            <w:r>
+              <w:rPr>
+                <w:rFonts w:cs="Arial"/>
+                <w:b/>
+                <w:sz w:val="28"/>
+                <w:szCs w:val="32"/>
+              </w:rPr>
+              <w:t xml:space="preserve">Krama Vaakyam No.– </w:t>
+            </w:r>
+            <w:r>
+              <w:rPr>
+                <w:rFonts w:cs="Arial"/>
+                <w:b/>
+                <w:sz w:val="28"/>
+                <w:szCs w:val="32"/>
+              </w:rPr>
+              <w:t>58</w:t>
+            </w:r>
+          </w:p>
+          <w:p>
+            <w:pPr>
+              <w:widowControl w:val="0"/>
+              <w:tabs>
+                <w:tab w:val="left" w:pos="993"/>
+              </w:tabs>
+              <w:autoSpaceDE w:val="0"/>
+              <w:autoSpaceDN w:val="0"/>
+              <w:adjustRightInd w:val="0"/>
+              <w:spacing w:before="0" w:line="240" w:lineRule="auto"/>
+              <w:ind w:right="297"/>
+              <w:rPr>
+                <w:rFonts w:cs="Arial"/>
+                <w:b/>
+                <w:sz w:val="28"/>
+                <w:szCs w:val="32"/>
+              </w:rPr>
+            </w:pPr>
+            <w:r>
+              <w:rPr>
+                <w:rFonts w:cs="Arial"/>
+                <w:b/>
+                <w:sz w:val="28"/>
+                <w:szCs w:val="32"/>
+              </w:rPr>
+              <w:t>Panchaati No</w:t>
+            </w:r>
+            <w:r>
+              <w:rPr>
+                <w:rFonts w:cs="Arial"/>
+                <w:b/>
+                <w:szCs w:val="32"/>
+              </w:rPr>
+              <w:t xml:space="preserve">. - </w:t>
+            </w:r>
+            <w:r>
+              <w:rPr>
+                <w:rFonts w:cs="Arial"/>
+                <w:b/>
+                <w:szCs w:val="32"/>
+              </w:rPr>
+              <w:t>25</w:t>
+            </w:r>
+          </w:p>
+        </w:tc>
+        <w:tc>
+          <w:tcPr>
+            <w:tcW w:w="5103" w:type="dxa"/>
+          </w:tcPr>
+          <w:p>
+            <w:pPr>
+              <w:widowControl w:val="0"/>
+              <w:autoSpaceDE w:val="0"/>
+              <w:autoSpaceDN w:val="0"/>
+              <w:adjustRightInd w:val="0"/>
+              <w:spacing w:before="0" w:line="240" w:lineRule="auto"/>
+              <w:rPr>
+                <w:rFonts w:ascii="BRH Malayalam Extra" w:hAnsi="BRH Malayalam Extra" w:cs="BRH Malayalam Extra"/>
+                <w:color w:val="000000"/>
+                <w:sz w:val="40"/>
+                <w:szCs w:val="40"/>
+              </w:rPr>
+            </w:pPr>
+            <w:r>
+              <w:rPr>
+                <w:rFonts w:ascii="Latha" w:hAnsi="Latha" w:cs="Latha"/>
+                <w:sz w:val="28"/>
+                <w:szCs w:val="28"/>
+                <w:cs/>
+                <w:lang w:bidi="ta-IN"/>
+              </w:rPr>
+              <w:t>அ</w:t>
+            </w:r>
+            <w:r>
+              <w:rPr>
+                <w:rFonts w:ascii="BRH Tamil Tab Extra" w:hAnsi="BRH Tamil Tab Extra" w:cs="Latha"/>
+                <w:b/>
+                <w:sz w:val="36"/>
+                <w:szCs w:val="28"/>
+                <w:lang w:bidi="ta-IN"/>
+              </w:rPr>
+              <w:t>…</w:t>
+            </w:r>
+            <w:r>
+              <w:rPr>
+                <w:rFonts w:ascii="Latha" w:hAnsi="Latha" w:cs="Latha"/>
+                <w:sz w:val="28"/>
+                <w:szCs w:val="28"/>
+                <w:cs/>
+                <w:lang w:bidi="ta-IN"/>
+              </w:rPr>
+              <w:t>பி</w:t>
+            </w:r>
+            <w:r>
+              <w:rPr>
+                <w:rFonts w:ascii="Latha" w:hAnsi="Latha" w:cs="Latha"/>
+                <w:b/>
+                <w:bCs/>
+                <w:position w:val="-12"/>
+                <w:sz w:val="28"/>
+                <w:szCs w:val="28"/>
+                <w:cs/>
+                <w:lang w:bidi="ta-IN"/>
+              </w:rPr>
+              <w:t>4</w:t>
+            </w:r>
+            <w:r>
+              <w:rPr>
+                <w:rFonts w:ascii="Latha" w:hAnsi="Latha" w:cs="Latha"/>
+                <w:sz w:val="28"/>
+                <w:szCs w:val="28"/>
+                <w:cs/>
+                <w:lang w:bidi="ta-IN"/>
+              </w:rPr>
+              <w:t>ஷு</w:t>
+            </w:r>
+            <w:r>
+              <w:rPr>
+                <w:rFonts w:ascii="BRH Tamil Tab Extra" w:hAnsi="BRH Tamil Tab Extra" w:cs="Latha"/>
+                <w:b/>
+                <w:sz w:val="36"/>
+                <w:szCs w:val="28"/>
+                <w:lang w:bidi="ta-IN"/>
+              </w:rPr>
+              <w:t>†</w:t>
+            </w:r>
+            <w:r>
+              <w:rPr>
+                <w:rFonts w:ascii="Latha" w:hAnsi="Latha" w:cs="Latha"/>
+                <w:sz w:val="28"/>
+                <w:szCs w:val="28"/>
+                <w:cs/>
+                <w:lang w:bidi="ta-IN"/>
+              </w:rPr>
+              <w:t>தோ</w:t>
+            </w:r>
+            <w:r>
+              <w:rPr>
+                <w:rFonts w:ascii="BRH Devanagari Extra" w:hAnsi="BRH Devanagari Extra" w:cs="Latha"/>
+                <w:b/>
+                <w:sz w:val="36"/>
+                <w:szCs w:val="28"/>
+                <w:lang w:bidi="ta-IN"/>
+              </w:rPr>
+              <w:t>Å</w:t>
+            </w:r>
+            <w:r>
+              <w:rPr>
+                <w:rFonts w:ascii="Latha" w:hAnsi="Latha" w:cs="Latha"/>
+                <w:sz w:val="28"/>
+                <w:szCs w:val="28"/>
+                <w:cs/>
+                <w:lang w:bidi="ta-IN"/>
+              </w:rPr>
+              <w:t>பூத</w:t>
+            </w:r>
+            <w:r>
+              <w:rPr>
+                <w:rFonts w:ascii="BRH Tamil Tab Extra" w:hAnsi="BRH Tamil Tab Extra" w:cs="Latha"/>
+                <w:b/>
+                <w:sz w:val="36"/>
+                <w:szCs w:val="28"/>
+                <w:lang w:bidi="ta-IN"/>
+              </w:rPr>
+              <w:t>…</w:t>
+            </w:r>
+            <w:r>
+              <w:rPr>
+                <w:rFonts w:ascii="Latha" w:hAnsi="Latha" w:cs="Latha"/>
+                <w:sz w:val="28"/>
+                <w:szCs w:val="28"/>
+                <w:cs/>
+                <w:lang w:bidi="ta-IN"/>
+              </w:rPr>
+              <w:t>பா</w:t>
+            </w:r>
+            <w:r>
+              <w:rPr>
+                <w:rFonts w:ascii="Latha" w:hAnsi="Latha" w:cs="Latha"/>
+                <w:b/>
+                <w:bCs/>
+                <w:sz w:val="32"/>
+                <w:szCs w:val="32"/>
+                <w:cs/>
+                <w:lang w:bidi="ta-IN"/>
+              </w:rPr>
+              <w:t>:</w:t>
+            </w:r>
+            <w:r>
+              <w:rPr>
+                <w:rFonts w:ascii="Latha" w:hAnsi="Latha" w:cs="Latha"/>
+                <w:sz w:val="28"/>
+                <w:szCs w:val="28"/>
+                <w:lang w:bidi="ta-IN"/>
+              </w:rPr>
+              <w:t xml:space="preserve"> | </w:t>
+            </w:r>
+            <w:r>
+              <w:rPr>
+                <w:rFonts w:ascii="Latha" w:hAnsi="Latha" w:cs="Latha" w:hint="cs"/>
+                <w:sz w:val="28"/>
+                <w:szCs w:val="28"/>
+                <w:cs/>
+                <w:lang w:bidi="ta-IN"/>
+              </w:rPr>
+              <w:br/>
+            </w:r>
+            <w:r>
+              <w:rPr>
+                <w:rFonts w:ascii="Latha" w:hAnsi="Latha" w:cs="Latha"/>
+                <w:sz w:val="28"/>
+                <w:szCs w:val="28"/>
+                <w:cs/>
+                <w:lang w:bidi="ta-IN"/>
+              </w:rPr>
+              <w:t>அ</w:t>
+            </w:r>
+            <w:r>
+              <w:rPr>
+                <w:rFonts w:ascii="BRH Tamil Tab Extra" w:hAnsi="BRH Tamil Tab Extra" w:cs="Latha"/>
+                <w:b/>
+                <w:sz w:val="36"/>
+                <w:szCs w:val="28"/>
+                <w:lang w:bidi="ta-IN"/>
+              </w:rPr>
+              <w:t>…</w:t>
+            </w:r>
+            <w:r>
+              <w:rPr>
+                <w:rFonts w:ascii="Latha" w:hAnsi="Latha" w:cs="Latha"/>
+                <w:sz w:val="28"/>
+                <w:szCs w:val="28"/>
+                <w:highlight w:val="yellow"/>
+                <w:cs/>
+                <w:lang w:bidi="ta-IN"/>
+              </w:rPr>
+              <w:t>பி</w:t>
+            </w:r>
+            <w:r>
+              <w:rPr>
+                <w:rFonts w:ascii="BRH Tamil Tab Extra" w:hAnsi="BRH Tamil Tab Extra" w:cs="Latha"/>
+                <w:b/>
+                <w:sz w:val="36"/>
+                <w:szCs w:val="28"/>
+                <w:highlight w:val="yellow"/>
+                <w:lang w:bidi="ta-IN"/>
+              </w:rPr>
+              <w:t>†</w:t>
+            </w:r>
+            <w:r>
+              <w:rPr>
+                <w:rFonts w:ascii="Latha" w:hAnsi="Latha" w:cs="Latha"/>
+                <w:b/>
+                <w:bCs/>
+                <w:position w:val="-12"/>
+                <w:sz w:val="28"/>
+                <w:szCs w:val="28"/>
+                <w:highlight w:val="yellow"/>
+                <w:cs/>
+                <w:lang w:bidi="ta-IN"/>
+              </w:rPr>
+              <w:t>4</w:t>
+            </w:r>
+            <w:r>
+              <w:rPr>
+                <w:rFonts w:ascii="Latha" w:hAnsi="Latha" w:cs="Latha"/>
+                <w:sz w:val="28"/>
+                <w:szCs w:val="28"/>
+                <w:cs/>
+                <w:lang w:bidi="ta-IN"/>
+              </w:rPr>
+              <w:t>ஷுத</w:t>
+            </w:r>
+            <w:r>
+              <w:rPr>
+                <w:rFonts w:ascii="BRH Tamil Tab Extra" w:hAnsi="BRH Tamil Tab Extra" w:cs="Latha"/>
+                <w:b/>
+                <w:sz w:val="36"/>
+                <w:szCs w:val="28"/>
+                <w:lang w:bidi="ta-IN"/>
+              </w:rPr>
+              <w:t>…</w:t>
+            </w:r>
+            <w:r>
+              <w:rPr>
+                <w:rFonts w:ascii="Latha" w:hAnsi="Latha" w:cs="Latha"/>
+                <w:sz w:val="28"/>
+                <w:szCs w:val="28"/>
+                <w:lang w:bidi="ta-IN"/>
+              </w:rPr>
+              <w:t xml:space="preserve"> </w:t>
+            </w:r>
+            <w:r>
+              <w:rPr>
+                <w:rFonts w:ascii="Latha" w:hAnsi="Latha" w:cs="Latha"/>
+                <w:sz w:val="28"/>
+                <w:szCs w:val="28"/>
+                <w:cs/>
+                <w:lang w:bidi="ta-IN"/>
+              </w:rPr>
+              <w:t>இத்ய</w:t>
+            </w:r>
+            <w:r>
+              <w:rPr>
+                <w:rFonts w:ascii="BRH Tamil Tab Extra" w:hAnsi="BRH Tamil Tab Extra" w:cs="Latha"/>
+                <w:b/>
+                <w:sz w:val="36"/>
+                <w:szCs w:val="28"/>
+                <w:lang w:bidi="ta-IN"/>
+              </w:rPr>
+              <w:t>…</w:t>
+            </w:r>
+            <w:r>
+              <w:rPr>
+                <w:rFonts w:ascii="Latha" w:hAnsi="Latha" w:cs="Latha"/>
+                <w:sz w:val="28"/>
+                <w:szCs w:val="28"/>
+                <w:cs/>
+                <w:lang w:bidi="ta-IN"/>
+              </w:rPr>
+              <w:t>பி</w:t>
+            </w:r>
+            <w:r>
+              <w:rPr>
+                <w:rFonts w:ascii="Latha" w:hAnsi="Latha" w:cs="Latha"/>
+                <w:b/>
+                <w:bCs/>
+                <w:position w:val="-12"/>
+                <w:sz w:val="28"/>
+                <w:szCs w:val="28"/>
+                <w:cs/>
+                <w:lang w:bidi="ta-IN"/>
+              </w:rPr>
+              <w:t>4</w:t>
+            </w:r>
+            <w:r>
+              <w:rPr>
+                <w:rFonts w:ascii="Latha" w:hAnsi="Latha" w:cs="Latha"/>
+                <w:sz w:val="28"/>
+                <w:szCs w:val="28"/>
+                <w:lang w:bidi="ta-IN"/>
+              </w:rPr>
+              <w:t xml:space="preserve"> - </w:t>
+            </w:r>
+            <w:r>
+              <w:rPr>
+                <w:rFonts w:ascii="Latha" w:hAnsi="Latha" w:cs="Latha"/>
+                <w:sz w:val="28"/>
+                <w:szCs w:val="28"/>
+                <w:cs/>
+                <w:lang w:bidi="ta-IN"/>
+              </w:rPr>
+              <w:t>ஸு</w:t>
+            </w:r>
+            <w:r>
+              <w:rPr>
+                <w:rFonts w:ascii="BRH Tamil Tab Extra" w:hAnsi="BRH Tamil Tab Extra" w:cs="Latha"/>
+                <w:b/>
+                <w:sz w:val="36"/>
+                <w:szCs w:val="28"/>
+                <w:lang w:bidi="ta-IN"/>
+              </w:rPr>
+              <w:t>…</w:t>
+            </w:r>
+            <w:r>
+              <w:rPr>
+                <w:rFonts w:ascii="Latha" w:hAnsi="Latha" w:cs="Latha"/>
+                <w:sz w:val="28"/>
+                <w:szCs w:val="28"/>
+                <w:cs/>
+                <w:lang w:bidi="ta-IN"/>
+              </w:rPr>
+              <w:t>த</w:t>
+            </w:r>
+            <w:r>
+              <w:rPr>
+                <w:rFonts w:ascii="BRH Tamil Tab Extra" w:hAnsi="BRH Tamil Tab Extra" w:cs="Latha"/>
+                <w:b/>
+                <w:sz w:val="36"/>
+                <w:szCs w:val="28"/>
+                <w:lang w:bidi="ta-IN"/>
+              </w:rPr>
+              <w:t>…</w:t>
+            </w:r>
+            <w:r>
+              <w:rPr>
+                <w:rFonts w:ascii="Latha" w:hAnsi="Latha" w:cs="Latha"/>
+                <w:b/>
+                <w:bCs/>
+                <w:sz w:val="32"/>
+                <w:szCs w:val="32"/>
+                <w:cs/>
+                <w:lang w:bidi="ta-IN"/>
+              </w:rPr>
+              <w:t>:</w:t>
+            </w:r>
+            <w:r>
+              <w:rPr>
+                <w:rFonts w:ascii="Latha" w:hAnsi="Latha" w:cs="Latha"/>
+                <w:sz w:val="28"/>
+                <w:szCs w:val="28"/>
+                <w:lang w:bidi="ta-IN"/>
+              </w:rPr>
+              <w:t xml:space="preserve"> |</w:t>
+            </w:r>
+          </w:p>
+        </w:tc>
+        <w:tc>
+          <w:tcPr>
+            <w:tcW w:w="5386" w:type="dxa"/>
+          </w:tcPr>
+          <w:p>
+            <w:pPr>
+              <w:widowControl w:val="0"/>
+              <w:autoSpaceDE w:val="0"/>
+              <w:autoSpaceDN w:val="0"/>
+              <w:adjustRightInd w:val="0"/>
+              <w:spacing w:before="0" w:line="240" w:lineRule="auto"/>
+              <w:rPr>
+                <w:rFonts w:ascii="BRH Malayalam Extra" w:hAnsi="BRH Malayalam Extra" w:cs="BRH Malayalam Extra"/>
+                <w:color w:val="000000"/>
+                <w:sz w:val="40"/>
+                <w:szCs w:val="40"/>
+              </w:rPr>
+            </w:pPr>
+            <w:r>
+              <w:rPr>
+                <w:rFonts w:ascii="Latha" w:hAnsi="Latha" w:cs="Latha"/>
+                <w:sz w:val="28"/>
+                <w:szCs w:val="28"/>
+                <w:cs/>
+                <w:lang w:bidi="ta-IN"/>
+              </w:rPr>
+              <w:t>அ</w:t>
+            </w:r>
+            <w:r>
+              <w:rPr>
+                <w:rFonts w:ascii="BRH Tamil Tab Extra" w:hAnsi="BRH Tamil Tab Extra" w:cs="Latha"/>
+                <w:b/>
+                <w:sz w:val="36"/>
+                <w:szCs w:val="28"/>
+                <w:lang w:bidi="ta-IN"/>
+              </w:rPr>
+              <w:t>…</w:t>
+            </w:r>
+            <w:r>
+              <w:rPr>
+                <w:rFonts w:ascii="Latha" w:hAnsi="Latha" w:cs="Latha"/>
+                <w:sz w:val="28"/>
+                <w:szCs w:val="28"/>
+                <w:cs/>
+                <w:lang w:bidi="ta-IN"/>
+              </w:rPr>
+              <w:t>பி</w:t>
+            </w:r>
+            <w:r>
+              <w:rPr>
+                <w:rFonts w:ascii="Latha" w:hAnsi="Latha" w:cs="Latha"/>
+                <w:b/>
+                <w:bCs/>
+                <w:position w:val="-12"/>
+                <w:sz w:val="28"/>
+                <w:szCs w:val="28"/>
+                <w:cs/>
+                <w:lang w:bidi="ta-IN"/>
+              </w:rPr>
+              <w:t>4</w:t>
+            </w:r>
+            <w:r>
+              <w:rPr>
+                <w:rFonts w:ascii="Latha" w:hAnsi="Latha" w:cs="Latha"/>
+                <w:sz w:val="28"/>
+                <w:szCs w:val="28"/>
+                <w:cs/>
+                <w:lang w:bidi="ta-IN"/>
+              </w:rPr>
+              <w:t>ஷு</w:t>
+            </w:r>
+            <w:r>
+              <w:rPr>
+                <w:rFonts w:ascii="BRH Tamil Tab Extra" w:hAnsi="BRH Tamil Tab Extra" w:cs="Latha"/>
+                <w:b/>
+                <w:sz w:val="36"/>
+                <w:szCs w:val="28"/>
+                <w:lang w:bidi="ta-IN"/>
+              </w:rPr>
+              <w:t>†</w:t>
+            </w:r>
+            <w:r>
+              <w:rPr>
+                <w:rFonts w:ascii="Latha" w:hAnsi="Latha" w:cs="Latha"/>
+                <w:sz w:val="28"/>
+                <w:szCs w:val="28"/>
+                <w:cs/>
+                <w:lang w:bidi="ta-IN"/>
+              </w:rPr>
+              <w:t>தோ</w:t>
+            </w:r>
+            <w:r>
+              <w:rPr>
+                <w:rFonts w:ascii="BRH Devanagari Extra" w:hAnsi="BRH Devanagari Extra" w:cs="Latha"/>
+                <w:b/>
+                <w:sz w:val="36"/>
+                <w:szCs w:val="28"/>
+                <w:lang w:bidi="ta-IN"/>
+              </w:rPr>
+              <w:t>Å</w:t>
+            </w:r>
+            <w:r>
+              <w:rPr>
+                <w:rFonts w:ascii="Latha" w:hAnsi="Latha" w:cs="Latha"/>
+                <w:sz w:val="28"/>
+                <w:szCs w:val="28"/>
+                <w:cs/>
+                <w:lang w:bidi="ta-IN"/>
+              </w:rPr>
+              <w:t>பூத</w:t>
+            </w:r>
+            <w:r>
+              <w:rPr>
+                <w:rFonts w:ascii="BRH Tamil Tab Extra" w:hAnsi="BRH Tamil Tab Extra" w:cs="Latha"/>
+                <w:b/>
+                <w:sz w:val="36"/>
+                <w:szCs w:val="28"/>
+                <w:lang w:bidi="ta-IN"/>
+              </w:rPr>
+              <w:t>…</w:t>
+            </w:r>
+            <w:r>
+              <w:rPr>
+                <w:rFonts w:ascii="Latha" w:hAnsi="Latha" w:cs="Latha"/>
+                <w:sz w:val="28"/>
+                <w:szCs w:val="28"/>
+                <w:cs/>
+                <w:lang w:bidi="ta-IN"/>
+              </w:rPr>
+              <w:t>பா</w:t>
+            </w:r>
+            <w:r>
+              <w:rPr>
+                <w:rFonts w:ascii="Latha" w:hAnsi="Latha" w:cs="Latha"/>
+                <w:b/>
+                <w:bCs/>
+                <w:sz w:val="32"/>
+                <w:szCs w:val="32"/>
+                <w:cs/>
+                <w:lang w:bidi="ta-IN"/>
+              </w:rPr>
+              <w:t>:</w:t>
+            </w:r>
+            <w:r>
+              <w:rPr>
+                <w:rFonts w:ascii="Latha" w:hAnsi="Latha" w:cs="Latha"/>
+                <w:sz w:val="28"/>
+                <w:szCs w:val="28"/>
+                <w:lang w:bidi="ta-IN"/>
+              </w:rPr>
+              <w:t xml:space="preserve"> | </w:t>
+            </w:r>
+            <w:r>
+              <w:rPr>
+                <w:rFonts w:ascii="Latha" w:hAnsi="Latha" w:cs="Latha" w:hint="cs"/>
+                <w:sz w:val="28"/>
+                <w:szCs w:val="28"/>
+                <w:cs/>
+                <w:lang w:bidi="ta-IN"/>
+              </w:rPr>
+              <w:br/>
+            </w:r>
+            <w:r>
+              <w:rPr>
+                <w:rFonts w:ascii="Latha" w:hAnsi="Latha" w:cs="Latha"/>
+                <w:sz w:val="28"/>
+                <w:szCs w:val="28"/>
+                <w:cs/>
+                <w:lang w:bidi="ta-IN"/>
+              </w:rPr>
+              <w:t>அ</w:t>
+            </w:r>
+            <w:r>
+              <w:rPr>
+                <w:rFonts w:ascii="BRH Tamil Tab Extra" w:hAnsi="BRH Tamil Tab Extra" w:cs="Latha"/>
+                <w:b/>
+                <w:sz w:val="36"/>
+                <w:szCs w:val="28"/>
+                <w:lang w:bidi="ta-IN"/>
+              </w:rPr>
+              <w:t>…</w:t>
+            </w:r>
+            <w:r>
+              <w:rPr>
+                <w:rFonts w:ascii="Latha" w:hAnsi="Latha" w:cs="Latha"/>
+                <w:sz w:val="28"/>
+                <w:szCs w:val="28"/>
+                <w:cs/>
+                <w:lang w:bidi="ta-IN"/>
+              </w:rPr>
+              <w:t>பி</w:t>
+            </w:r>
+            <w:r>
+              <w:rPr>
+                <w:rFonts w:ascii="Latha" w:hAnsi="Latha" w:cs="Latha"/>
+                <w:b/>
+                <w:bCs/>
+                <w:position w:val="-12"/>
+                <w:sz w:val="28"/>
+                <w:szCs w:val="28"/>
+                <w:cs/>
+                <w:lang w:bidi="ta-IN"/>
+              </w:rPr>
+              <w:t>4</w:t>
+            </w:r>
+            <w:r>
+              <w:rPr>
+                <w:rFonts w:ascii="Latha" w:hAnsi="Latha" w:cs="Latha"/>
+                <w:sz w:val="28"/>
+                <w:szCs w:val="28"/>
+                <w:highlight w:val="green"/>
+                <w:cs/>
+                <w:lang w:bidi="ta-IN"/>
+              </w:rPr>
+              <w:t>ஷு</w:t>
+            </w:r>
+            <w:r>
+              <w:rPr>
+                <w:rFonts w:ascii="BRH Tamil Tab Extra" w:hAnsi="BRH Tamil Tab Extra" w:cs="Latha"/>
+                <w:b/>
+                <w:sz w:val="36"/>
+                <w:szCs w:val="28"/>
+                <w:lang w:bidi="ta-IN"/>
+              </w:rPr>
+              <w:t>†</w:t>
+            </w:r>
+            <w:r>
+              <w:rPr>
+                <w:rFonts w:ascii="Latha" w:hAnsi="Latha" w:cs="Latha"/>
+                <w:sz w:val="28"/>
+                <w:szCs w:val="28"/>
+                <w:cs/>
+                <w:lang w:bidi="ta-IN"/>
+              </w:rPr>
+              <w:t>த</w:t>
+            </w:r>
+            <w:r>
+              <w:rPr>
+                <w:rFonts w:ascii="BRH Tamil Tab Extra" w:hAnsi="BRH Tamil Tab Extra" w:cs="Latha"/>
+                <w:b/>
+                <w:sz w:val="36"/>
+                <w:szCs w:val="28"/>
+                <w:lang w:bidi="ta-IN"/>
+              </w:rPr>
+              <w:t>…</w:t>
+            </w:r>
+            <w:r>
+              <w:rPr>
+                <w:rFonts w:ascii="Latha" w:hAnsi="Latha" w:cs="Latha"/>
+                <w:sz w:val="28"/>
+                <w:szCs w:val="28"/>
+                <w:lang w:bidi="ta-IN"/>
+              </w:rPr>
+              <w:t xml:space="preserve"> </w:t>
+            </w:r>
+            <w:r>
+              <w:rPr>
+                <w:rFonts w:ascii="Latha" w:hAnsi="Latha" w:cs="Latha"/>
+                <w:sz w:val="28"/>
+                <w:szCs w:val="28"/>
+                <w:cs/>
+                <w:lang w:bidi="ta-IN"/>
+              </w:rPr>
+              <w:t>இத்ய</w:t>
+            </w:r>
+            <w:r>
+              <w:rPr>
+                <w:rFonts w:ascii="BRH Tamil Tab Extra" w:hAnsi="BRH Tamil Tab Extra" w:cs="Latha"/>
+                <w:b/>
+                <w:sz w:val="36"/>
+                <w:szCs w:val="28"/>
+                <w:lang w:bidi="ta-IN"/>
+              </w:rPr>
+              <w:t>…</w:t>
+            </w:r>
+            <w:r>
+              <w:rPr>
+                <w:rFonts w:ascii="Latha" w:hAnsi="Latha" w:cs="Latha"/>
+                <w:sz w:val="28"/>
+                <w:szCs w:val="28"/>
+                <w:cs/>
+                <w:lang w:bidi="ta-IN"/>
+              </w:rPr>
+              <w:t>பி</w:t>
+            </w:r>
+            <w:r>
+              <w:rPr>
+                <w:rFonts w:ascii="Latha" w:hAnsi="Latha" w:cs="Latha"/>
+                <w:b/>
+                <w:bCs/>
+                <w:position w:val="-12"/>
+                <w:sz w:val="28"/>
+                <w:szCs w:val="28"/>
+                <w:cs/>
+                <w:lang w:bidi="ta-IN"/>
+              </w:rPr>
+              <w:t>4</w:t>
+            </w:r>
+            <w:r>
+              <w:rPr>
+                <w:rFonts w:ascii="Latha" w:hAnsi="Latha" w:cs="Latha"/>
+                <w:sz w:val="28"/>
+                <w:szCs w:val="28"/>
+                <w:lang w:bidi="ta-IN"/>
+              </w:rPr>
+              <w:t xml:space="preserve"> - </w:t>
+            </w:r>
+            <w:r>
+              <w:rPr>
+                <w:rFonts w:ascii="Latha" w:hAnsi="Latha" w:cs="Latha"/>
+                <w:sz w:val="28"/>
+                <w:szCs w:val="28"/>
+                <w:cs/>
+                <w:lang w:bidi="ta-IN"/>
+              </w:rPr>
+              <w:t>ஸு</w:t>
+            </w:r>
+            <w:r>
+              <w:rPr>
+                <w:rFonts w:ascii="BRH Tamil Tab Extra" w:hAnsi="BRH Tamil Tab Extra" w:cs="Latha"/>
+                <w:b/>
+                <w:sz w:val="36"/>
+                <w:szCs w:val="28"/>
+                <w:lang w:bidi="ta-IN"/>
+              </w:rPr>
+              <w:t>…</w:t>
+            </w:r>
+            <w:r>
+              <w:rPr>
+                <w:rFonts w:ascii="Latha" w:hAnsi="Latha" w:cs="Latha"/>
+                <w:sz w:val="28"/>
+                <w:szCs w:val="28"/>
+                <w:cs/>
+                <w:lang w:bidi="ta-IN"/>
+              </w:rPr>
+              <w:t>த</w:t>
+            </w:r>
+            <w:r>
+              <w:rPr>
+                <w:rFonts w:ascii="BRH Tamil Tab Extra" w:hAnsi="BRH Tamil Tab Extra" w:cs="Latha"/>
+                <w:b/>
+                <w:sz w:val="36"/>
+                <w:szCs w:val="28"/>
+                <w:lang w:bidi="ta-IN"/>
+              </w:rPr>
+              <w:t>…</w:t>
+            </w:r>
+            <w:r>
+              <w:rPr>
+                <w:rFonts w:ascii="Latha" w:hAnsi="Latha" w:cs="Latha"/>
+                <w:b/>
+                <w:bCs/>
+                <w:sz w:val="32"/>
+                <w:szCs w:val="32"/>
+                <w:cs/>
+                <w:lang w:bidi="ta-IN"/>
+              </w:rPr>
+              <w:t>:</w:t>
+            </w:r>
+            <w:r>
+              <w:rPr>
+                <w:rFonts w:ascii="Latha" w:hAnsi="Latha" w:cs="Latha"/>
+                <w:sz w:val="28"/>
+                <w:szCs w:val="28"/>
+                <w:lang w:bidi="ta-IN"/>
+              </w:rPr>
+              <w:t xml:space="preserve"> |</w:t>
+            </w:r>
+          </w:p>
+        </w:tc>
+      </w:tr>
+      <w:tr>
+        <w:trPr>
+          <w:trHeight w:val="1118"/>
+        </w:trPr>
+        <w:tc>
+          <w:tcPr>
+            <w:tcW w:w="3906" w:type="dxa"/>
+          </w:tcPr>
+          <w:p>
+            <w:pPr>
+              <w:widowControl w:val="0"/>
+              <w:tabs>
+                <w:tab w:val="left" w:pos="993"/>
+              </w:tabs>
+              <w:autoSpaceDE w:val="0"/>
+              <w:autoSpaceDN w:val="0"/>
+              <w:adjustRightInd w:val="0"/>
+              <w:spacing w:before="0" w:line="252" w:lineRule="auto"/>
+              <w:ind w:right="297"/>
+              <w:rPr>
+                <w:rFonts w:cs="Arial"/>
+                <w:b/>
+                <w:sz w:val="28"/>
+                <w:szCs w:val="32"/>
+              </w:rPr>
+            </w:pPr>
+          </w:p>
+        </w:tc>
+        <w:tc>
+          <w:tcPr>
+            <w:tcW w:w="5103" w:type="dxa"/>
+          </w:tcPr>
+          <w:p>
+            <w:pPr>
+              <w:widowControl w:val="0"/>
+              <w:autoSpaceDE w:val="0"/>
+              <w:autoSpaceDN w:val="0"/>
+              <w:adjustRightInd w:val="0"/>
+              <w:spacing w:before="0" w:line="240" w:lineRule="auto"/>
+              <w:ind w:right="-136"/>
+              <w:rPr>
+                <w:rFonts w:ascii="Latha" w:hAnsi="Latha" w:cs="Latha"/>
+                <w:sz w:val="28"/>
+                <w:szCs w:val="28"/>
+                <w:cs/>
+                <w:lang w:bidi="ta-IN"/>
+              </w:rPr>
+            </w:pPr>
+          </w:p>
+        </w:tc>
+        <w:tc>
+          <w:tcPr>
+            <w:tcW w:w="5386" w:type="dxa"/>
+          </w:tcPr>
+          <w:p>
+            <w:pPr>
+              <w:widowControl w:val="0"/>
+              <w:autoSpaceDE w:val="0"/>
+              <w:autoSpaceDN w:val="0"/>
+              <w:adjustRightInd w:val="0"/>
+              <w:spacing w:line="252" w:lineRule="auto"/>
+              <w:ind w:right="-138"/>
+              <w:rPr>
+                <w:rFonts w:ascii="Latha" w:hAnsi="Latha" w:cs="Latha"/>
+                <w:sz w:val="28"/>
+                <w:szCs w:val="28"/>
+                <w:cs/>
+                <w:lang w:bidi="ta-IN"/>
+              </w:rPr>
+            </w:pPr>
           </w:p>
         </w:tc>
       </w:tr>
@@ -1522,7 +3367,6 @@
           <w:szCs w:val="32"/>
           <w:u w:val="single"/>
         </w:rPr>
-        <w:lastRenderedPageBreak/>
         <w:t xml:space="preserve">TS </w:t>
       </w:r>
       <w:r>
@@ -3071,6 +4915,7 @@
                 <w:sz w:val="28"/>
                 <w:szCs w:val="32"/>
               </w:rPr>
+              <w:lastRenderedPageBreak/>
               <w:t>T.S.4.4.12.4</w:t>
             </w:r>
             <w:r>
@@ -4317,7 +6162,6 @@
                 <w:sz w:val="28"/>
                 <w:szCs w:val="32"/>
               </w:rPr>
-              <w:lastRenderedPageBreak/>
               <w:t>T.S.4.4.2.1 – Kramam</w:t>
             </w:r>
           </w:p>
@@ -5757,6 +7601,7 @@
                 <w:cs/>
                 <w:lang w:bidi="ta-IN"/>
               </w:rPr>
+              <w:lastRenderedPageBreak/>
               <w:t>ப்</w:t>
             </w:r>
             <w:r>
@@ -5923,6 +7768,7 @@
                 <w:cs/>
                 <w:lang w:bidi="ta-IN"/>
               </w:rPr>
+              <w:lastRenderedPageBreak/>
               <w:t>ஸ்தோமௌ</w:t>
             </w:r>
             <w:r>
@@ -6028,6 +7874,7 @@
                 <w:cs/>
                 <w:lang w:bidi="ta-IN"/>
               </w:rPr>
+              <w:lastRenderedPageBreak/>
               <w:t>ப்</w:t>
             </w:r>
             <w:r>
@@ -6209,6 +8056,7 @@
                 <w:sz w:val="28"/>
                 <w:szCs w:val="32"/>
               </w:rPr>
+              <w:lastRenderedPageBreak/>
               <w:t>T.S.4.4.3.2 – Kramam</w:t>
             </w:r>
           </w:p>
@@ -7855,7 +9703,6 @@
                 <w:sz w:val="28"/>
                 <w:szCs w:val="32"/>
               </w:rPr>
-              <w:lastRenderedPageBreak/>
               <w:t>T.S.4.4.4.2 – Kramam</w:t>
             </w:r>
           </w:p>
@@ -9412,6 +11259,7 @@
                 <w:sz w:val="28"/>
                 <w:szCs w:val="32"/>
               </w:rPr>
+              <w:lastRenderedPageBreak/>
               <w:t>T.S.4.4.4.6 – Kramam</w:t>
             </w:r>
           </w:p>
@@ -11645,7 +13493,6 @@
                 <w:sz w:val="28"/>
                 <w:szCs w:val="32"/>
               </w:rPr>
-              <w:lastRenderedPageBreak/>
               <w:t>T.S.4.4.6.2 – Kramam</w:t>
             </w:r>
           </w:p>
@@ -13053,6 +14900,7 @@
                 <w:sz w:val="28"/>
                 <w:szCs w:val="32"/>
               </w:rPr>
+              <w:lastRenderedPageBreak/>
               <w:t>T.S.4.4.9.1 – Kramam</w:t>
             </w:r>
           </w:p>
@@ -15561,7 +17409,6 @@
                 <w:sz w:val="28"/>
                 <w:szCs w:val="32"/>
               </w:rPr>
-              <w:lastRenderedPageBreak/>
               <w:t>T.S.4.4.11.4 – Kramam</w:t>
             </w:r>
           </w:p>
@@ -17053,6 +18900,7 @@
           <w:szCs w:val="40"/>
           <w:lang w:val="en-IN" w:eastAsia="en-IN"/>
         </w:rPr>
+        <w:lastRenderedPageBreak/>
         <w:t>"</w:t>
       </w:r>
       <w:r>
@@ -17606,7 +19454,7 @@
 </file>
 
 <file path=word/endnotes.xml><?xml version="1.0" encoding="utf-8"?>
-<w:endnotes xmlns:wpc="http://schemas.microsoft.com/office/word/2010/wordprocessingCanvas" xmlns:cx="http://schemas.microsoft.com/office/drawing/2014/chartex" xmlns:cx1="http://schemas.microsoft.com/office/drawing/2015/9/8/chartex" xmlns:cx2="http://schemas.microsoft.com/office/drawing/2015/10/21/chartex" xmlns:cx3="http://schemas.microsoft.com/office/drawing/2016/5/9/chartex" xmlns:cx4="http://schemas.microsoft.com/office/drawing/2016/5/10/chartex" xmlns:cx5="http://schemas.microsoft.com/office/drawing/2016/5/11/chartex" xmlns:cx6="http://schemas.microsoft.com/office/drawing/2016/5/12/chartex" xmlns:cx7="http://schemas.microsoft.com/office/drawing/2016/5/13/chartex" xmlns:cx8="http://schemas.microsoft.com/office/drawing/2016/5/14/chartex" xmlns:mc="http://schemas.openxmlformats.org/markup-compatibility/2006" xmlns:aink="http://schemas.microsoft.com/office/drawing/2016/ink" xmlns:am3d="http://schemas.microsoft.com/office/drawing/2017/model3d" xmlns:o="urn:schemas-microsoft-com:office:office" xmlns:oel="http://schemas.microsoft.com/office/2019/extlst" xmlns:r="http://schemas.openxmlformats.org/officeDocument/2006/relationships" xmlns:m="http://schemas.openxmlformats.org/officeDocument/2006/math" xmlns:v="urn:schemas-microsoft-com:vml" xmlns:wp14="http://schemas.microsoft.com/office/word/2010/wordprocessingDrawing" xmlns:wp="http://schemas.openxmlformats.org/drawingml/2006/wordprocessingDrawing" xmlns:w10="urn:schemas-microsoft-com:office:word" xmlns:w="http://schemas.openxmlformats.org/wordprocessingml/2006/main" xmlns:w14="http://schemas.microsoft.com/office/word/2010/wordml" xmlns:w15="http://schemas.microsoft.com/office/word/2012/wordml" xmlns:w16cei="http://schemas.microsoft.com/office/word/2026/wordml/cei" xmlns:w16cex="http://schemas.microsoft.com/office/word/2018/wordml/cex" xmlns:w16cid="http://schemas.microsoft.com/office/word/2016/wordml/cid" xmlns:w16="http://schemas.microsoft.com/office/word/2018/wordml" xmlns:w16du="http://schemas.microsoft.com/office/word/2023/wordml/word16du" xmlns:w16sdtdh="http://schemas.microsoft.com/office/word/2020/wordml/sdtdatahash" xmlns:w16sdtfl="http://schemas.microsoft.com/office/word/2024/wordml/sdtformatlock" xmlns:w16se="http://schemas.microsoft.com/office/word/2015/wordml/symex" xmlns:wpg="http://schemas.microsoft.com/office/word/2010/wordprocessingGroup" xmlns:wpi="http://schemas.microsoft.com/office/word/2010/wordprocessingInk" xmlns:wne="http://schemas.microsoft.com/office/word/2006/wordml" xmlns:wps="http://schemas.microsoft.com/office/word/2010/wordprocessingShape" mc:Ignorable="w14 w15 w16se w16cid w16 w16cex w16sdtdh w16sdtfl w16du wp14">
+<w:endnotes xmlns:wpc="http://schemas.microsoft.com/office/word/2010/wordprocessingCanvas" xmlns:cx="http://schemas.microsoft.com/office/drawing/2014/chartex" xmlns:cx1="http://schemas.microsoft.com/office/drawing/2015/9/8/chartex" xmlns:cx2="http://schemas.microsoft.com/office/drawing/2015/10/21/chartex" xmlns:cx3="http://schemas.microsoft.com/office/drawing/2016/5/9/chartex" xmlns:cx4="http://schemas.microsoft.com/office/drawing/2016/5/10/chartex" xmlns:cx5="http://schemas.microsoft.com/office/drawing/2016/5/11/chartex" xmlns:cx6="http://schemas.microsoft.com/office/drawing/2016/5/12/chartex" xmlns:cx7="http://schemas.microsoft.com/office/drawing/2016/5/13/chartex" xmlns:cx8="http://schemas.microsoft.com/office/drawing/2016/5/14/chartex" xmlns:mc="http://schemas.openxmlformats.org/markup-compatibility/2006" xmlns:aink="http://schemas.microsoft.com/office/drawing/2016/ink" xmlns:am3d="http://schemas.microsoft.com/office/drawing/2017/model3d" xmlns:o="urn:schemas-microsoft-com:office:office" xmlns:oel="http://schemas.microsoft.com/office/2019/extlst" xmlns:r="http://schemas.openxmlformats.org/officeDocument/2006/relationships" xmlns:m="http://schemas.openxmlformats.org/officeDocument/2006/math" xmlns:v="urn:schemas-microsoft-com:vml" xmlns:wp14="http://schemas.microsoft.com/office/word/2010/wordprocessingDrawing" xmlns:wp="http://schemas.openxmlformats.org/drawingml/2006/wordprocessingDrawing" xmlns:w10="urn:schemas-microsoft-com:office:word" xmlns:w="http://schemas.openxmlformats.org/wordprocessingml/2006/main" xmlns:w14="http://schemas.microsoft.com/office/word/2010/wordml" xmlns:w15="http://schemas.microsoft.com/office/word/2012/wordml" xmlns:w16cex="http://schemas.microsoft.com/office/word/2018/wordml/cex" xmlns:w16cid="http://schemas.microsoft.com/office/word/2016/wordml/cid" xmlns:w16="http://schemas.microsoft.com/office/word/2018/wordml" xmlns:w16du="http://schemas.microsoft.com/office/word/2023/wordml/word16du" xmlns:w16sdtdh="http://schemas.microsoft.com/office/word/2020/wordml/sdtdatahash" xmlns:w16sdtfl="http://schemas.microsoft.com/office/word/2024/wordml/sdtformatlock" xmlns:w16se="http://schemas.microsoft.com/office/word/2015/wordml/symex" xmlns:wpg="http://schemas.microsoft.com/office/word/2010/wordprocessingGroup" xmlns:wpi="http://schemas.microsoft.com/office/word/2010/wordprocessingInk" xmlns:wne="http://schemas.microsoft.com/office/word/2006/wordml" xmlns:wps="http://schemas.microsoft.com/office/word/2010/wordprocessingShape" mc:Ignorable="w14 w15 w16se w16cid w16 w16cex w16sdtdh w16sdtfl w16du wp14">
   <w:endnote w:type="separator" w:id="-1">
     <w:p>
       <w:pPr>
@@ -17631,7 +19479,7 @@
 </file>
 
 <file path=word/footer1.xml><?xml version="1.0" encoding="utf-8"?>
-<w:ftr xmlns:wpc="http://schemas.microsoft.com/office/word/2010/wordprocessingCanvas" xmlns:cx="http://schemas.microsoft.com/office/drawing/2014/chartex" xmlns:cx1="http://schemas.microsoft.com/office/drawing/2015/9/8/chartex" xmlns:cx2="http://schemas.microsoft.com/office/drawing/2015/10/21/chartex" xmlns:cx3="http://schemas.microsoft.com/office/drawing/2016/5/9/chartex" xmlns:cx4="http://schemas.microsoft.com/office/drawing/2016/5/10/chartex" xmlns:cx5="http://schemas.microsoft.com/office/drawing/2016/5/11/chartex" xmlns:cx6="http://schemas.microsoft.com/office/drawing/2016/5/12/chartex" xmlns:cx7="http://schemas.microsoft.com/office/drawing/2016/5/13/chartex" xmlns:cx8="http://schemas.microsoft.com/office/drawing/2016/5/14/chartex" xmlns:mc="http://schemas.openxmlformats.org/markup-compatibility/2006" xmlns:aink="http://schemas.microsoft.com/office/drawing/2016/ink" xmlns:am3d="http://schemas.microsoft.com/office/drawing/2017/model3d" xmlns:o="urn:schemas-microsoft-com:office:office" xmlns:oel="http://schemas.microsoft.com/office/2019/extlst" xmlns:r="http://schemas.openxmlformats.org/officeDocument/2006/relationships" xmlns:m="http://schemas.openxmlformats.org/officeDocument/2006/math" xmlns:v="urn:schemas-microsoft-com:vml" xmlns:wp14="http://schemas.microsoft.com/office/word/2010/wordprocessingDrawing" xmlns:wp="http://schemas.openxmlformats.org/drawingml/2006/wordprocessingDrawing" xmlns:w10="urn:schemas-microsoft-com:office:word" xmlns:w="http://schemas.openxmlformats.org/wordprocessingml/2006/main" xmlns:w14="http://schemas.microsoft.com/office/word/2010/wordml" xmlns:w15="http://schemas.microsoft.com/office/word/2012/wordml" xmlns:w16cei="http://schemas.microsoft.com/office/word/2026/wordml/cei" xmlns:w16cex="http://schemas.microsoft.com/office/word/2018/wordml/cex" xmlns:w16cid="http://schemas.microsoft.com/office/word/2016/wordml/cid" xmlns:w16="http://schemas.microsoft.com/office/word/2018/wordml" xmlns:w16du="http://schemas.microsoft.com/office/word/2023/wordml/word16du" xmlns:w16sdtdh="http://schemas.microsoft.com/office/word/2020/wordml/sdtdatahash" xmlns:w16sdtfl="http://schemas.microsoft.com/office/word/2024/wordml/sdtformatlock" xmlns:w16se="http://schemas.microsoft.com/office/word/2015/wordml/symex" xmlns:wpg="http://schemas.microsoft.com/office/word/2010/wordprocessingGroup" xmlns:wpi="http://schemas.microsoft.com/office/word/2010/wordprocessingInk" xmlns:wne="http://schemas.microsoft.com/office/word/2006/wordml" xmlns:wps="http://schemas.microsoft.com/office/word/2010/wordprocessingShape" mc:Ignorable="w14 w15 w16se w16cid w16 w16cex w16sdtdh w16sdtfl w16du wp14">
+<w:ftr xmlns:wpc="http://schemas.microsoft.com/office/word/2010/wordprocessingCanvas" xmlns:cx="http://schemas.microsoft.com/office/drawing/2014/chartex" xmlns:cx1="http://schemas.microsoft.com/office/drawing/2015/9/8/chartex" xmlns:cx2="http://schemas.microsoft.com/office/drawing/2015/10/21/chartex" xmlns:cx3="http://schemas.microsoft.com/office/drawing/2016/5/9/chartex" xmlns:cx4="http://schemas.microsoft.com/office/drawing/2016/5/10/chartex" xmlns:cx5="http://schemas.microsoft.com/office/drawing/2016/5/11/chartex" xmlns:cx6="http://schemas.microsoft.com/office/drawing/2016/5/12/chartex" xmlns:cx7="http://schemas.microsoft.com/office/drawing/2016/5/13/chartex" xmlns:cx8="http://schemas.microsoft.com/office/drawing/2016/5/14/chartex" xmlns:mc="http://schemas.openxmlformats.org/markup-compatibility/2006" xmlns:aink="http://schemas.microsoft.com/office/drawing/2016/ink" xmlns:am3d="http://schemas.microsoft.com/office/drawing/2017/model3d" xmlns:o="urn:schemas-microsoft-com:office:office" xmlns:oel="http://schemas.microsoft.com/office/2019/extlst" xmlns:r="http://schemas.openxmlformats.org/officeDocument/2006/relationships" xmlns:m="http://schemas.openxmlformats.org/officeDocument/2006/math" xmlns:v="urn:schemas-microsoft-com:vml" xmlns:wp14="http://schemas.microsoft.com/office/word/2010/wordprocessingDrawing" xmlns:wp="http://schemas.openxmlformats.org/drawingml/2006/wordprocessingDrawing" xmlns:w10="urn:schemas-microsoft-com:office:word" xmlns:w="http://schemas.openxmlformats.org/wordprocessingml/2006/main" xmlns:w14="http://schemas.microsoft.com/office/word/2010/wordml" xmlns:w15="http://schemas.microsoft.com/office/word/2012/wordml" xmlns:w16cex="http://schemas.microsoft.com/office/word/2018/wordml/cex" xmlns:w16cid="http://schemas.microsoft.com/office/word/2016/wordml/cid" xmlns:w16="http://schemas.microsoft.com/office/word/2018/wordml" xmlns:w16du="http://schemas.microsoft.com/office/word/2023/wordml/word16du" xmlns:w16sdtdh="http://schemas.microsoft.com/office/word/2020/wordml/sdtdatahash" xmlns:w16sdtfl="http://schemas.microsoft.com/office/word/2024/wordml/sdtformatlock" xmlns:w16se="http://schemas.microsoft.com/office/word/2015/wordml/symex" xmlns:wpg="http://schemas.microsoft.com/office/word/2010/wordprocessingGroup" xmlns:wpi="http://schemas.microsoft.com/office/word/2010/wordprocessingInk" xmlns:wne="http://schemas.microsoft.com/office/word/2006/wordml" xmlns:wps="http://schemas.microsoft.com/office/word/2010/wordprocessingShape" mc:Ignorable="w14 w15 w16se w16cid w16 w16cex w16sdtdh w16sdtfl w16du wp14">
   <w:p>
     <w:pPr>
       <w:pBdr>
@@ -17822,7 +19670,7 @@
 </file>
 
 <file path=word/footer2.xml><?xml version="1.0" encoding="utf-8"?>
-<w:ftr xmlns:wpc="http://schemas.microsoft.com/office/word/2010/wordprocessingCanvas" xmlns:cx="http://schemas.microsoft.com/office/drawing/2014/chartex" xmlns:cx1="http://schemas.microsoft.com/office/drawing/2015/9/8/chartex" xmlns:cx2="http://schemas.microsoft.com/office/drawing/2015/10/21/chartex" xmlns:cx3="http://schemas.microsoft.com/office/drawing/2016/5/9/chartex" xmlns:cx4="http://schemas.microsoft.com/office/drawing/2016/5/10/chartex" xmlns:cx5="http://schemas.microsoft.com/office/drawing/2016/5/11/chartex" xmlns:cx6="http://schemas.microsoft.com/office/drawing/2016/5/12/chartex" xmlns:cx7="http://schemas.microsoft.com/office/drawing/2016/5/13/chartex" xmlns:cx8="http://schemas.microsoft.com/office/drawing/2016/5/14/chartex" xmlns:mc="http://schemas.openxmlformats.org/markup-compatibility/2006" xmlns:aink="http://schemas.microsoft.com/office/drawing/2016/ink" xmlns:am3d="http://schemas.microsoft.com/office/drawing/2017/model3d" xmlns:o="urn:schemas-microsoft-com:office:office" xmlns:oel="http://schemas.microsoft.com/office/2019/extlst" xmlns:r="http://schemas.openxmlformats.org/officeDocument/2006/relationships" xmlns:m="http://schemas.openxmlformats.org/officeDocument/2006/math" xmlns:v="urn:schemas-microsoft-com:vml" xmlns:wp14="http://schemas.microsoft.com/office/word/2010/wordprocessingDrawing" xmlns:wp="http://schemas.openxmlformats.org/drawingml/2006/wordprocessingDrawing" xmlns:w10="urn:schemas-microsoft-com:office:word" xmlns:w="http://schemas.openxmlformats.org/wordprocessingml/2006/main" xmlns:w14="http://schemas.microsoft.com/office/word/2010/wordml" xmlns:w15="http://schemas.microsoft.com/office/word/2012/wordml" xmlns:w16cei="http://schemas.microsoft.com/office/word/2026/wordml/cei" xmlns:w16cex="http://schemas.microsoft.com/office/word/2018/wordml/cex" xmlns:w16cid="http://schemas.microsoft.com/office/word/2016/wordml/cid" xmlns:w16="http://schemas.microsoft.com/office/word/2018/wordml" xmlns:w16du="http://schemas.microsoft.com/office/word/2023/wordml/word16du" xmlns:w16sdtdh="http://schemas.microsoft.com/office/word/2020/wordml/sdtdatahash" xmlns:w16sdtfl="http://schemas.microsoft.com/office/word/2024/wordml/sdtformatlock" xmlns:w16se="http://schemas.microsoft.com/office/word/2015/wordml/symex" xmlns:wpg="http://schemas.microsoft.com/office/word/2010/wordprocessingGroup" xmlns:wpi="http://schemas.microsoft.com/office/word/2010/wordprocessingInk" xmlns:wne="http://schemas.microsoft.com/office/word/2006/wordml" xmlns:wps="http://schemas.microsoft.com/office/word/2010/wordprocessingShape" mc:Ignorable="w14 w15 w16se w16cid w16 w16cex w16sdtdh w16sdtfl w16du wp14">
+<w:ftr xmlns:wpc="http://schemas.microsoft.com/office/word/2010/wordprocessingCanvas" xmlns:cx="http://schemas.microsoft.com/office/drawing/2014/chartex" xmlns:cx1="http://schemas.microsoft.com/office/drawing/2015/9/8/chartex" xmlns:cx2="http://schemas.microsoft.com/office/drawing/2015/10/21/chartex" xmlns:cx3="http://schemas.microsoft.com/office/drawing/2016/5/9/chartex" xmlns:cx4="http://schemas.microsoft.com/office/drawing/2016/5/10/chartex" xmlns:cx5="http://schemas.microsoft.com/office/drawing/2016/5/11/chartex" xmlns:cx6="http://schemas.microsoft.com/office/drawing/2016/5/12/chartex" xmlns:cx7="http://schemas.microsoft.com/office/drawing/2016/5/13/chartex" xmlns:cx8="http://schemas.microsoft.com/office/drawing/2016/5/14/chartex" xmlns:mc="http://schemas.openxmlformats.org/markup-compatibility/2006" xmlns:aink="http://schemas.microsoft.com/office/drawing/2016/ink" xmlns:am3d="http://schemas.microsoft.com/office/drawing/2017/model3d" xmlns:o="urn:schemas-microsoft-com:office:office" xmlns:oel="http://schemas.microsoft.com/office/2019/extlst" xmlns:r="http://schemas.openxmlformats.org/officeDocument/2006/relationships" xmlns:m="http://schemas.openxmlformats.org/officeDocument/2006/math" xmlns:v="urn:schemas-microsoft-com:vml" xmlns:wp14="http://schemas.microsoft.com/office/word/2010/wordprocessingDrawing" xmlns:wp="http://schemas.openxmlformats.org/drawingml/2006/wordprocessingDrawing" xmlns:w10="urn:schemas-microsoft-com:office:word" xmlns:w="http://schemas.openxmlformats.org/wordprocessingml/2006/main" xmlns:w14="http://schemas.microsoft.com/office/word/2010/wordml" xmlns:w15="http://schemas.microsoft.com/office/word/2012/wordml" xmlns:w16cex="http://schemas.microsoft.com/office/word/2018/wordml/cex" xmlns:w16cid="http://schemas.microsoft.com/office/word/2016/wordml/cid" xmlns:w16="http://schemas.microsoft.com/office/word/2018/wordml" xmlns:w16du="http://schemas.microsoft.com/office/word/2023/wordml/word16du" xmlns:w16sdtdh="http://schemas.microsoft.com/office/word/2020/wordml/sdtdatahash" xmlns:w16sdtfl="http://schemas.microsoft.com/office/word/2024/wordml/sdtformatlock" xmlns:w16se="http://schemas.microsoft.com/office/word/2015/wordml/symex" xmlns:wpg="http://schemas.microsoft.com/office/word/2010/wordprocessingGroup" xmlns:wpi="http://schemas.microsoft.com/office/word/2010/wordprocessingInk" xmlns:wne="http://schemas.microsoft.com/office/word/2006/wordml" xmlns:wps="http://schemas.microsoft.com/office/word/2010/wordprocessingShape" mc:Ignorable="w14 w15 w16se w16cid w16 w16cex w16sdtdh w16sdtfl w16du wp14">
   <w:p>
     <w:pPr>
       <w:pBdr>
@@ -18025,7 +19873,7 @@
 </file>
 
 <file path=word/footer3.xml><?xml version="1.0" encoding="utf-8"?>
-<w:ftr xmlns:wpc="http://schemas.microsoft.com/office/word/2010/wordprocessingCanvas" xmlns:cx="http://schemas.microsoft.com/office/drawing/2014/chartex" xmlns:cx1="http://schemas.microsoft.com/office/drawing/2015/9/8/chartex" xmlns:cx2="http://schemas.microsoft.com/office/drawing/2015/10/21/chartex" xmlns:cx3="http://schemas.microsoft.com/office/drawing/2016/5/9/chartex" xmlns:cx4="http://schemas.microsoft.com/office/drawing/2016/5/10/chartex" xmlns:cx5="http://schemas.microsoft.com/office/drawing/2016/5/11/chartex" xmlns:cx6="http://schemas.microsoft.com/office/drawing/2016/5/12/chartex" xmlns:cx7="http://schemas.microsoft.com/office/drawing/2016/5/13/chartex" xmlns:cx8="http://schemas.microsoft.com/office/drawing/2016/5/14/chartex" xmlns:mc="http://schemas.openxmlformats.org/markup-compatibility/2006" xmlns:aink="http://schemas.microsoft.com/office/drawing/2016/ink" xmlns:am3d="http://schemas.microsoft.com/office/drawing/2017/model3d" xmlns:o="urn:schemas-microsoft-com:office:office" xmlns:oel="http://schemas.microsoft.com/office/2019/extlst" xmlns:r="http://schemas.openxmlformats.org/officeDocument/2006/relationships" xmlns:m="http://schemas.openxmlformats.org/officeDocument/2006/math" xmlns:v="urn:schemas-microsoft-com:vml" xmlns:wp14="http://schemas.microsoft.com/office/word/2010/wordprocessingDrawing" xmlns:wp="http://schemas.openxmlformats.org/drawingml/2006/wordprocessingDrawing" xmlns:w10="urn:schemas-microsoft-com:office:word" xmlns:w="http://schemas.openxmlformats.org/wordprocessingml/2006/main" xmlns:w14="http://schemas.microsoft.com/office/word/2010/wordml" xmlns:w15="http://schemas.microsoft.com/office/word/2012/wordml" xmlns:w16cei="http://schemas.microsoft.com/office/word/2026/wordml/cei" xmlns:w16cex="http://schemas.microsoft.com/office/word/2018/wordml/cex" xmlns:w16cid="http://schemas.microsoft.com/office/word/2016/wordml/cid" xmlns:w16="http://schemas.microsoft.com/office/word/2018/wordml" xmlns:w16du="http://schemas.microsoft.com/office/word/2023/wordml/word16du" xmlns:w16sdtdh="http://schemas.microsoft.com/office/word/2020/wordml/sdtdatahash" xmlns:w16sdtfl="http://schemas.microsoft.com/office/word/2024/wordml/sdtformatlock" xmlns:w16se="http://schemas.microsoft.com/office/word/2015/wordml/symex" xmlns:wpg="http://schemas.microsoft.com/office/word/2010/wordprocessingGroup" xmlns:wpi="http://schemas.microsoft.com/office/word/2010/wordprocessingInk" xmlns:wne="http://schemas.microsoft.com/office/word/2006/wordml" xmlns:wps="http://schemas.microsoft.com/office/word/2010/wordprocessingShape" mc:Ignorable="w14 w15 w16se w16cid w16 w16cex w16sdtdh w16sdtfl w16du wp14">
+<w:ftr xmlns:wpc="http://schemas.microsoft.com/office/word/2010/wordprocessingCanvas" xmlns:cx="http://schemas.microsoft.com/office/drawing/2014/chartex" xmlns:cx1="http://schemas.microsoft.com/office/drawing/2015/9/8/chartex" xmlns:cx2="http://schemas.microsoft.com/office/drawing/2015/10/21/chartex" xmlns:cx3="http://schemas.microsoft.com/office/drawing/2016/5/9/chartex" xmlns:cx4="http://schemas.microsoft.com/office/drawing/2016/5/10/chartex" xmlns:cx5="http://schemas.microsoft.com/office/drawing/2016/5/11/chartex" xmlns:cx6="http://schemas.microsoft.com/office/drawing/2016/5/12/chartex" xmlns:cx7="http://schemas.microsoft.com/office/drawing/2016/5/13/chartex" xmlns:cx8="http://schemas.microsoft.com/office/drawing/2016/5/14/chartex" xmlns:mc="http://schemas.openxmlformats.org/markup-compatibility/2006" xmlns:aink="http://schemas.microsoft.com/office/drawing/2016/ink" xmlns:am3d="http://schemas.microsoft.com/office/drawing/2017/model3d" xmlns:o="urn:schemas-microsoft-com:office:office" xmlns:oel="http://schemas.microsoft.com/office/2019/extlst" xmlns:r="http://schemas.openxmlformats.org/officeDocument/2006/relationships" xmlns:m="http://schemas.openxmlformats.org/officeDocument/2006/math" xmlns:v="urn:schemas-microsoft-com:vml" xmlns:wp14="http://schemas.microsoft.com/office/word/2010/wordprocessingDrawing" xmlns:wp="http://schemas.openxmlformats.org/drawingml/2006/wordprocessingDrawing" xmlns:w10="urn:schemas-microsoft-com:office:word" xmlns:w="http://schemas.openxmlformats.org/wordprocessingml/2006/main" xmlns:w14="http://schemas.microsoft.com/office/word/2010/wordml" xmlns:w15="http://schemas.microsoft.com/office/word/2012/wordml" xmlns:w16cex="http://schemas.microsoft.com/office/word/2018/wordml/cex" xmlns:w16cid="http://schemas.microsoft.com/office/word/2016/wordml/cid" xmlns:w16="http://schemas.microsoft.com/office/word/2018/wordml" xmlns:w16du="http://schemas.microsoft.com/office/word/2023/wordml/word16du" xmlns:w16sdtdh="http://schemas.microsoft.com/office/word/2020/wordml/sdtdatahash" xmlns:w16sdtfl="http://schemas.microsoft.com/office/word/2024/wordml/sdtformatlock" xmlns:w16se="http://schemas.microsoft.com/office/word/2015/wordml/symex" xmlns:wpg="http://schemas.microsoft.com/office/word/2010/wordprocessingGroup" xmlns:wpi="http://schemas.microsoft.com/office/word/2010/wordprocessingInk" xmlns:wne="http://schemas.microsoft.com/office/word/2006/wordml" xmlns:wps="http://schemas.microsoft.com/office/word/2010/wordprocessingShape" mc:Ignorable="w14 w15 w16se w16cid w16 w16cex w16sdtdh w16sdtfl w16du wp14">
   <w:p>
     <w:pPr>
       <w:pStyle w:val="Footer"/>
@@ -18035,7 +19883,7 @@
 </file>
 
 <file path=word/footnotes.xml><?xml version="1.0" encoding="utf-8"?>
-<w:footnotes xmlns:wpc="http://schemas.microsoft.com/office/word/2010/wordprocessingCanvas" xmlns:cx="http://schemas.microsoft.com/office/drawing/2014/chartex" xmlns:cx1="http://schemas.microsoft.com/office/drawing/2015/9/8/chartex" xmlns:cx2="http://schemas.microsoft.com/office/drawing/2015/10/21/chartex" xmlns:cx3="http://schemas.microsoft.com/office/drawing/2016/5/9/chartex" xmlns:cx4="http://schemas.microsoft.com/office/drawing/2016/5/10/chartex" xmlns:cx5="http://schemas.microsoft.com/office/drawing/2016/5/11/chartex" xmlns:cx6="http://schemas.microsoft.com/office/drawing/2016/5/12/chartex" xmlns:cx7="http://schemas.microsoft.com/office/drawing/2016/5/13/chartex" xmlns:cx8="http://schemas.microsoft.com/office/drawing/2016/5/14/chartex" xmlns:mc="http://schemas.openxmlformats.org/markup-compatibility/2006" xmlns:aink="http://schemas.microsoft.com/office/drawing/2016/ink" xmlns:am3d="http://schemas.microsoft.com/office/drawing/2017/model3d" xmlns:o="urn:schemas-microsoft-com:office:office" xmlns:oel="http://schemas.microsoft.com/office/2019/extlst" xmlns:r="http://schemas.openxmlformats.org/officeDocument/2006/relationships" xmlns:m="http://schemas.openxmlformats.org/officeDocument/2006/math" xmlns:v="urn:schemas-microsoft-com:vml" xmlns:wp14="http://schemas.microsoft.com/office/word/2010/wordprocessingDrawing" xmlns:wp="http://schemas.openxmlformats.org/drawingml/2006/wordprocessingDrawing" xmlns:w10="urn:schemas-microsoft-com:office:word" xmlns:w="http://schemas.openxmlformats.org/wordprocessingml/2006/main" xmlns:w14="http://schemas.microsoft.com/office/word/2010/wordml" xmlns:w15="http://schemas.microsoft.com/office/word/2012/wordml" xmlns:w16cei="http://schemas.microsoft.com/office/word/2026/wordml/cei" xmlns:w16cex="http://schemas.microsoft.com/office/word/2018/wordml/cex" xmlns:w16cid="http://schemas.microsoft.com/office/word/2016/wordml/cid" xmlns:w16="http://schemas.microsoft.com/office/word/2018/wordml" xmlns:w16du="http://schemas.microsoft.com/office/word/2023/wordml/word16du" xmlns:w16sdtdh="http://schemas.microsoft.com/office/word/2020/wordml/sdtdatahash" xmlns:w16sdtfl="http://schemas.microsoft.com/office/word/2024/wordml/sdtformatlock" xmlns:w16se="http://schemas.microsoft.com/office/word/2015/wordml/symex" xmlns:wpg="http://schemas.microsoft.com/office/word/2010/wordprocessingGroup" xmlns:wpi="http://schemas.microsoft.com/office/word/2010/wordprocessingInk" xmlns:wne="http://schemas.microsoft.com/office/word/2006/wordml" xmlns:wps="http://schemas.microsoft.com/office/word/2010/wordprocessingShape" mc:Ignorable="w14 w15 w16se w16cid w16 w16cex w16sdtdh w16sdtfl w16du wp14">
+<w:footnotes xmlns:wpc="http://schemas.microsoft.com/office/word/2010/wordprocessingCanvas" xmlns:cx="http://schemas.microsoft.com/office/drawing/2014/chartex" xmlns:cx1="http://schemas.microsoft.com/office/drawing/2015/9/8/chartex" xmlns:cx2="http://schemas.microsoft.com/office/drawing/2015/10/21/chartex" xmlns:cx3="http://schemas.microsoft.com/office/drawing/2016/5/9/chartex" xmlns:cx4="http://schemas.microsoft.com/office/drawing/2016/5/10/chartex" xmlns:cx5="http://schemas.microsoft.com/office/drawing/2016/5/11/chartex" xmlns:cx6="http://schemas.microsoft.com/office/drawing/2016/5/12/chartex" xmlns:cx7="http://schemas.microsoft.com/office/drawing/2016/5/13/chartex" xmlns:cx8="http://schemas.microsoft.com/office/drawing/2016/5/14/chartex" xmlns:mc="http://schemas.openxmlformats.org/markup-compatibility/2006" xmlns:aink="http://schemas.microsoft.com/office/drawing/2016/ink" xmlns:am3d="http://schemas.microsoft.com/office/drawing/2017/model3d" xmlns:o="urn:schemas-microsoft-com:office:office" xmlns:oel="http://schemas.microsoft.com/office/2019/extlst" xmlns:r="http://schemas.openxmlformats.org/officeDocument/2006/relationships" xmlns:m="http://schemas.openxmlformats.org/officeDocument/2006/math" xmlns:v="urn:schemas-microsoft-com:vml" xmlns:wp14="http://schemas.microsoft.com/office/word/2010/wordprocessingDrawing" xmlns:wp="http://schemas.openxmlformats.org/drawingml/2006/wordprocessingDrawing" xmlns:w10="urn:schemas-microsoft-com:office:word" xmlns:w="http://schemas.openxmlformats.org/wordprocessingml/2006/main" xmlns:w14="http://schemas.microsoft.com/office/word/2010/wordml" xmlns:w15="http://schemas.microsoft.com/office/word/2012/wordml" xmlns:w16cex="http://schemas.microsoft.com/office/word/2018/wordml/cex" xmlns:w16cid="http://schemas.microsoft.com/office/word/2016/wordml/cid" xmlns:w16="http://schemas.microsoft.com/office/word/2018/wordml" xmlns:w16du="http://schemas.microsoft.com/office/word/2023/wordml/word16du" xmlns:w16sdtdh="http://schemas.microsoft.com/office/word/2020/wordml/sdtdatahash" xmlns:w16sdtfl="http://schemas.microsoft.com/office/word/2024/wordml/sdtformatlock" xmlns:w16se="http://schemas.microsoft.com/office/word/2015/wordml/symex" xmlns:wpg="http://schemas.microsoft.com/office/word/2010/wordprocessingGroup" xmlns:wpi="http://schemas.microsoft.com/office/word/2010/wordprocessingInk" xmlns:wne="http://schemas.microsoft.com/office/word/2006/wordml" xmlns:wps="http://schemas.microsoft.com/office/word/2010/wordprocessingShape" mc:Ignorable="w14 w15 w16se w16cid w16 w16cex w16sdtdh w16sdtfl w16du wp14">
   <w:footnote w:type="separator" w:id="-1">
     <w:p>
       <w:pPr>
@@ -18060,7 +19908,7 @@
 </file>
 
 <file path=word/header1.xml><?xml version="1.0" encoding="utf-8"?>
-<w:hdr xmlns:wpc="http://schemas.microsoft.com/office/word/2010/wordprocessingCanvas" xmlns:cx="http://schemas.microsoft.com/office/drawing/2014/chartex" xmlns:cx1="http://schemas.microsoft.com/office/drawing/2015/9/8/chartex" xmlns:cx2="http://schemas.microsoft.com/office/drawing/2015/10/21/chartex" xmlns:cx3="http://schemas.microsoft.com/office/drawing/2016/5/9/chartex" xmlns:cx4="http://schemas.microsoft.com/office/drawing/2016/5/10/chartex" xmlns:cx5="http://schemas.microsoft.com/office/drawing/2016/5/11/chartex" xmlns:cx6="http://schemas.microsoft.com/office/drawing/2016/5/12/chartex" xmlns:cx7="http://schemas.microsoft.com/office/drawing/2016/5/13/chartex" xmlns:cx8="http://schemas.microsoft.com/office/drawing/2016/5/14/chartex" xmlns:mc="http://schemas.openxmlformats.org/markup-compatibility/2006" xmlns:aink="http://schemas.microsoft.com/office/drawing/2016/ink" xmlns:am3d="http://schemas.microsoft.com/office/drawing/2017/model3d" xmlns:o="urn:schemas-microsoft-com:office:office" xmlns:oel="http://schemas.microsoft.com/office/2019/extlst" xmlns:r="http://schemas.openxmlformats.org/officeDocument/2006/relationships" xmlns:m="http://schemas.openxmlformats.org/officeDocument/2006/math" xmlns:v="urn:schemas-microsoft-com:vml" xmlns:wp14="http://schemas.microsoft.com/office/word/2010/wordprocessingDrawing" xmlns:wp="http://schemas.openxmlformats.org/drawingml/2006/wordprocessingDrawing" xmlns:w10="urn:schemas-microsoft-com:office:word" xmlns:w="http://schemas.openxmlformats.org/wordprocessingml/2006/main" xmlns:w14="http://schemas.microsoft.com/office/word/2010/wordml" xmlns:w15="http://schemas.microsoft.com/office/word/2012/wordml" xmlns:w16cei="http://schemas.microsoft.com/office/word/2026/wordml/cei" xmlns:w16cex="http://schemas.microsoft.com/office/word/2018/wordml/cex" xmlns:w16cid="http://schemas.microsoft.com/office/word/2016/wordml/cid" xmlns:w16="http://schemas.microsoft.com/office/word/2018/wordml" xmlns:w16du="http://schemas.microsoft.com/office/word/2023/wordml/word16du" xmlns:w16sdtdh="http://schemas.microsoft.com/office/word/2020/wordml/sdtdatahash" xmlns:w16sdtfl="http://schemas.microsoft.com/office/word/2024/wordml/sdtformatlock" xmlns:w16se="http://schemas.microsoft.com/office/word/2015/wordml/symex" xmlns:wpg="http://schemas.microsoft.com/office/word/2010/wordprocessingGroup" xmlns:wpi="http://schemas.microsoft.com/office/word/2010/wordprocessingInk" xmlns:wne="http://schemas.microsoft.com/office/word/2006/wordml" xmlns:wps="http://schemas.microsoft.com/office/word/2010/wordprocessingShape" mc:Ignorable="w14 w15 w16se w16cid w16 w16cex w16sdtdh w16sdtfl w16du wp14">
+<w:hdr xmlns:wpc="http://schemas.microsoft.com/office/word/2010/wordprocessingCanvas" xmlns:cx="http://schemas.microsoft.com/office/drawing/2014/chartex" xmlns:cx1="http://schemas.microsoft.com/office/drawing/2015/9/8/chartex" xmlns:cx2="http://schemas.microsoft.com/office/drawing/2015/10/21/chartex" xmlns:cx3="http://schemas.microsoft.com/office/drawing/2016/5/9/chartex" xmlns:cx4="http://schemas.microsoft.com/office/drawing/2016/5/10/chartex" xmlns:cx5="http://schemas.microsoft.com/office/drawing/2016/5/11/chartex" xmlns:cx6="http://schemas.microsoft.com/office/drawing/2016/5/12/chartex" xmlns:cx7="http://schemas.microsoft.com/office/drawing/2016/5/13/chartex" xmlns:cx8="http://schemas.microsoft.com/office/drawing/2016/5/14/chartex" xmlns:mc="http://schemas.openxmlformats.org/markup-compatibility/2006" xmlns:aink="http://schemas.microsoft.com/office/drawing/2016/ink" xmlns:am3d="http://schemas.microsoft.com/office/drawing/2017/model3d" xmlns:o="urn:schemas-microsoft-com:office:office" xmlns:oel="http://schemas.microsoft.com/office/2019/extlst" xmlns:r="http://schemas.openxmlformats.org/officeDocument/2006/relationships" xmlns:m="http://schemas.openxmlformats.org/officeDocument/2006/math" xmlns:v="urn:schemas-microsoft-com:vml" xmlns:wp14="http://schemas.microsoft.com/office/word/2010/wordprocessingDrawing" xmlns:wp="http://schemas.openxmlformats.org/drawingml/2006/wordprocessingDrawing" xmlns:w10="urn:schemas-microsoft-com:office:word" xmlns:w="http://schemas.openxmlformats.org/wordprocessingml/2006/main" xmlns:w14="http://schemas.microsoft.com/office/word/2010/wordml" xmlns:w15="http://schemas.microsoft.com/office/word/2012/wordml" xmlns:w16cex="http://schemas.microsoft.com/office/word/2018/wordml/cex" xmlns:w16cid="http://schemas.microsoft.com/office/word/2016/wordml/cid" xmlns:w16="http://schemas.microsoft.com/office/word/2018/wordml" xmlns:w16du="http://schemas.microsoft.com/office/word/2023/wordml/word16du" xmlns:w16sdtdh="http://schemas.microsoft.com/office/word/2020/wordml/sdtdatahash" xmlns:w16sdtfl="http://schemas.microsoft.com/office/word/2024/wordml/sdtformatlock" xmlns:w16se="http://schemas.microsoft.com/office/word/2015/wordml/symex" xmlns:wpg="http://schemas.microsoft.com/office/word/2010/wordprocessingGroup" xmlns:wpi="http://schemas.microsoft.com/office/word/2010/wordprocessingInk" xmlns:wne="http://schemas.microsoft.com/office/word/2006/wordml" xmlns:wps="http://schemas.microsoft.com/office/word/2010/wordprocessingShape" mc:Ignorable="w14 w15 w16se w16cid w16 w16cex w16sdtdh w16sdtfl w16du wp14">
   <w:p>
     <w:pPr>
       <w:pStyle w:val="Header"/>
@@ -18073,7 +19921,7 @@
 </file>
 
 <file path=word/header2.xml><?xml version="1.0" encoding="utf-8"?>
-<w:hdr xmlns:wpc="http://schemas.microsoft.com/office/word/2010/wordprocessingCanvas" xmlns:cx="http://schemas.microsoft.com/office/drawing/2014/chartex" xmlns:cx1="http://schemas.microsoft.com/office/drawing/2015/9/8/chartex" xmlns:cx2="http://schemas.microsoft.com/office/drawing/2015/10/21/chartex" xmlns:cx3="http://schemas.microsoft.com/office/drawing/2016/5/9/chartex" xmlns:cx4="http://schemas.microsoft.com/office/drawing/2016/5/10/chartex" xmlns:cx5="http://schemas.microsoft.com/office/drawing/2016/5/11/chartex" xmlns:cx6="http://schemas.microsoft.com/office/drawing/2016/5/12/chartex" xmlns:cx7="http://schemas.microsoft.com/office/drawing/2016/5/13/chartex" xmlns:cx8="http://schemas.microsoft.com/office/drawing/2016/5/14/chartex" xmlns:mc="http://schemas.openxmlformats.org/markup-compatibility/2006" xmlns:aink="http://schemas.microsoft.com/office/drawing/2016/ink" xmlns:am3d="http://schemas.microsoft.com/office/drawing/2017/model3d" xmlns:o="urn:schemas-microsoft-com:office:office" xmlns:oel="http://schemas.microsoft.com/office/2019/extlst" xmlns:r="http://schemas.openxmlformats.org/officeDocument/2006/relationships" xmlns:m="http://schemas.openxmlformats.org/officeDocument/2006/math" xmlns:v="urn:schemas-microsoft-com:vml" xmlns:wp14="http://schemas.microsoft.com/office/word/2010/wordprocessingDrawing" xmlns:wp="http://schemas.openxmlformats.org/drawingml/2006/wordprocessingDrawing" xmlns:w10="urn:schemas-microsoft-com:office:word" xmlns:w="http://schemas.openxmlformats.org/wordprocessingml/2006/main" xmlns:w14="http://schemas.microsoft.com/office/word/2010/wordml" xmlns:w15="http://schemas.microsoft.com/office/word/2012/wordml" xmlns:w16cei="http://schemas.microsoft.com/office/word/2026/wordml/cei" xmlns:w16cex="http://schemas.microsoft.com/office/word/2018/wordml/cex" xmlns:w16cid="http://schemas.microsoft.com/office/word/2016/wordml/cid" xmlns:w16="http://schemas.microsoft.com/office/word/2018/wordml" xmlns:w16du="http://schemas.microsoft.com/office/word/2023/wordml/word16du" xmlns:w16sdtdh="http://schemas.microsoft.com/office/word/2020/wordml/sdtdatahash" xmlns:w16sdtfl="http://schemas.microsoft.com/office/word/2024/wordml/sdtformatlock" xmlns:w16se="http://schemas.microsoft.com/office/word/2015/wordml/symex" xmlns:wpg="http://schemas.microsoft.com/office/word/2010/wordprocessingGroup" xmlns:wpi="http://schemas.microsoft.com/office/word/2010/wordprocessingInk" xmlns:wne="http://schemas.microsoft.com/office/word/2006/wordml" xmlns:wps="http://schemas.microsoft.com/office/word/2010/wordprocessingShape" mc:Ignorable="w14 w15 w16se w16cid w16 w16cex w16sdtdh w16sdtfl w16du wp14">
+<w:hdr xmlns:wpc="http://schemas.microsoft.com/office/word/2010/wordprocessingCanvas" xmlns:cx="http://schemas.microsoft.com/office/drawing/2014/chartex" xmlns:cx1="http://schemas.microsoft.com/office/drawing/2015/9/8/chartex" xmlns:cx2="http://schemas.microsoft.com/office/drawing/2015/10/21/chartex" xmlns:cx3="http://schemas.microsoft.com/office/drawing/2016/5/9/chartex" xmlns:cx4="http://schemas.microsoft.com/office/drawing/2016/5/10/chartex" xmlns:cx5="http://schemas.microsoft.com/office/drawing/2016/5/11/chartex" xmlns:cx6="http://schemas.microsoft.com/office/drawing/2016/5/12/chartex" xmlns:cx7="http://schemas.microsoft.com/office/drawing/2016/5/13/chartex" xmlns:cx8="http://schemas.microsoft.com/office/drawing/2016/5/14/chartex" xmlns:mc="http://schemas.openxmlformats.org/markup-compatibility/2006" xmlns:aink="http://schemas.microsoft.com/office/drawing/2016/ink" xmlns:am3d="http://schemas.microsoft.com/office/drawing/2017/model3d" xmlns:o="urn:schemas-microsoft-com:office:office" xmlns:oel="http://schemas.microsoft.com/office/2019/extlst" xmlns:r="http://schemas.openxmlformats.org/officeDocument/2006/relationships" xmlns:m="http://schemas.openxmlformats.org/officeDocument/2006/math" xmlns:v="urn:schemas-microsoft-com:vml" xmlns:wp14="http://schemas.microsoft.com/office/word/2010/wordprocessingDrawing" xmlns:wp="http://schemas.openxmlformats.org/drawingml/2006/wordprocessingDrawing" xmlns:w10="urn:schemas-microsoft-com:office:word" xmlns:w="http://schemas.openxmlformats.org/wordprocessingml/2006/main" xmlns:w14="http://schemas.microsoft.com/office/word/2010/wordml" xmlns:w15="http://schemas.microsoft.com/office/word/2012/wordml" xmlns:w16cex="http://schemas.microsoft.com/office/word/2018/wordml/cex" xmlns:w16cid="http://schemas.microsoft.com/office/word/2016/wordml/cid" xmlns:w16="http://schemas.microsoft.com/office/word/2018/wordml" xmlns:w16du="http://schemas.microsoft.com/office/word/2023/wordml/word16du" xmlns:w16sdtdh="http://schemas.microsoft.com/office/word/2020/wordml/sdtdatahash" xmlns:w16sdtfl="http://schemas.microsoft.com/office/word/2024/wordml/sdtformatlock" xmlns:w16se="http://schemas.microsoft.com/office/word/2015/wordml/symex" xmlns:wpg="http://schemas.microsoft.com/office/word/2010/wordprocessingGroup" xmlns:wpi="http://schemas.microsoft.com/office/word/2010/wordprocessingInk" xmlns:wne="http://schemas.microsoft.com/office/word/2006/wordml" xmlns:wps="http://schemas.microsoft.com/office/word/2010/wordprocessingShape" mc:Ignorable="w14 w15 w16se w16cid w16 w16cex w16sdtdh w16sdtfl w16du wp14">
   <w:p>
     <w:pPr>
       <w:pStyle w:val="Header"/>
@@ -18086,7 +19934,7 @@
 </file>
 
 <file path=word/header3.xml><?xml version="1.0" encoding="utf-8"?>
-<w:hdr xmlns:wpc="http://schemas.microsoft.com/office/word/2010/wordprocessingCanvas" xmlns:cx="http://schemas.microsoft.com/office/drawing/2014/chartex" xmlns:cx1="http://schemas.microsoft.com/office/drawing/2015/9/8/chartex" xmlns:cx2="http://schemas.microsoft.com/office/drawing/2015/10/21/chartex" xmlns:cx3="http://schemas.microsoft.com/office/drawing/2016/5/9/chartex" xmlns:cx4="http://schemas.microsoft.com/office/drawing/2016/5/10/chartex" xmlns:cx5="http://schemas.microsoft.com/office/drawing/2016/5/11/chartex" xmlns:cx6="http://schemas.microsoft.com/office/drawing/2016/5/12/chartex" xmlns:cx7="http://schemas.microsoft.com/office/drawing/2016/5/13/chartex" xmlns:cx8="http://schemas.microsoft.com/office/drawing/2016/5/14/chartex" xmlns:mc="http://schemas.openxmlformats.org/markup-compatibility/2006" xmlns:aink="http://schemas.microsoft.com/office/drawing/2016/ink" xmlns:am3d="http://schemas.microsoft.com/office/drawing/2017/model3d" xmlns:o="urn:schemas-microsoft-com:office:office" xmlns:oel="http://schemas.microsoft.com/office/2019/extlst" xmlns:r="http://schemas.openxmlformats.org/officeDocument/2006/relationships" xmlns:m="http://schemas.openxmlformats.org/officeDocument/2006/math" xmlns:v="urn:schemas-microsoft-com:vml" xmlns:wp14="http://schemas.microsoft.com/office/word/2010/wordprocessingDrawing" xmlns:wp="http://schemas.openxmlformats.org/drawingml/2006/wordprocessingDrawing" xmlns:w10="urn:schemas-microsoft-com:office:word" xmlns:w="http://schemas.openxmlformats.org/wordprocessingml/2006/main" xmlns:w14="http://schemas.microsoft.com/office/word/2010/wordml" xmlns:w15="http://schemas.microsoft.com/office/word/2012/wordml" xmlns:w16cei="http://schemas.microsoft.com/office/word/2026/wordml/cei" xmlns:w16cex="http://schemas.microsoft.com/office/word/2018/wordml/cex" xmlns:w16cid="http://schemas.microsoft.com/office/word/2016/wordml/cid" xmlns:w16="http://schemas.microsoft.com/office/word/2018/wordml" xmlns:w16du="http://schemas.microsoft.com/office/word/2023/wordml/word16du" xmlns:w16sdtdh="http://schemas.microsoft.com/office/word/2020/wordml/sdtdatahash" xmlns:w16sdtfl="http://schemas.microsoft.com/office/word/2024/wordml/sdtformatlock" xmlns:w16se="http://schemas.microsoft.com/office/word/2015/wordml/symex" xmlns:wpg="http://schemas.microsoft.com/office/word/2010/wordprocessingGroup" xmlns:wpi="http://schemas.microsoft.com/office/word/2010/wordprocessingInk" xmlns:wne="http://schemas.microsoft.com/office/word/2006/wordml" xmlns:wps="http://schemas.microsoft.com/office/word/2010/wordprocessingShape" mc:Ignorable="w14 w15 w16se w16cid w16 w16cex w16sdtdh w16sdtfl w16du wp14">
+<w:hdr xmlns:wpc="http://schemas.microsoft.com/office/word/2010/wordprocessingCanvas" xmlns:cx="http://schemas.microsoft.com/office/drawing/2014/chartex" xmlns:cx1="http://schemas.microsoft.com/office/drawing/2015/9/8/chartex" xmlns:cx2="http://schemas.microsoft.com/office/drawing/2015/10/21/chartex" xmlns:cx3="http://schemas.microsoft.com/office/drawing/2016/5/9/chartex" xmlns:cx4="http://schemas.microsoft.com/office/drawing/2016/5/10/chartex" xmlns:cx5="http://schemas.microsoft.com/office/drawing/2016/5/11/chartex" xmlns:cx6="http://schemas.microsoft.com/office/drawing/2016/5/12/chartex" xmlns:cx7="http://schemas.microsoft.com/office/drawing/2016/5/13/chartex" xmlns:cx8="http://schemas.microsoft.com/office/drawing/2016/5/14/chartex" xmlns:mc="http://schemas.openxmlformats.org/markup-compatibility/2006" xmlns:aink="http://schemas.microsoft.com/office/drawing/2016/ink" xmlns:am3d="http://schemas.microsoft.com/office/drawing/2017/model3d" xmlns:o="urn:schemas-microsoft-com:office:office" xmlns:oel="http://schemas.microsoft.com/office/2019/extlst" xmlns:r="http://schemas.openxmlformats.org/officeDocument/2006/relationships" xmlns:m="http://schemas.openxmlformats.org/officeDocument/2006/math" xmlns:v="urn:schemas-microsoft-com:vml" xmlns:wp14="http://schemas.microsoft.com/office/word/2010/wordprocessingDrawing" xmlns:wp="http://schemas.openxmlformats.org/drawingml/2006/wordprocessingDrawing" xmlns:w10="urn:schemas-microsoft-com:office:word" xmlns:w="http://schemas.openxmlformats.org/wordprocessingml/2006/main" xmlns:w14="http://schemas.microsoft.com/office/word/2010/wordml" xmlns:w15="http://schemas.microsoft.com/office/word/2012/wordml" xmlns:w16cex="http://schemas.microsoft.com/office/word/2018/wordml/cex" xmlns:w16cid="http://schemas.microsoft.com/office/word/2016/wordml/cid" xmlns:w16="http://schemas.microsoft.com/office/word/2018/wordml" xmlns:w16du="http://schemas.microsoft.com/office/word/2023/wordml/word16du" xmlns:w16sdtdh="http://schemas.microsoft.com/office/word/2020/wordml/sdtdatahash" xmlns:w16sdtfl="http://schemas.microsoft.com/office/word/2024/wordml/sdtformatlock" xmlns:w16se="http://schemas.microsoft.com/office/word/2015/wordml/symex" xmlns:wpg="http://schemas.microsoft.com/office/word/2010/wordprocessingGroup" xmlns:wpi="http://schemas.microsoft.com/office/word/2010/wordprocessingInk" xmlns:wne="http://schemas.microsoft.com/office/word/2006/wordml" xmlns:wps="http://schemas.microsoft.com/office/word/2010/wordprocessingShape" mc:Ignorable="w14 w15 w16se w16cid w16 w16cex w16sdtdh w16sdtfl w16du wp14">
   <w:p>
     <w:pPr>
       <w:pStyle w:val="Header"/>

--- a/TS-Kramam/TS-4.4/TS 4.4 Tamil Krama Paatam Corrections.docx
+++ b/TS-Kramam/TS-4.4/TS 4.4 Tamil Krama Paatam Corrections.docx
@@ -3168,6 +3168,1122 @@
       </w:tr>
       <w:tr>
         <w:trPr>
+          <w:trHeight w:val="1833"/>
+        </w:trPr>
+        <w:tc>
+          <w:tcPr>
+            <w:tcW w:w="3906" w:type="dxa"/>
+          </w:tcPr>
+          <w:p>
+            <w:pPr>
+              <w:widowControl w:val="0"/>
+              <w:tabs>
+                <w:tab w:val="left" w:pos="993"/>
+              </w:tabs>
+              <w:autoSpaceDE w:val="0"/>
+              <w:autoSpaceDN w:val="0"/>
+              <w:adjustRightInd w:val="0"/>
+              <w:spacing w:before="0" w:line="240" w:lineRule="auto"/>
+              <w:ind w:right="297"/>
+              <w:rPr>
+                <w:rFonts w:cs="Arial"/>
+                <w:b/>
+                <w:sz w:val="28"/>
+                <w:szCs w:val="32"/>
+              </w:rPr>
+            </w:pPr>
+            <w:r>
+              <w:rPr>
+                <w:rFonts w:cs="Arial"/>
+                <w:b/>
+                <w:sz w:val="28"/>
+                <w:szCs w:val="32"/>
+              </w:rPr>
+              <w:lastRenderedPageBreak/>
+              <w:t>T.S.4.4.12.4</w:t>
+            </w:r>
+            <w:r>
+              <w:rPr>
+                <w:rFonts w:cs="Arial"/>
+                <w:b/>
+                <w:sz w:val="28"/>
+                <w:szCs w:val="32"/>
+              </w:rPr>
+              <w:t xml:space="preserve"> – Kramam</w:t>
+            </w:r>
+          </w:p>
+          <w:p>
+            <w:pPr>
+              <w:widowControl w:val="0"/>
+              <w:tabs>
+                <w:tab w:val="left" w:pos="993"/>
+              </w:tabs>
+              <w:autoSpaceDE w:val="0"/>
+              <w:autoSpaceDN w:val="0"/>
+              <w:adjustRightInd w:val="0"/>
+              <w:spacing w:before="0" w:line="240" w:lineRule="auto"/>
+              <w:ind w:right="297"/>
+              <w:rPr>
+                <w:rFonts w:cs="Arial"/>
+                <w:b/>
+                <w:sz w:val="28"/>
+                <w:szCs w:val="32"/>
+                <w:lang w:val="en-IN"/>
+              </w:rPr>
+            </w:pPr>
+            <w:r>
+              <w:rPr>
+                <w:rFonts w:cs="Arial"/>
+                <w:b/>
+                <w:sz w:val="28"/>
+                <w:szCs w:val="32"/>
+                <w:lang w:val="en-IN"/>
+              </w:rPr>
+              <w:t>Krama Vaakyam No.– 42,43,44</w:t>
+            </w:r>
+          </w:p>
+          <w:p>
+            <w:pPr>
+              <w:widowControl w:val="0"/>
+              <w:tabs>
+                <w:tab w:val="left" w:pos="993"/>
+              </w:tabs>
+              <w:autoSpaceDE w:val="0"/>
+              <w:autoSpaceDN w:val="0"/>
+              <w:adjustRightInd w:val="0"/>
+              <w:spacing w:before="0" w:line="240" w:lineRule="auto"/>
+              <w:ind w:right="297"/>
+              <w:rPr>
+                <w:rFonts w:cs="Arial"/>
+                <w:b/>
+                <w:sz w:val="28"/>
+                <w:szCs w:val="32"/>
+                <w:lang w:val="it-IT"/>
+              </w:rPr>
+            </w:pPr>
+            <w:r>
+              <w:rPr>
+                <w:rFonts w:cs="Arial"/>
+                <w:b/>
+                <w:sz w:val="28"/>
+                <w:szCs w:val="32"/>
+                <w:lang w:val="it-IT"/>
+              </w:rPr>
+              <w:t>Panchaati No</w:t>
+            </w:r>
+            <w:r>
+              <w:rPr>
+                <w:rFonts w:cs="Arial"/>
+                <w:b/>
+                <w:szCs w:val="32"/>
+                <w:lang w:val="it-IT"/>
+              </w:rPr>
+              <w:t>. - 36</w:t>
+            </w:r>
+          </w:p>
+        </w:tc>
+        <w:tc>
+          <w:tcPr>
+            <w:tcW w:w="5103" w:type="dxa"/>
+          </w:tcPr>
+          <w:p>
+            <w:pPr>
+              <w:widowControl w:val="0"/>
+              <w:autoSpaceDE w:val="0"/>
+              <w:autoSpaceDN w:val="0"/>
+              <w:adjustRightInd w:val="0"/>
+              <w:spacing w:line="252" w:lineRule="auto"/>
+              <w:rPr>
+                <w:rFonts w:ascii="Latha" w:hAnsi="Latha" w:cs="Latha"/>
+                <w:sz w:val="28"/>
+                <w:szCs w:val="28"/>
+                <w:lang w:val="it-IT" w:bidi="ta-IN"/>
+              </w:rPr>
+            </w:pPr>
+            <w:r>
+              <w:rPr>
+                <w:rFonts w:ascii="Latha" w:hAnsi="Latha" w:cs="Latha"/>
+                <w:sz w:val="28"/>
+                <w:szCs w:val="28"/>
+                <w:cs/>
+                <w:lang w:bidi="ta-IN"/>
+              </w:rPr>
+              <w:t>ஸாமா</w:t>
+            </w:r>
+            <w:r>
+              <w:rPr>
+                <w:rFonts w:ascii="Latha" w:hAnsi="Latha" w:cs="Latha"/>
+                <w:sz w:val="28"/>
+                <w:szCs w:val="28"/>
+                <w:highlight w:val="yellow"/>
+                <w:cs/>
+                <w:lang w:bidi="ta-IN"/>
+              </w:rPr>
+              <w:t>தி</w:t>
+            </w:r>
+            <w:r>
+              <w:rPr>
+                <w:rFonts w:ascii="BRH Tamil Tab Extra" w:hAnsi="BRH Tamil Tab Extra" w:cs="Latha" w:hint="cs"/>
+                <w:b/>
+                <w:sz w:val="36"/>
+                <w:szCs w:val="28"/>
+                <w:highlight w:val="yellow"/>
+                <w:cs/>
+                <w:lang w:bidi="ta-IN"/>
+              </w:rPr>
+              <w:t>ச்</w:t>
+            </w:r>
+            <w:r>
+              <w:rPr>
+                <w:rFonts w:ascii="Latha" w:hAnsi="Latha" w:cs="Latha"/>
+                <w:sz w:val="28"/>
+                <w:szCs w:val="28"/>
+                <w:highlight w:val="yellow"/>
+                <w:cs/>
+                <w:lang w:bidi="ta-IN"/>
+              </w:rPr>
+              <w:t>ச</w:t>
+            </w:r>
+            <w:r>
+              <w:rPr>
+                <w:rFonts w:ascii="Latha" w:hAnsi="Latha" w:cs="Latha"/>
+                <w:b/>
+                <w:bCs/>
+                <w:position w:val="-12"/>
+                <w:sz w:val="28"/>
+                <w:szCs w:val="28"/>
+                <w:highlight w:val="yellow"/>
+                <w:cs/>
+                <w:lang w:bidi="ta-IN"/>
+              </w:rPr>
+              <w:t>2</w:t>
+            </w:r>
+            <w:r>
+              <w:rPr>
+                <w:rFonts w:ascii="Latha" w:hAnsi="Latha" w:cs="Latha"/>
+                <w:sz w:val="28"/>
+                <w:szCs w:val="28"/>
+                <w:highlight w:val="yellow"/>
+                <w:cs/>
+                <w:lang w:bidi="ta-IN"/>
+              </w:rPr>
+              <w:t>ந்</w:t>
+            </w:r>
+            <w:r>
+              <w:rPr>
+                <w:rFonts w:ascii="Latha" w:hAnsi="Latha" w:cs="Latha"/>
+                <w:sz w:val="28"/>
+                <w:szCs w:val="28"/>
+                <w:cs/>
+                <w:lang w:bidi="ta-IN"/>
+              </w:rPr>
+              <w:t>தா</w:t>
+            </w:r>
+            <w:r>
+              <w:rPr>
+                <w:rFonts w:ascii="Latha" w:hAnsi="Latha" w:cs="Latha"/>
+                <w:b/>
+                <w:bCs/>
+                <w:position w:val="-12"/>
+                <w:sz w:val="28"/>
+                <w:szCs w:val="28"/>
+                <w:cs/>
+                <w:lang w:bidi="ta-IN"/>
+              </w:rPr>
+              <w:t>3</w:t>
+            </w:r>
+            <w:r>
+              <w:rPr>
+                <w:rFonts w:ascii="Latha" w:hAnsi="Latha" w:cs="Latha"/>
+                <w:b/>
+                <w:bCs/>
+                <w:sz w:val="32"/>
+                <w:szCs w:val="32"/>
+                <w:cs/>
+                <w:lang w:bidi="ta-IN"/>
+              </w:rPr>
+              <w:t>:</w:t>
+            </w:r>
+            <w:r>
+              <w:rPr>
+                <w:rFonts w:ascii="Latha" w:hAnsi="Latha" w:cs="Latha"/>
+                <w:sz w:val="28"/>
+                <w:szCs w:val="28"/>
+                <w:lang w:val="it-IT" w:bidi="ta-IN"/>
+              </w:rPr>
+              <w:t xml:space="preserve"> | </w:t>
+            </w:r>
+          </w:p>
+          <w:p>
+            <w:pPr>
+              <w:widowControl w:val="0"/>
+              <w:autoSpaceDE w:val="0"/>
+              <w:autoSpaceDN w:val="0"/>
+              <w:adjustRightInd w:val="0"/>
+              <w:spacing w:line="252" w:lineRule="auto"/>
+              <w:rPr>
+                <w:rFonts w:ascii="BRH Malayalam Extra" w:hAnsi="BRH Malayalam Extra" w:cs="BRH Malayalam Extra"/>
+                <w:color w:val="000000"/>
+                <w:sz w:val="40"/>
+                <w:szCs w:val="40"/>
+                <w:lang w:val="it-IT"/>
+              </w:rPr>
+            </w:pPr>
+            <w:r>
+              <w:rPr>
+                <w:rFonts w:ascii="Latha" w:hAnsi="Latha" w:cs="Latha"/>
+                <w:sz w:val="28"/>
+                <w:szCs w:val="28"/>
+                <w:cs/>
+                <w:lang w:bidi="ta-IN"/>
+              </w:rPr>
+              <w:t>அதி</w:t>
+            </w:r>
+            <w:r>
+              <w:rPr>
+                <w:rFonts w:ascii="BRH Tamil Tab Extra" w:hAnsi="BRH Tamil Tab Extra" w:cs="Latha"/>
+                <w:b/>
+                <w:sz w:val="36"/>
+                <w:szCs w:val="28"/>
+                <w:highlight w:val="cyan"/>
+                <w:lang w:val="it-IT" w:bidi="ta-IN"/>
+              </w:rPr>
+              <w:t>†</w:t>
+            </w:r>
+            <w:r>
+              <w:rPr>
+                <w:rFonts w:ascii="Latha" w:hAnsi="Latha" w:cs="Latha"/>
+                <w:sz w:val="28"/>
+                <w:szCs w:val="28"/>
+                <w:highlight w:val="yellow"/>
+                <w:cs/>
+                <w:lang w:bidi="ta-IN"/>
+              </w:rPr>
+              <w:t>ச</w:t>
+            </w:r>
+            <w:r>
+              <w:rPr>
+                <w:rFonts w:ascii="Latha" w:hAnsi="Latha" w:cs="Latha"/>
+                <w:b/>
+                <w:bCs/>
+                <w:position w:val="-12"/>
+                <w:sz w:val="28"/>
+                <w:szCs w:val="28"/>
+                <w:highlight w:val="yellow"/>
+                <w:cs/>
+                <w:lang w:bidi="ta-IN"/>
+              </w:rPr>
+              <w:t>2</w:t>
+            </w:r>
+            <w:r>
+              <w:rPr>
+                <w:rFonts w:ascii="Latha" w:hAnsi="Latha" w:cs="Latha"/>
+                <w:sz w:val="28"/>
+                <w:szCs w:val="28"/>
+                <w:highlight w:val="yellow"/>
+                <w:cs/>
+                <w:lang w:bidi="ta-IN"/>
+              </w:rPr>
+              <w:t>ந்</w:t>
+            </w:r>
+            <w:r>
+              <w:rPr>
+                <w:rFonts w:ascii="Latha" w:hAnsi="Latha" w:cs="Latha"/>
+                <w:sz w:val="28"/>
+                <w:szCs w:val="28"/>
+                <w:cs/>
+                <w:lang w:bidi="ta-IN"/>
+              </w:rPr>
+              <w:t>தா</w:t>
+            </w:r>
+            <w:r>
+              <w:rPr>
+                <w:rFonts w:ascii="Latha" w:hAnsi="Latha" w:cs="Latha"/>
+                <w:b/>
+                <w:bCs/>
+                <w:position w:val="-12"/>
+                <w:sz w:val="28"/>
+                <w:szCs w:val="28"/>
+                <w:cs/>
+                <w:lang w:bidi="ta-IN"/>
+              </w:rPr>
+              <w:t>3</w:t>
+            </w:r>
+            <w:r>
+              <w:rPr>
+                <w:rFonts w:ascii="Latha" w:hAnsi="Latha" w:cs="Latha"/>
+                <w:sz w:val="28"/>
+                <w:szCs w:val="28"/>
+                <w:lang w:val="it-IT" w:bidi="ta-IN"/>
+              </w:rPr>
+              <w:t xml:space="preserve"> </w:t>
+            </w:r>
+            <w:r>
+              <w:rPr>
+                <w:rFonts w:ascii="Latha" w:hAnsi="Latha" w:cs="Latha"/>
+                <w:sz w:val="28"/>
+                <w:szCs w:val="28"/>
+                <w:cs/>
+                <w:lang w:bidi="ta-IN"/>
+              </w:rPr>
+              <w:t>உ</w:t>
+            </w:r>
+            <w:r>
+              <w:rPr>
+                <w:rFonts w:ascii="Latha" w:hAnsi="Latha" w:cs="Latha"/>
+                <w:sz w:val="28"/>
+                <w:szCs w:val="28"/>
+                <w:lang w:val="it-IT" w:bidi="ta-IN"/>
+              </w:rPr>
+              <w:t xml:space="preserve"> | </w:t>
+            </w:r>
+            <w:r>
+              <w:rPr>
+                <w:rFonts w:ascii="Latha" w:hAnsi="Latha" w:cs="Latha"/>
+                <w:sz w:val="28"/>
+                <w:szCs w:val="28"/>
+                <w:cs/>
+                <w:lang w:bidi="ta-IN"/>
+              </w:rPr>
+              <w:t>அ</w:t>
+            </w:r>
+            <w:r>
+              <w:rPr>
+                <w:rFonts w:ascii="Latha" w:hAnsi="Latha" w:cs="Latha"/>
+                <w:sz w:val="28"/>
+                <w:szCs w:val="28"/>
+                <w:highlight w:val="yellow"/>
+                <w:cs/>
+                <w:lang w:bidi="ta-IN"/>
+              </w:rPr>
+              <w:t>தி</w:t>
+            </w:r>
+            <w:r>
+              <w:rPr>
+                <w:rFonts w:ascii="BRH Tamil Tab Extra" w:hAnsi="BRH Tamil Tab Extra" w:cs="Latha"/>
+                <w:b/>
+                <w:sz w:val="36"/>
+                <w:szCs w:val="28"/>
+                <w:highlight w:val="yellow"/>
+                <w:lang w:val="it-IT" w:bidi="ta-IN"/>
+              </w:rPr>
+              <w:t>†</w:t>
+            </w:r>
+            <w:r>
+              <w:rPr>
+                <w:rFonts w:ascii="Latha" w:hAnsi="Latha" w:cs="Latha"/>
+                <w:sz w:val="28"/>
+                <w:szCs w:val="28"/>
+                <w:highlight w:val="yellow"/>
+                <w:cs/>
+                <w:lang w:bidi="ta-IN"/>
+              </w:rPr>
+              <w:t>ச</w:t>
+            </w:r>
+            <w:r>
+              <w:rPr>
+                <w:rFonts w:ascii="Latha" w:hAnsi="Latha" w:cs="Latha"/>
+                <w:b/>
+                <w:bCs/>
+                <w:position w:val="-12"/>
+                <w:sz w:val="28"/>
+                <w:szCs w:val="28"/>
+                <w:highlight w:val="yellow"/>
+                <w:cs/>
+                <w:lang w:bidi="ta-IN"/>
+              </w:rPr>
+              <w:t>2</w:t>
+            </w:r>
+            <w:r>
+              <w:rPr>
+                <w:rFonts w:ascii="Latha" w:hAnsi="Latha" w:cs="Latha"/>
+                <w:sz w:val="28"/>
+                <w:szCs w:val="28"/>
+                <w:cs/>
+                <w:lang w:bidi="ta-IN"/>
+              </w:rPr>
+              <w:t>ந்தா</w:t>
+            </w:r>
+            <w:r>
+              <w:rPr>
+                <w:rFonts w:ascii="BRH Tamil Tab Extra" w:hAnsi="BRH Tamil Tab Extra" w:cs="Latha"/>
+                <w:b/>
+                <w:sz w:val="36"/>
+                <w:szCs w:val="28"/>
+                <w:lang w:val="it-IT" w:bidi="ta-IN"/>
+              </w:rPr>
+              <w:t>…</w:t>
+            </w:r>
+            <w:r>
+              <w:rPr>
+                <w:rFonts w:ascii="Latha" w:hAnsi="Latha" w:cs="Latha"/>
+                <w:b/>
+                <w:bCs/>
+                <w:position w:val="-12"/>
+                <w:sz w:val="28"/>
+                <w:szCs w:val="28"/>
+                <w:cs/>
+                <w:lang w:bidi="ta-IN"/>
+              </w:rPr>
+              <w:t>3</w:t>
+            </w:r>
+            <w:r>
+              <w:rPr>
+                <w:rFonts w:ascii="Latha" w:hAnsi="Latha" w:cs="Latha"/>
+                <w:sz w:val="28"/>
+                <w:szCs w:val="28"/>
+                <w:lang w:val="it-IT" w:bidi="ta-IN"/>
+              </w:rPr>
+              <w:t xml:space="preserve"> </w:t>
+            </w:r>
+            <w:r>
+              <w:rPr>
+                <w:rFonts w:ascii="Latha" w:hAnsi="Latha" w:cs="Latha"/>
+                <w:sz w:val="28"/>
+                <w:szCs w:val="28"/>
+                <w:cs/>
+                <w:lang w:bidi="ta-IN"/>
+              </w:rPr>
+              <w:br/>
+            </w:r>
+            <w:r>
+              <w:rPr>
+                <w:rFonts w:ascii="Latha" w:hAnsi="Latha" w:cs="Latha"/>
+                <w:sz w:val="28"/>
+                <w:szCs w:val="28"/>
+                <w:cs/>
+                <w:lang w:bidi="ta-IN"/>
+              </w:rPr>
+              <w:t>இத்யதி</w:t>
+            </w:r>
+            <w:r>
+              <w:rPr>
+                <w:rFonts w:ascii="BRH Tamil Tab Extra" w:hAnsi="BRH Tamil Tab Extra" w:cs="Latha"/>
+                <w:b/>
+                <w:sz w:val="36"/>
+                <w:szCs w:val="28"/>
+                <w:lang w:val="it-IT" w:bidi="ta-IN"/>
+              </w:rPr>
+              <w:t>†</w:t>
+            </w:r>
+            <w:r>
+              <w:rPr>
+                <w:rFonts w:ascii="Latha" w:hAnsi="Latha" w:cs="Latha"/>
+                <w:sz w:val="28"/>
+                <w:szCs w:val="28"/>
+                <w:lang w:val="it-IT" w:bidi="ta-IN"/>
+              </w:rPr>
+              <w:t xml:space="preserve"> - </w:t>
+            </w:r>
+            <w:r>
+              <w:rPr>
+                <w:rFonts w:ascii="Latha" w:hAnsi="Latha" w:cs="Latha"/>
+                <w:sz w:val="28"/>
+                <w:szCs w:val="28"/>
+                <w:cs/>
+                <w:lang w:bidi="ta-IN"/>
+              </w:rPr>
+              <w:t>ச</w:t>
+            </w:r>
+            <w:r>
+              <w:rPr>
+                <w:rFonts w:ascii="BRH Tamil Tab Extra" w:hAnsi="BRH Tamil Tab Extra" w:cs="Latha"/>
+                <w:b/>
+                <w:sz w:val="36"/>
+                <w:szCs w:val="28"/>
+                <w:lang w:val="it-IT" w:bidi="ta-IN"/>
+              </w:rPr>
+              <w:t>…</w:t>
+            </w:r>
+            <w:r>
+              <w:rPr>
+                <w:rFonts w:ascii="Latha" w:hAnsi="Latha" w:cs="Latha"/>
+                <w:b/>
+                <w:bCs/>
+                <w:position w:val="-12"/>
+                <w:sz w:val="28"/>
+                <w:szCs w:val="28"/>
+                <w:cs/>
+                <w:lang w:bidi="ta-IN"/>
+              </w:rPr>
+              <w:t>2</w:t>
+            </w:r>
+            <w:r>
+              <w:rPr>
+                <w:rFonts w:ascii="Latha" w:hAnsi="Latha" w:cs="Latha"/>
+                <w:sz w:val="28"/>
+                <w:szCs w:val="28"/>
+                <w:cs/>
+                <w:lang w:bidi="ta-IN"/>
+              </w:rPr>
+              <w:t>ந்தா</w:t>
+            </w:r>
+            <w:r>
+              <w:rPr>
+                <w:rFonts w:ascii="BRH Tamil Tab Extra" w:hAnsi="BRH Tamil Tab Extra" w:cs="Latha"/>
+                <w:b/>
+                <w:sz w:val="36"/>
+                <w:szCs w:val="28"/>
+                <w:lang w:val="it-IT" w:bidi="ta-IN"/>
+              </w:rPr>
+              <w:t>…</w:t>
+            </w:r>
+            <w:r>
+              <w:rPr>
+                <w:rFonts w:ascii="Latha" w:hAnsi="Latha" w:cs="Latha"/>
+                <w:b/>
+                <w:bCs/>
+                <w:position w:val="-12"/>
+                <w:sz w:val="28"/>
+                <w:szCs w:val="28"/>
+                <w:cs/>
+                <w:lang w:bidi="ta-IN"/>
+              </w:rPr>
+              <w:t>3</w:t>
+            </w:r>
+            <w:r>
+              <w:rPr>
+                <w:rFonts w:ascii="Latha" w:hAnsi="Latha" w:cs="Latha"/>
+                <w:b/>
+                <w:bCs/>
+                <w:sz w:val="32"/>
+                <w:szCs w:val="32"/>
+                <w:cs/>
+                <w:lang w:bidi="ta-IN"/>
+              </w:rPr>
+              <w:t>:</w:t>
+            </w:r>
+            <w:r>
+              <w:rPr>
+                <w:rFonts w:ascii="Latha" w:hAnsi="Latha" w:cs="Latha"/>
+                <w:sz w:val="28"/>
+                <w:szCs w:val="28"/>
+                <w:lang w:val="it-IT" w:bidi="ta-IN"/>
+              </w:rPr>
+              <w:t xml:space="preserve"> |</w:t>
+            </w:r>
+          </w:p>
+        </w:tc>
+        <w:tc>
+          <w:tcPr>
+            <w:tcW w:w="5386" w:type="dxa"/>
+          </w:tcPr>
+          <w:p>
+            <w:pPr>
+              <w:widowControl w:val="0"/>
+              <w:autoSpaceDE w:val="0"/>
+              <w:autoSpaceDN w:val="0"/>
+              <w:adjustRightInd w:val="0"/>
+              <w:spacing w:line="252" w:lineRule="auto"/>
+              <w:rPr>
+                <w:rFonts w:ascii="Latha" w:hAnsi="Latha" w:cs="Latha"/>
+                <w:sz w:val="28"/>
+                <w:szCs w:val="28"/>
+                <w:lang w:val="it-IT" w:bidi="ta-IN"/>
+              </w:rPr>
+            </w:pPr>
+            <w:r>
+              <w:rPr>
+                <w:rFonts w:ascii="Latha" w:hAnsi="Latha" w:cs="Latha"/>
+                <w:sz w:val="28"/>
+                <w:szCs w:val="28"/>
+                <w:cs/>
+                <w:lang w:bidi="ta-IN"/>
+              </w:rPr>
+              <w:t>ஸாமா</w:t>
+            </w:r>
+            <w:r>
+              <w:rPr>
+                <w:rFonts w:ascii="Latha" w:hAnsi="Latha" w:cs="Latha"/>
+                <w:sz w:val="28"/>
+                <w:szCs w:val="28"/>
+                <w:highlight w:val="green"/>
+                <w:cs/>
+                <w:lang w:bidi="ta-IN"/>
+              </w:rPr>
+              <w:t>தி</w:t>
+            </w:r>
+            <w:r>
+              <w:rPr>
+                <w:rFonts w:ascii="BRH Tamil Tab Extra" w:hAnsi="BRH Tamil Tab Extra" w:cs="Latha"/>
+                <w:b/>
+                <w:sz w:val="36"/>
+                <w:szCs w:val="28"/>
+                <w:highlight w:val="green"/>
+                <w:lang w:val="it-IT" w:bidi="ta-IN"/>
+              </w:rPr>
+              <w:t>†</w:t>
+            </w:r>
+            <w:r>
+              <w:rPr>
+                <w:rFonts w:ascii="BRH Tamil Tab Extra" w:hAnsi="BRH Tamil Tab Extra" w:cs="Latha" w:hint="cs"/>
+                <w:b/>
+                <w:sz w:val="36"/>
+                <w:szCs w:val="28"/>
+                <w:highlight w:val="green"/>
+                <w:cs/>
+                <w:lang w:bidi="ta-IN"/>
+              </w:rPr>
+              <w:t>ச்</w:t>
+            </w:r>
+            <w:r>
+              <w:rPr>
+                <w:rFonts w:ascii="Latha" w:hAnsi="Latha" w:cs="Latha"/>
+                <w:sz w:val="28"/>
+                <w:szCs w:val="28"/>
+                <w:highlight w:val="green"/>
+                <w:cs/>
+                <w:lang w:bidi="ta-IN"/>
+              </w:rPr>
+              <w:t>ச</w:t>
+            </w:r>
+            <w:r>
+              <w:rPr>
+                <w:rFonts w:ascii="Latha" w:hAnsi="Latha" w:cs="Latha"/>
+                <w:b/>
+                <w:bCs/>
+                <w:position w:val="-12"/>
+                <w:sz w:val="28"/>
+                <w:szCs w:val="28"/>
+                <w:highlight w:val="green"/>
+                <w:cs/>
+                <w:lang w:bidi="ta-IN"/>
+              </w:rPr>
+              <w:t>2</w:t>
+            </w:r>
+            <w:r>
+              <w:rPr>
+                <w:rFonts w:ascii="Latha" w:hAnsi="Latha" w:cs="Latha"/>
+                <w:sz w:val="28"/>
+                <w:szCs w:val="28"/>
+                <w:highlight w:val="green"/>
+                <w:cs/>
+                <w:lang w:bidi="ta-IN"/>
+              </w:rPr>
+              <w:t>ந்</w:t>
+            </w:r>
+            <w:r>
+              <w:rPr>
+                <w:rFonts w:ascii="Latha" w:hAnsi="Latha" w:cs="Latha"/>
+                <w:sz w:val="28"/>
+                <w:szCs w:val="28"/>
+                <w:cs/>
+                <w:lang w:bidi="ta-IN"/>
+              </w:rPr>
+              <w:t>தா</w:t>
+            </w:r>
+            <w:r>
+              <w:rPr>
+                <w:rFonts w:ascii="Latha" w:hAnsi="Latha" w:cs="Latha"/>
+                <w:b/>
+                <w:bCs/>
+                <w:position w:val="-12"/>
+                <w:sz w:val="28"/>
+                <w:szCs w:val="28"/>
+                <w:cs/>
+                <w:lang w:bidi="ta-IN"/>
+              </w:rPr>
+              <w:t>3</w:t>
+            </w:r>
+            <w:r>
+              <w:rPr>
+                <w:rFonts w:ascii="Latha" w:hAnsi="Latha" w:cs="Latha"/>
+                <w:b/>
+                <w:bCs/>
+                <w:sz w:val="32"/>
+                <w:szCs w:val="32"/>
+                <w:cs/>
+                <w:lang w:bidi="ta-IN"/>
+              </w:rPr>
+              <w:t>:</w:t>
+            </w:r>
+            <w:r>
+              <w:rPr>
+                <w:rFonts w:ascii="Latha" w:hAnsi="Latha" w:cs="Latha"/>
+                <w:sz w:val="28"/>
+                <w:szCs w:val="28"/>
+                <w:lang w:val="it-IT" w:bidi="ta-IN"/>
+              </w:rPr>
+              <w:t xml:space="preserve"> | </w:t>
+            </w:r>
+          </w:p>
+          <w:p>
+            <w:pPr>
+              <w:widowControl w:val="0"/>
+              <w:autoSpaceDE w:val="0"/>
+              <w:autoSpaceDN w:val="0"/>
+              <w:adjustRightInd w:val="0"/>
+              <w:spacing w:line="252" w:lineRule="auto"/>
+              <w:rPr>
+                <w:rFonts w:ascii="BRH Malayalam Extra" w:hAnsi="BRH Malayalam Extra" w:cs="BRH Malayalam Extra"/>
+                <w:color w:val="000000"/>
+                <w:sz w:val="40"/>
+                <w:szCs w:val="40"/>
+                <w:lang w:val="it-IT"/>
+              </w:rPr>
+            </w:pPr>
+            <w:r>
+              <w:rPr>
+                <w:rFonts w:ascii="Latha" w:hAnsi="Latha" w:cs="Latha"/>
+                <w:sz w:val="28"/>
+                <w:szCs w:val="28"/>
+                <w:cs/>
+                <w:lang w:bidi="ta-IN"/>
+              </w:rPr>
+              <w:t>அதி</w:t>
+            </w:r>
+            <w:r>
+              <w:rPr>
+                <w:rFonts w:ascii="BRH Tamil Tab Extra" w:hAnsi="BRH Tamil Tab Extra" w:cs="Latha"/>
+                <w:b/>
+                <w:sz w:val="36"/>
+                <w:szCs w:val="28"/>
+                <w:highlight w:val="green"/>
+                <w:lang w:val="it-IT" w:bidi="ta-IN"/>
+              </w:rPr>
+              <w:t>†</w:t>
+            </w:r>
+            <w:r>
+              <w:rPr>
+                <w:rFonts w:ascii="BRH Tamil Tab Extra" w:hAnsi="BRH Tamil Tab Extra" w:cs="Latha" w:hint="cs"/>
+                <w:b/>
+                <w:sz w:val="36"/>
+                <w:szCs w:val="28"/>
+                <w:highlight w:val="green"/>
+                <w:cs/>
+                <w:lang w:bidi="ta-IN"/>
+              </w:rPr>
+              <w:t>ச்</w:t>
+            </w:r>
+            <w:r>
+              <w:rPr>
+                <w:rFonts w:ascii="Latha" w:hAnsi="Latha" w:cs="Latha"/>
+                <w:sz w:val="28"/>
+                <w:szCs w:val="28"/>
+                <w:highlight w:val="green"/>
+                <w:cs/>
+                <w:lang w:bidi="ta-IN"/>
+              </w:rPr>
+              <w:t>ச</w:t>
+            </w:r>
+            <w:r>
+              <w:rPr>
+                <w:rFonts w:ascii="Latha" w:hAnsi="Latha" w:cs="Latha"/>
+                <w:b/>
+                <w:bCs/>
+                <w:position w:val="-12"/>
+                <w:sz w:val="28"/>
+                <w:szCs w:val="28"/>
+                <w:highlight w:val="green"/>
+                <w:cs/>
+                <w:lang w:bidi="ta-IN"/>
+              </w:rPr>
+              <w:t>2</w:t>
+            </w:r>
+            <w:r>
+              <w:rPr>
+                <w:rFonts w:ascii="Latha" w:hAnsi="Latha" w:cs="Latha"/>
+                <w:sz w:val="28"/>
+                <w:szCs w:val="28"/>
+                <w:highlight w:val="green"/>
+                <w:cs/>
+                <w:lang w:bidi="ta-IN"/>
+              </w:rPr>
+              <w:t>ந்</w:t>
+            </w:r>
+            <w:r>
+              <w:rPr>
+                <w:rFonts w:ascii="Latha" w:hAnsi="Latha" w:cs="Latha"/>
+                <w:sz w:val="28"/>
+                <w:szCs w:val="28"/>
+                <w:cs/>
+                <w:lang w:bidi="ta-IN"/>
+              </w:rPr>
+              <w:t>தா</w:t>
+            </w:r>
+            <w:r>
+              <w:rPr>
+                <w:rFonts w:ascii="Latha" w:hAnsi="Latha" w:cs="Latha"/>
+                <w:b/>
+                <w:bCs/>
+                <w:position w:val="-12"/>
+                <w:sz w:val="28"/>
+                <w:szCs w:val="28"/>
+                <w:cs/>
+                <w:lang w:bidi="ta-IN"/>
+              </w:rPr>
+              <w:t>3</w:t>
+            </w:r>
+            <w:r>
+              <w:rPr>
+                <w:rFonts w:ascii="Latha" w:hAnsi="Latha" w:cs="Latha"/>
+                <w:sz w:val="28"/>
+                <w:szCs w:val="28"/>
+                <w:lang w:val="it-IT" w:bidi="ta-IN"/>
+              </w:rPr>
+              <w:t xml:space="preserve"> </w:t>
+            </w:r>
+            <w:r>
+              <w:rPr>
+                <w:rFonts w:ascii="Latha" w:hAnsi="Latha" w:cs="Latha"/>
+                <w:sz w:val="28"/>
+                <w:szCs w:val="28"/>
+                <w:cs/>
+                <w:lang w:bidi="ta-IN"/>
+              </w:rPr>
+              <w:t>உ</w:t>
+            </w:r>
+            <w:r>
+              <w:rPr>
+                <w:rFonts w:ascii="Latha" w:hAnsi="Latha" w:cs="Latha"/>
+                <w:sz w:val="28"/>
+                <w:szCs w:val="28"/>
+                <w:lang w:val="it-IT" w:bidi="ta-IN"/>
+              </w:rPr>
+              <w:t xml:space="preserve"> | </w:t>
+            </w:r>
+            <w:r>
+              <w:rPr>
+                <w:rFonts w:ascii="Latha" w:hAnsi="Latha" w:cs="Latha"/>
+                <w:sz w:val="28"/>
+                <w:szCs w:val="28"/>
+                <w:cs/>
+                <w:lang w:bidi="ta-IN"/>
+              </w:rPr>
+              <w:t>அ</w:t>
+            </w:r>
+            <w:r>
+              <w:rPr>
+                <w:rFonts w:ascii="Latha" w:hAnsi="Latha" w:cs="Latha"/>
+                <w:sz w:val="28"/>
+                <w:szCs w:val="28"/>
+                <w:highlight w:val="green"/>
+                <w:cs/>
+                <w:lang w:bidi="ta-IN"/>
+              </w:rPr>
+              <w:t>தி</w:t>
+            </w:r>
+            <w:r>
+              <w:rPr>
+                <w:rFonts w:ascii="BRH Tamil Tab Extra" w:hAnsi="BRH Tamil Tab Extra" w:cs="Latha"/>
+                <w:b/>
+                <w:sz w:val="36"/>
+                <w:szCs w:val="28"/>
+                <w:highlight w:val="green"/>
+                <w:lang w:val="it-IT" w:bidi="ta-IN"/>
+              </w:rPr>
+              <w:t>†</w:t>
+            </w:r>
+            <w:r>
+              <w:rPr>
+                <w:rFonts w:ascii="BRH Tamil Tab Extra" w:hAnsi="BRH Tamil Tab Extra" w:cs="Latha" w:hint="cs"/>
+                <w:b/>
+                <w:sz w:val="36"/>
+                <w:szCs w:val="28"/>
+                <w:highlight w:val="green"/>
+                <w:cs/>
+                <w:lang w:bidi="ta-IN"/>
+              </w:rPr>
+              <w:t>ச்</w:t>
+            </w:r>
+            <w:r>
+              <w:rPr>
+                <w:rFonts w:ascii="Latha" w:hAnsi="Latha" w:cs="Latha"/>
+                <w:sz w:val="28"/>
+                <w:szCs w:val="28"/>
+                <w:highlight w:val="green"/>
+                <w:cs/>
+                <w:lang w:bidi="ta-IN"/>
+              </w:rPr>
+              <w:t>ச</w:t>
+            </w:r>
+            <w:r>
+              <w:rPr>
+                <w:rFonts w:ascii="Latha" w:hAnsi="Latha" w:cs="Latha"/>
+                <w:b/>
+                <w:bCs/>
+                <w:position w:val="-12"/>
+                <w:sz w:val="28"/>
+                <w:szCs w:val="28"/>
+                <w:highlight w:val="green"/>
+                <w:cs/>
+                <w:lang w:bidi="ta-IN"/>
+              </w:rPr>
+              <w:t>2</w:t>
+            </w:r>
+            <w:r>
+              <w:rPr>
+                <w:rFonts w:ascii="Latha" w:hAnsi="Latha" w:cs="Latha"/>
+                <w:sz w:val="28"/>
+                <w:szCs w:val="28"/>
+                <w:cs/>
+                <w:lang w:bidi="ta-IN"/>
+              </w:rPr>
+              <w:t>ந்தா</w:t>
+            </w:r>
+            <w:r>
+              <w:rPr>
+                <w:rFonts w:ascii="BRH Tamil Tab Extra" w:hAnsi="BRH Tamil Tab Extra" w:cs="Latha"/>
+                <w:b/>
+                <w:sz w:val="36"/>
+                <w:szCs w:val="28"/>
+                <w:lang w:val="it-IT" w:bidi="ta-IN"/>
+              </w:rPr>
+              <w:t>…</w:t>
+            </w:r>
+            <w:r>
+              <w:rPr>
+                <w:rFonts w:ascii="Latha" w:hAnsi="Latha" w:cs="Latha"/>
+                <w:b/>
+                <w:bCs/>
+                <w:position w:val="-12"/>
+                <w:sz w:val="28"/>
+                <w:szCs w:val="28"/>
+                <w:cs/>
+                <w:lang w:bidi="ta-IN"/>
+              </w:rPr>
+              <w:t>3</w:t>
+            </w:r>
+            <w:r>
+              <w:rPr>
+                <w:rFonts w:ascii="Latha" w:hAnsi="Latha" w:cs="Latha"/>
+                <w:sz w:val="28"/>
+                <w:szCs w:val="28"/>
+                <w:lang w:val="it-IT" w:bidi="ta-IN"/>
+              </w:rPr>
+              <w:t xml:space="preserve"> </w:t>
+            </w:r>
+            <w:r>
+              <w:rPr>
+                <w:rFonts w:ascii="Latha" w:hAnsi="Latha" w:cs="Latha"/>
+                <w:sz w:val="28"/>
+                <w:szCs w:val="28"/>
+                <w:cs/>
+                <w:lang w:bidi="ta-IN"/>
+              </w:rPr>
+              <w:br/>
+            </w:r>
+            <w:r>
+              <w:rPr>
+                <w:rFonts w:ascii="Latha" w:hAnsi="Latha" w:cs="Latha"/>
+                <w:sz w:val="28"/>
+                <w:szCs w:val="28"/>
+                <w:cs/>
+                <w:lang w:bidi="ta-IN"/>
+              </w:rPr>
+              <w:t>இத்யதி</w:t>
+            </w:r>
+            <w:r>
+              <w:rPr>
+                <w:rFonts w:ascii="BRH Tamil Tab Extra" w:hAnsi="BRH Tamil Tab Extra" w:cs="Latha"/>
+                <w:b/>
+                <w:sz w:val="36"/>
+                <w:szCs w:val="28"/>
+                <w:lang w:val="it-IT" w:bidi="ta-IN"/>
+              </w:rPr>
+              <w:t>†</w:t>
+            </w:r>
+            <w:r>
+              <w:rPr>
+                <w:rFonts w:ascii="Latha" w:hAnsi="Latha" w:cs="Latha"/>
+                <w:sz w:val="28"/>
+                <w:szCs w:val="28"/>
+                <w:lang w:val="it-IT" w:bidi="ta-IN"/>
+              </w:rPr>
+              <w:t xml:space="preserve"> - </w:t>
+            </w:r>
+            <w:r>
+              <w:rPr>
+                <w:rFonts w:ascii="Latha" w:hAnsi="Latha" w:cs="Latha"/>
+                <w:sz w:val="28"/>
+                <w:szCs w:val="28"/>
+                <w:cs/>
+                <w:lang w:bidi="ta-IN"/>
+              </w:rPr>
+              <w:t>ச</w:t>
+            </w:r>
+            <w:r>
+              <w:rPr>
+                <w:rFonts w:ascii="BRH Tamil Tab Extra" w:hAnsi="BRH Tamil Tab Extra" w:cs="Latha"/>
+                <w:b/>
+                <w:sz w:val="36"/>
+                <w:szCs w:val="28"/>
+                <w:lang w:val="it-IT" w:bidi="ta-IN"/>
+              </w:rPr>
+              <w:t>…</w:t>
+            </w:r>
+            <w:r>
+              <w:rPr>
+                <w:rFonts w:ascii="Latha" w:hAnsi="Latha" w:cs="Latha"/>
+                <w:b/>
+                <w:bCs/>
+                <w:position w:val="-12"/>
+                <w:sz w:val="28"/>
+                <w:szCs w:val="28"/>
+                <w:cs/>
+                <w:lang w:bidi="ta-IN"/>
+              </w:rPr>
+              <w:t>2</w:t>
+            </w:r>
+            <w:r>
+              <w:rPr>
+                <w:rFonts w:ascii="Latha" w:hAnsi="Latha" w:cs="Latha"/>
+                <w:sz w:val="28"/>
+                <w:szCs w:val="28"/>
+                <w:cs/>
+                <w:lang w:bidi="ta-IN"/>
+              </w:rPr>
+              <w:t>ந்தா</w:t>
+            </w:r>
+            <w:r>
+              <w:rPr>
+                <w:rFonts w:ascii="BRH Tamil Tab Extra" w:hAnsi="BRH Tamil Tab Extra" w:cs="Latha"/>
+                <w:b/>
+                <w:sz w:val="36"/>
+                <w:szCs w:val="28"/>
+                <w:lang w:val="it-IT" w:bidi="ta-IN"/>
+              </w:rPr>
+              <w:t>…</w:t>
+            </w:r>
+            <w:r>
+              <w:rPr>
+                <w:rFonts w:ascii="Latha" w:hAnsi="Latha" w:cs="Latha"/>
+                <w:b/>
+                <w:bCs/>
+                <w:position w:val="-12"/>
+                <w:sz w:val="28"/>
+                <w:szCs w:val="28"/>
+                <w:cs/>
+                <w:lang w:bidi="ta-IN"/>
+              </w:rPr>
+              <w:t>3</w:t>
+            </w:r>
+            <w:r>
+              <w:rPr>
+                <w:rFonts w:ascii="Latha" w:hAnsi="Latha" w:cs="Latha"/>
+                <w:b/>
+                <w:bCs/>
+                <w:sz w:val="32"/>
+                <w:szCs w:val="32"/>
+                <w:cs/>
+                <w:lang w:bidi="ta-IN"/>
+              </w:rPr>
+              <w:t>:</w:t>
+            </w:r>
+            <w:r>
+              <w:rPr>
+                <w:rFonts w:ascii="Latha" w:hAnsi="Latha" w:cs="Latha"/>
+                <w:sz w:val="28"/>
+                <w:szCs w:val="28"/>
+                <w:lang w:val="it-IT" w:bidi="ta-IN"/>
+              </w:rPr>
+              <w:t xml:space="preserve"> |</w:t>
+            </w:r>
+          </w:p>
+        </w:tc>
+      </w:tr>
+      <w:tr>
+        <w:trPr>
           <w:trHeight w:val="1118"/>
         </w:trPr>
         <w:tc>
@@ -3190,6 +4306,7 @@
                 <w:b/>
                 <w:sz w:val="28"/>
                 <w:szCs w:val="32"/>
+                <w:lang w:val="it-IT"/>
               </w:rPr>
             </w:pPr>
           </w:p>
@@ -3249,6 +4366,7 @@
           <w:sz w:val="32"/>
           <w:szCs w:val="32"/>
           <w:u w:val="single"/>
+          <w:lang w:val="it-IT"/>
         </w:rPr>
       </w:pPr>
     </w:p>
@@ -3261,6 +4379,7 @@
           <w:sz w:val="32"/>
           <w:szCs w:val="32"/>
           <w:u w:val="single"/>
+          <w:lang w:val="it-IT"/>
         </w:rPr>
       </w:pPr>
     </w:p>
@@ -3273,6 +4392,7 @@
           <w:sz w:val="32"/>
           <w:szCs w:val="32"/>
           <w:u w:val="single"/>
+          <w:lang w:val="it-IT"/>
         </w:rPr>
       </w:pPr>
     </w:p>
@@ -3285,6 +4405,7 @@
           <w:sz w:val="32"/>
           <w:szCs w:val="32"/>
           <w:u w:val="single"/>
+          <w:lang w:val="it-IT"/>
         </w:rPr>
       </w:pPr>
     </w:p>
@@ -3297,6 +4418,7 @@
           <w:sz w:val="32"/>
           <w:szCs w:val="32"/>
           <w:u w:val="single"/>
+          <w:lang w:val="it-IT"/>
         </w:rPr>
       </w:pPr>
     </w:p>
@@ -3309,6 +4431,7 @@
           <w:sz w:val="32"/>
           <w:szCs w:val="32"/>
           <w:u w:val="single"/>
+          <w:lang w:val="it-IT"/>
         </w:rPr>
       </w:pPr>
     </w:p>
@@ -3321,6 +4444,7 @@
           <w:sz w:val="32"/>
           <w:szCs w:val="32"/>
           <w:u w:val="single"/>
+          <w:lang w:val="it-IT"/>
         </w:rPr>
       </w:pPr>
     </w:p>
@@ -3333,6 +4457,7 @@
           <w:sz w:val="32"/>
           <w:szCs w:val="32"/>
           <w:u w:val="single"/>
+          <w:lang w:val="it-IT"/>
         </w:rPr>
       </w:pPr>
     </w:p>
@@ -3345,6 +4470,7 @@
           <w:sz w:val="32"/>
           <w:szCs w:val="32"/>
           <w:u w:val="single"/>
+          <w:lang w:val="it-IT"/>
         </w:rPr>
       </w:pPr>
     </w:p>
@@ -3475,6 +4601,7 @@
           <w:b/>
           <w:bCs/>
         </w:rPr>
+        <w:lastRenderedPageBreak/>
         <w:t>(ignore those which are already incorporated in your book’s version and date)</w:t>
       </w:r>
     </w:p>
@@ -4915,7 +6042,6 @@
                 <w:sz w:val="28"/>
                 <w:szCs w:val="32"/>
               </w:rPr>
-              <w:lastRenderedPageBreak/>
               <w:t>T.S.4.4.12.4</w:t>
             </w:r>
             <w:r>
@@ -6162,6 +7288,7 @@
                 <w:sz w:val="28"/>
                 <w:szCs w:val="32"/>
               </w:rPr>
+              <w:lastRenderedPageBreak/>
               <w:t>T.S.4.4.2.1 – Kramam</w:t>
             </w:r>
           </w:p>
@@ -7601,7 +8728,6 @@
                 <w:cs/>
                 <w:lang w:bidi="ta-IN"/>
               </w:rPr>
-              <w:lastRenderedPageBreak/>
               <w:t>ப்</w:t>
             </w:r>
             <w:r>
@@ -7768,7 +8894,6 @@
                 <w:cs/>
                 <w:lang w:bidi="ta-IN"/>
               </w:rPr>
-              <w:lastRenderedPageBreak/>
               <w:t>ஸ்தோமௌ</w:t>
             </w:r>
             <w:r>
@@ -7874,7 +8999,6 @@
                 <w:cs/>
                 <w:lang w:bidi="ta-IN"/>
               </w:rPr>
-              <w:lastRenderedPageBreak/>
               <w:t>ப்</w:t>
             </w:r>
             <w:r>
@@ -8056,7 +9180,6 @@
                 <w:sz w:val="28"/>
                 <w:szCs w:val="32"/>
               </w:rPr>
-              <w:lastRenderedPageBreak/>
               <w:t>T.S.4.4.3.2 – Kramam</w:t>
             </w:r>
           </w:p>
@@ -9703,6 +10826,7 @@
                 <w:sz w:val="28"/>
                 <w:szCs w:val="32"/>
               </w:rPr>
+              <w:lastRenderedPageBreak/>
               <w:t>T.S.4.4.4.2 – Kramam</w:t>
             </w:r>
           </w:p>
@@ -11259,7 +12383,6 @@
                 <w:sz w:val="28"/>
                 <w:szCs w:val="32"/>
               </w:rPr>
-              <w:lastRenderedPageBreak/>
               <w:t>T.S.4.4.4.6 – Kramam</w:t>
             </w:r>
           </w:p>
@@ -13493,6 +14616,7 @@
                 <w:sz w:val="28"/>
                 <w:szCs w:val="32"/>
               </w:rPr>
+              <w:lastRenderedPageBreak/>
               <w:t>T.S.4.4.6.2 – Kramam</w:t>
             </w:r>
           </w:p>
@@ -14900,7 +16024,6 @@
                 <w:sz w:val="28"/>
                 <w:szCs w:val="32"/>
               </w:rPr>
-              <w:lastRenderedPageBreak/>
               <w:t>T.S.4.4.9.1 – Kramam</w:t>
             </w:r>
           </w:p>
@@ -17409,6 +18532,7 @@
                 <w:sz w:val="28"/>
                 <w:szCs w:val="32"/>
               </w:rPr>
+              <w:lastRenderedPageBreak/>
               <w:t>T.S.4.4.11.4 – Kramam</w:t>
             </w:r>
           </w:p>
@@ -18900,7 +20024,6 @@
           <w:szCs w:val="40"/>
           <w:lang w:val="en-IN" w:eastAsia="en-IN"/>
         </w:rPr>
-        <w:lastRenderedPageBreak/>
         <w:t>"</w:t>
       </w:r>
       <w:r>
@@ -18945,7 +20068,16 @@
           <w:bCs/>
           <w:sz w:val="32"/>
         </w:rPr>
-        <w:t>replaced with</w:t>
+        <w:t xml:space="preserve">replaced </w:t>
+      </w:r>
+      <w:proofErr w:type="gramStart"/>
+      <w:r>
+        <w:rPr>
+          <w:b/>
+          <w:bCs/>
+          <w:sz w:val="32"/>
+        </w:rPr>
+        <w:t>with</w:t>
       </w:r>
       <w:r>
         <w:rPr>
@@ -18967,6 +20099,7 @@
         </w:rPr>
         <w:t>"</w:t>
       </w:r>
+      <w:proofErr w:type="gramEnd"/>
       <w:r>
         <w:rPr>
           <w:rFonts w:ascii="Latha" w:hAnsi="Latha" w:cs="Latha"/>

--- a/TS-Kramam/TS-4.4/TS 4.4 Tamil Krama Paatam Corrections.docx
+++ b/TS-Kramam/TS-4.4/TS 4.4 Tamil Krama Paatam Corrections.docx
@@ -91,7 +91,7 @@
           <w:szCs w:val="32"/>
           <w:u w:val="single"/>
         </w:rPr>
-        <w:t>xxxxxxxx</w:t>
+        <w:t>30th Sep 2026</w:t>
       </w:r>
     </w:p>
     <w:p>
@@ -1385,7 +1385,7 @@
                 <w:cs/>
                 <w:lang w:bidi="ta-IN"/>
               </w:rPr>
-              <w:t>புருப்</w:t>
+              <w:t>புரு</w:t>
             </w:r>
             <w:r>
               <w:rPr>
@@ -1396,7 +1396,17 @@
                 <w:cs/>
                 <w:lang w:bidi="ta-IN"/>
               </w:rPr>
-              <w:t>ரி</w:t>
+              <w:t>ப்ரி</w:t>
+            </w:r>
+            <w:r>
+              <w:rPr>
+                <w:rFonts w:ascii="BRH Tamil Tab Extra" w:hAnsi="BRH Tamil Tab Extra" w:cs="Latha"/>
+                <w:b/>
+                <w:sz w:val="36"/>
+                <w:szCs w:val="28"/>
+                <w:lang w:bidi="ta-IN"/>
+              </w:rPr>
+              <w:t>…</w:t>
             </w:r>
             <w:r>
               <w:rPr>
@@ -4282,80 +4292,6 @@
           </w:p>
         </w:tc>
       </w:tr>
-      <w:tr>
-        <w:trPr>
-          <w:trHeight w:val="1118"/>
-        </w:trPr>
-        <w:tc>
-          <w:tcPr>
-            <w:tcW w:w="3906" w:type="dxa"/>
-          </w:tcPr>
-          <w:p>
-            <w:pPr>
-              <w:widowControl w:val="0"/>
-              <w:tabs>
-                <w:tab w:val="left" w:pos="993"/>
-              </w:tabs>
-              <w:autoSpaceDE w:val="0"/>
-              <w:autoSpaceDN w:val="0"/>
-              <w:adjustRightInd w:val="0"/>
-              <w:spacing w:before="0" w:line="252" w:lineRule="auto"/>
-              <w:ind w:right="297"/>
-              <w:rPr>
-                <w:rFonts w:cs="Arial"/>
-                <w:b/>
-                <w:sz w:val="28"/>
-                <w:szCs w:val="32"/>
-                <w:lang w:val="it-IT"/>
-              </w:rPr>
-            </w:pPr>
-          </w:p>
-        </w:tc>
-        <w:tc>
-          <w:tcPr>
-            <w:tcW w:w="5103" w:type="dxa"/>
-          </w:tcPr>
-          <w:p>
-            <w:pPr>
-              <w:widowControl w:val="0"/>
-              <w:autoSpaceDE w:val="0"/>
-              <w:autoSpaceDN w:val="0"/>
-              <w:adjustRightInd w:val="0"/>
-              <w:spacing w:before="0" w:line="240" w:lineRule="auto"/>
-              <w:ind w:right="-136"/>
-              <w:rPr>
-                <w:rFonts w:ascii="Latha" w:hAnsi="Latha" w:cs="Latha"/>
-                <w:sz w:val="28"/>
-                <w:szCs w:val="28"/>
-                <w:cs/>
-                <w:lang w:bidi="ta-IN"/>
-              </w:rPr>
-            </w:pPr>
-          </w:p>
-        </w:tc>
-        <w:tc>
-          <w:tcPr>
-            <w:tcW w:w="5386" w:type="dxa"/>
-          </w:tcPr>
-          <w:p>
-            <w:pPr>
-              <w:widowControl w:val="0"/>
-              <w:autoSpaceDE w:val="0"/>
-              <w:autoSpaceDN w:val="0"/>
-              <w:adjustRightInd w:val="0"/>
-              <w:spacing w:line="252" w:lineRule="auto"/>
-              <w:ind w:right="-138"/>
-              <w:rPr>
-                <w:rFonts w:ascii="Latha" w:hAnsi="Latha" w:cs="Latha"/>
-                <w:sz w:val="28"/>
-                <w:szCs w:val="28"/>
-                <w:cs/>
-                <w:lang w:bidi="ta-IN"/>
-              </w:rPr>
-            </w:pPr>
-          </w:p>
-        </w:tc>
-      </w:tr>
     </w:tbl>
     <w:p>
       <w:pPr>
@@ -4369,10 +4305,7 @@
           <w:lang w:val="it-IT"/>
         </w:rPr>
       </w:pPr>
-    </w:p>
-    <w:p>
-      <w:pPr>
-        <w:jc w:val="center"/>
+      <w:r>
         <w:rPr>
           <w:b/>
           <w:bCs/>
@@ -4381,98 +4314,8 @@
           <w:u w:val="single"/>
           <w:lang w:val="it-IT"/>
         </w:rPr>
-      </w:pPr>
-    </w:p>
-    <w:p>
-      <w:pPr>
-        <w:jc w:val="center"/>
-        <w:rPr>
-          <w:b/>
-          <w:bCs/>
-          <w:sz w:val="32"/>
-          <w:szCs w:val="32"/>
-          <w:u w:val="single"/>
-          <w:lang w:val="it-IT"/>
-        </w:rPr>
-      </w:pPr>
-    </w:p>
-    <w:p>
-      <w:pPr>
-        <w:jc w:val="center"/>
-        <w:rPr>
-          <w:b/>
-          <w:bCs/>
-          <w:sz w:val="32"/>
-          <w:szCs w:val="32"/>
-          <w:u w:val="single"/>
-          <w:lang w:val="it-IT"/>
-        </w:rPr>
-      </w:pPr>
-    </w:p>
-    <w:p>
-      <w:pPr>
-        <w:jc w:val="center"/>
-        <w:rPr>
-          <w:b/>
-          <w:bCs/>
-          <w:sz w:val="32"/>
-          <w:szCs w:val="32"/>
-          <w:u w:val="single"/>
-          <w:lang w:val="it-IT"/>
-        </w:rPr>
-      </w:pPr>
-    </w:p>
-    <w:p>
-      <w:pPr>
-        <w:jc w:val="center"/>
-        <w:rPr>
-          <w:b/>
-          <w:bCs/>
-          <w:sz w:val="32"/>
-          <w:szCs w:val="32"/>
-          <w:u w:val="single"/>
-          <w:lang w:val="it-IT"/>
-        </w:rPr>
-      </w:pPr>
-    </w:p>
-    <w:p>
-      <w:pPr>
-        <w:jc w:val="center"/>
-        <w:rPr>
-          <w:b/>
-          <w:bCs/>
-          <w:sz w:val="32"/>
-          <w:szCs w:val="32"/>
-          <w:u w:val="single"/>
-          <w:lang w:val="it-IT"/>
-        </w:rPr>
-      </w:pPr>
-    </w:p>
-    <w:p>
-      <w:pPr>
-        <w:jc w:val="center"/>
-        <w:rPr>
-          <w:b/>
-          <w:bCs/>
-          <w:sz w:val="32"/>
-          <w:szCs w:val="32"/>
-          <w:u w:val="single"/>
-          <w:lang w:val="it-IT"/>
-        </w:rPr>
-      </w:pPr>
-    </w:p>
-    <w:p>
-      <w:pPr>
-        <w:jc w:val="center"/>
-        <w:rPr>
-          <w:b/>
-          <w:bCs/>
-          <w:sz w:val="32"/>
-          <w:szCs w:val="32"/>
-          <w:u w:val="single"/>
-          <w:lang w:val="it-IT"/>
-        </w:rPr>
-      </w:pPr>
+        <w:t>===================</w:t>
+      </w:r>
     </w:p>
     <w:p>
       <w:pPr>
@@ -4601,7 +4444,6 @@
           <w:b/>
           <w:bCs/>
         </w:rPr>
-        <w:lastRenderedPageBreak/>
         <w:t>(ignore those which are already incorporated in your book’s version and date)</w:t>
       </w:r>
     </w:p>
@@ -6547,6 +6389,7 @@
           <w:szCs w:val="32"/>
           <w:u w:val="single"/>
         </w:rPr>
+        <w:lastRenderedPageBreak/>
         <w:t xml:space="preserve">TS </w:t>
       </w:r>
       <w:r>
@@ -7288,7 +7131,6 @@
                 <w:sz w:val="28"/>
                 <w:szCs w:val="32"/>
               </w:rPr>
-              <w:lastRenderedPageBreak/>
               <w:t>T.S.4.4.2.1 – Kramam</w:t>
             </w:r>
           </w:p>
@@ -7703,7 +7545,15 @@
                 <w:b/>
                 <w:bCs/>
               </w:rPr>
-              <w:t>(swara bak</w:t>
+              <w:t xml:space="preserve">(swara </w:t>
+            </w:r>
+            <w:proofErr w:type="spellStart"/>
+            <w:r>
+              <w:rPr>
+                <w:b/>
+                <w:bCs/>
+              </w:rPr>
+              <w:t>bak</w:t>
             </w:r>
             <w:r>
               <w:rPr>
@@ -7719,6 +7569,7 @@
               </w:rPr>
               <w:t>ti</w:t>
             </w:r>
+            <w:proofErr w:type="spellEnd"/>
             <w:r>
               <w:rPr>
                 <w:rFonts w:ascii="BRH Devanagari Extra" w:hAnsi="BRH Devanagari Extra" w:cs="BRH Devanagari Extra"/>
@@ -9068,6 +8919,7 @@
               </w:rPr>
               <w:t>வ்யா</w:t>
             </w:r>
+            <w:proofErr w:type="spellStart"/>
             <w:r>
               <w:rPr>
                 <w:rFonts w:ascii="BRH Devanagari Extra" w:hAnsi="BRH Devanagari Extra" w:cs="BRH Devanagari Extra"/>
@@ -9087,6 +8939,7 @@
               </w:rPr>
               <w:t>è</w:t>
             </w:r>
+            <w:proofErr w:type="spellEnd"/>
             <w:r>
               <w:rPr>
                 <w:rFonts w:ascii="Latha" w:hAnsi="Latha" w:cs="Latha"/>
@@ -9543,6 +9396,7 @@
                 <w:sz w:val="28"/>
                 <w:szCs w:val="32"/>
               </w:rPr>
+              <w:lastRenderedPageBreak/>
               <w:t>T.S.4.4.3.2 – Kramam</w:t>
             </w:r>
           </w:p>
@@ -10826,7 +10680,6 @@
                 <w:sz w:val="28"/>
                 <w:szCs w:val="32"/>
               </w:rPr>
-              <w:lastRenderedPageBreak/>
               <w:t>T.S.4.4.4.2 – Kramam</w:t>
             </w:r>
           </w:p>
@@ -13780,6 +13633,7 @@
                 <w:sz w:val="28"/>
                 <w:szCs w:val="32"/>
               </w:rPr>
+              <w:lastRenderedPageBreak/>
               <w:t>T.S.4.4.4.7 – Kramam</w:t>
             </w:r>
           </w:p>
@@ -14616,7 +14470,6 @@
                 <w:sz w:val="28"/>
                 <w:szCs w:val="32"/>
               </w:rPr>
-              <w:lastRenderedPageBreak/>
               <w:t>T.S.4.4.6.2 – Kramam</w:t>
             </w:r>
           </w:p>
@@ -16570,7 +16423,23 @@
                 <w:b/>
                 <w:bCs/>
               </w:rPr>
-              <w:t>“rvo” )</w:t>
+              <w:t>“</w:t>
+            </w:r>
+            <w:proofErr w:type="spellStart"/>
+            <w:r>
+              <w:rPr>
+                <w:b/>
+                <w:bCs/>
+              </w:rPr>
+              <w:t>rvo</w:t>
+            </w:r>
+            <w:proofErr w:type="spellEnd"/>
+            <w:r>
+              <w:rPr>
+                <w:b/>
+                <w:bCs/>
+              </w:rPr>
+              <w:t>” )</w:t>
             </w:r>
           </w:p>
         </w:tc>
@@ -17277,6 +17146,7 @@
                 <w:sz w:val="28"/>
                 <w:szCs w:val="32"/>
               </w:rPr>
+              <w:lastRenderedPageBreak/>
               <w:t>T.S.4.4.11.1 – Kramam</w:t>
             </w:r>
           </w:p>
@@ -17720,7 +17590,23 @@
                 <w:b/>
                 <w:bCs/>
               </w:rPr>
-              <w:t>(visargam inserted)</w:t>
+              <w:t>(</w:t>
+            </w:r>
+            <w:proofErr w:type="spellStart"/>
+            <w:r>
+              <w:rPr>
+                <w:b/>
+                <w:bCs/>
+              </w:rPr>
+              <w:t>visargam</w:t>
+            </w:r>
+            <w:proofErr w:type="spellEnd"/>
+            <w:r>
+              <w:rPr>
+                <w:b/>
+                <w:bCs/>
+              </w:rPr>
+              <w:t xml:space="preserve"> inserted)</w:t>
             </w:r>
           </w:p>
         </w:tc>
@@ -18482,12 +18368,21 @@
               </w:rPr>
               <w:t xml:space="preserve">the </w:t>
             </w:r>
-            <w:r>
-              <w:rPr>
-                <w:b/>
-                <w:bCs/>
-              </w:rPr>
-              <w:t xml:space="preserve">kramam </w:t>
+            <w:proofErr w:type="spellStart"/>
+            <w:r>
+              <w:rPr>
+                <w:b/>
+                <w:bCs/>
+              </w:rPr>
+              <w:t>kramam</w:t>
+            </w:r>
+            <w:proofErr w:type="spellEnd"/>
+            <w:r>
+              <w:rPr>
+                <w:b/>
+                <w:bCs/>
+              </w:rPr>
+              <w:t xml:space="preserve"> </w:t>
             </w:r>
             <w:r>
               <w:rPr>
@@ -18532,7 +18427,6 @@
                 <w:sz w:val="28"/>
                 <w:szCs w:val="32"/>
               </w:rPr>
-              <w:lastRenderedPageBreak/>
               <w:t>T.S.4.4.11.4 – Kramam</w:t>
             </w:r>
           </w:p>
@@ -20203,6 +20097,7 @@
           <w:szCs w:val="32"/>
           <w:u w:val="single"/>
         </w:rPr>
+        <w:lastRenderedPageBreak/>
         <w:t xml:space="preserve">TS </w:t>
       </w:r>
       <w:r>
